--- a/插件详细手册/1.系统/关于按钮组核心.docx
+++ b/插件详细手册/1.系统/关于按钮组核心.docx
@@ -1286,7 +1286,7 @@
           <v:shape id="_x0000_i1025" type="#_x0000_t75" style="width:631.8pt;height:111.6pt" o:ole="">
             <v:imagedata r:id="rId8" o:title=""/>
           </v:shape>
-          <o:OLEObject Type="Embed" ProgID="Visio.Drawing.15" ShapeID="_x0000_i1025" DrawAspect="Content" ObjectID="_1668790394" r:id="rId9"/>
+          <o:OLEObject Type="Embed" ProgID="Visio.Drawing.15" ShapeID="_x0000_i1025" DrawAspect="Content" ObjectID="_1677903208" r:id="rId9"/>
         </w:object>
       </w:r>
     </w:p>
@@ -1386,7 +1386,7 @@
           <v:shape id="_x0000_i1026" type="#_x0000_t75" style="width:697.2pt;height:306.6pt" o:ole="">
             <v:imagedata r:id="rId10" o:title=""/>
           </v:shape>
-          <o:OLEObject Type="Embed" ProgID="Visio.Drawing.15" ShapeID="_x0000_i1026" DrawAspect="Content" ObjectID="_1668790395" r:id="rId11"/>
+          <o:OLEObject Type="Embed" ProgID="Visio.Drawing.15" ShapeID="_x0000_i1026" DrawAspect="Content" ObjectID="_1677903209" r:id="rId11"/>
         </w:object>
       </w:r>
     </w:p>
@@ -1426,6 +1426,8 @@
           <w:sz w:val="28"/>
         </w:rPr>
       </w:pPr>
+      <w:bookmarkStart w:id="1" w:name="_按钮组中心"/>
+      <w:bookmarkEnd w:id="1"/>
       <w:r>
         <w:rPr>
           <w:rFonts w:hint="eastAsia"/>
@@ -1760,18 +1762,1079 @@
           <w:sz w:val="28"/>
         </w:rPr>
       </w:pPr>
-      <w:bookmarkStart w:id="1" w:name="按钮贴图"/>
-      <w:bookmarkStart w:id="2" w:name="按钮名称"/>
       <w:r>
         <w:rPr>
           <w:rFonts w:hint="eastAsia"/>
           <w:sz w:val="28"/>
         </w:rPr>
         <w:lastRenderedPageBreak/>
-        <w:t>按钮贴图</w:t>
-      </w:r>
-    </w:p>
-    <w:bookmarkEnd w:id="1"/>
+        <w:t>起点</w:t>
+      </w:r>
+    </w:p>
+    <w:p>
+      <w:pPr>
+        <w:widowControl/>
+        <w:adjustRightInd w:val="0"/>
+        <w:snapToGrid w:val="0"/>
+        <w:jc w:val="left"/>
+        <w:rPr>
+          <w:rFonts w:ascii="Tahoma" w:eastAsia="微软雅黑" w:hAnsi="Tahoma"/>
+          <w:kern w:val="0"/>
+          <w:sz w:val="22"/>
+        </w:rPr>
+      </w:pPr>
+      <w:r>
+        <w:rPr>
+          <w:rFonts w:ascii="Tahoma" w:eastAsia="微软雅黑" w:hAnsi="Tahoma" w:hint="eastAsia"/>
+          <w:kern w:val="0"/>
+          <w:sz w:val="22"/>
+        </w:rPr>
+        <w:t>起点</w:t>
+      </w:r>
+      <w:r>
+        <w:rPr>
+          <w:rFonts w:ascii="Tahoma" w:eastAsia="微软雅黑" w:hAnsi="Tahoma" w:hint="eastAsia"/>
+          <w:kern w:val="0"/>
+          <w:sz w:val="22"/>
+        </w:rPr>
+        <w:t>是指</w:t>
+      </w:r>
+      <w:r>
+        <w:rPr>
+          <w:rFonts w:ascii="Tahoma" w:eastAsia="微软雅黑" w:hAnsi="Tahoma" w:hint="eastAsia"/>
+          <w:kern w:val="0"/>
+          <w:sz w:val="22"/>
+        </w:rPr>
+        <w:t xml:space="preserve"> </w:t>
+      </w:r>
+      <w:r>
+        <w:rPr>
+          <w:rFonts w:ascii="Tahoma" w:eastAsia="微软雅黑" w:hAnsi="Tahoma" w:hint="eastAsia"/>
+          <w:kern w:val="0"/>
+          <w:sz w:val="22"/>
+        </w:rPr>
+        <w:t>按钮最初出现的位置，进入菜单后，按钮会从起点回到原位置。</w:t>
+      </w:r>
+    </w:p>
+    <w:p>
+      <w:pPr>
+        <w:widowControl/>
+        <w:adjustRightInd w:val="0"/>
+        <w:snapToGrid w:val="0"/>
+        <w:jc w:val="left"/>
+        <w:rPr>
+          <w:rFonts w:ascii="Tahoma" w:eastAsia="微软雅黑" w:hAnsi="Tahoma"/>
+          <w:kern w:val="0"/>
+          <w:sz w:val="22"/>
+        </w:rPr>
+      </w:pPr>
+      <w:r>
+        <w:rPr>
+          <w:rFonts w:ascii="Tahoma" w:eastAsia="微软雅黑" w:hAnsi="Tahoma" w:hint="eastAsia"/>
+          <w:kern w:val="0"/>
+          <w:sz w:val="22"/>
+        </w:rPr>
+        <w:t>分为相对坐标的起点与统一坐标的起点。</w:t>
+      </w:r>
+    </w:p>
+    <w:p>
+      <w:pPr>
+        <w:widowControl/>
+        <w:adjustRightInd w:val="0"/>
+        <w:snapToGrid w:val="0"/>
+        <w:spacing w:after="200"/>
+        <w:jc w:val="left"/>
+        <w:rPr>
+          <w:rFonts w:ascii="Tahoma" w:eastAsia="微软雅黑" w:hAnsi="Tahoma"/>
+          <w:color w:val="BFBFBF" w:themeColor="background1" w:themeShade="BF"/>
+          <w:kern w:val="0"/>
+          <w:sz w:val="22"/>
+        </w:rPr>
+      </w:pPr>
+      <w:r>
+        <w:rPr>
+          <w:rFonts w:ascii="Tahoma" w:eastAsia="微软雅黑" w:hAnsi="Tahoma" w:hint="eastAsia"/>
+          <w:color w:val="BFBFBF" w:themeColor="background1" w:themeShade="BF"/>
+          <w:kern w:val="0"/>
+          <w:sz w:val="22"/>
+        </w:rPr>
+        <w:t>（相对起点</w:t>
+      </w:r>
+      <w:r>
+        <w:rPr>
+          <w:rFonts w:ascii="Tahoma" w:eastAsia="微软雅黑" w:hAnsi="Tahoma" w:hint="eastAsia"/>
+          <w:color w:val="BFBFBF" w:themeColor="background1" w:themeShade="BF"/>
+          <w:kern w:val="0"/>
+          <w:sz w:val="22"/>
+        </w:rPr>
+        <w:t xml:space="preserve"> </w:t>
+      </w:r>
+      <w:r>
+        <w:rPr>
+          <w:rFonts w:ascii="Tahoma" w:eastAsia="微软雅黑" w:hAnsi="Tahoma" w:hint="eastAsia"/>
+          <w:color w:val="BFBFBF" w:themeColor="background1" w:themeShade="BF"/>
+          <w:kern w:val="0"/>
+          <w:sz w:val="22"/>
+        </w:rPr>
+        <w:t>与</w:t>
+      </w:r>
+      <w:r>
+        <w:rPr>
+          <w:rFonts w:ascii="Tahoma" w:eastAsia="微软雅黑" w:hAnsi="Tahoma" w:hint="eastAsia"/>
+          <w:color w:val="BFBFBF" w:themeColor="background1" w:themeShade="BF"/>
+          <w:kern w:val="0"/>
+          <w:sz w:val="22"/>
+        </w:rPr>
+        <w:t xml:space="preserve"> </w:t>
+      </w:r>
+      <w:r>
+        <w:rPr>
+          <w:rFonts w:ascii="Tahoma" w:eastAsia="微软雅黑" w:hAnsi="Tahoma" w:hint="eastAsia"/>
+          <w:color w:val="BFBFBF" w:themeColor="background1" w:themeShade="BF"/>
+          <w:kern w:val="0"/>
+          <w:sz w:val="22"/>
+        </w:rPr>
+        <w:t>统一起点</w:t>
+      </w:r>
+      <w:r>
+        <w:rPr>
+          <w:rFonts w:ascii="Tahoma" w:eastAsia="微软雅黑" w:hAnsi="Tahoma" w:hint="eastAsia"/>
+          <w:color w:val="BFBFBF" w:themeColor="background1" w:themeShade="BF"/>
+          <w:kern w:val="0"/>
+          <w:sz w:val="22"/>
+        </w:rPr>
+        <w:t xml:space="preserve"> </w:t>
+      </w:r>
+      <w:r>
+        <w:rPr>
+          <w:rFonts w:ascii="Tahoma" w:eastAsia="微软雅黑" w:hAnsi="Tahoma" w:hint="eastAsia"/>
+          <w:color w:val="BFBFBF" w:themeColor="background1" w:themeShade="BF"/>
+          <w:kern w:val="0"/>
+          <w:sz w:val="22"/>
+        </w:rPr>
+        <w:t>是很久以前提的概念，在旧版本的文档中有提及。由于</w:t>
+      </w:r>
+      <w:r>
+        <w:rPr>
+          <w:rFonts w:ascii="Tahoma" w:eastAsia="微软雅黑" w:hAnsi="Tahoma" w:hint="eastAsia"/>
+          <w:color w:val="BFBFBF" w:themeColor="background1" w:themeShade="BF"/>
+          <w:kern w:val="0"/>
+          <w:sz w:val="22"/>
+        </w:rPr>
+        <w:t>mog</w:t>
+      </w:r>
+      <w:r>
+        <w:rPr>
+          <w:rFonts w:ascii="Tahoma" w:eastAsia="微软雅黑" w:hAnsi="Tahoma" w:hint="eastAsia"/>
+          <w:color w:val="BFBFBF" w:themeColor="background1" w:themeShade="BF"/>
+          <w:kern w:val="0"/>
+          <w:sz w:val="22"/>
+        </w:rPr>
+        <w:t>插件写死了结构，一直实现不了，现在终于推翻了。）</w:t>
+      </w:r>
+    </w:p>
+    <w:p>
+      <w:pPr>
+        <w:widowControl/>
+        <w:adjustRightInd w:val="0"/>
+        <w:snapToGrid w:val="0"/>
+        <w:spacing w:after="200"/>
+        <w:jc w:val="left"/>
+        <w:rPr>
+          <w:rFonts w:ascii="Tahoma" w:eastAsia="微软雅黑" w:hAnsi="Tahoma"/>
+          <w:b/>
+          <w:kern w:val="0"/>
+          <w:sz w:val="22"/>
+        </w:rPr>
+      </w:pPr>
+      <w:r>
+        <w:rPr>
+          <w:rFonts w:ascii="Tahoma" w:eastAsia="微软雅黑" w:hAnsi="Tahoma" w:hint="eastAsia"/>
+          <w:b/>
+          <w:kern w:val="0"/>
+          <w:sz w:val="22"/>
+        </w:rPr>
+        <w:t>1</w:t>
+      </w:r>
+      <w:r>
+        <w:rPr>
+          <w:rFonts w:ascii="Tahoma" w:eastAsia="微软雅黑" w:hAnsi="Tahoma" w:hint="eastAsia"/>
+          <w:b/>
+          <w:kern w:val="0"/>
+          <w:sz w:val="22"/>
+        </w:rPr>
+        <w:t>）</w:t>
+      </w:r>
+      <w:bookmarkStart w:id="2" w:name="相对坐标起点"/>
+      <w:r>
+        <w:rPr>
+          <w:rFonts w:ascii="Tahoma" w:eastAsia="微软雅黑" w:hAnsi="Tahoma" w:hint="eastAsia"/>
+          <w:b/>
+          <w:kern w:val="0"/>
+          <w:sz w:val="22"/>
+        </w:rPr>
+        <w:t>相对坐标起点</w:t>
+      </w:r>
+      <w:bookmarkEnd w:id="2"/>
+    </w:p>
+    <w:p>
+      <w:pPr>
+        <w:widowControl/>
+        <w:adjustRightInd w:val="0"/>
+        <w:snapToGrid w:val="0"/>
+        <w:jc w:val="left"/>
+        <w:rPr>
+          <w:rFonts w:ascii="Tahoma" w:eastAsia="微软雅黑" w:hAnsi="Tahoma"/>
+          <w:kern w:val="0"/>
+          <w:sz w:val="22"/>
+        </w:rPr>
+      </w:pPr>
+      <w:r>
+        <w:rPr>
+          <w:rFonts w:ascii="Tahoma" w:eastAsia="微软雅黑" w:hAnsi="Tahoma" w:hint="eastAsia"/>
+          <w:kern w:val="0"/>
+          <w:sz w:val="22"/>
+        </w:rPr>
+        <w:t>所有按钮从相对的起点</w:t>
+      </w:r>
+      <w:r>
+        <w:rPr>
+          <w:rFonts w:ascii="Tahoma" w:eastAsia="微软雅黑" w:hAnsi="Tahoma" w:hint="eastAsia"/>
+          <w:kern w:val="0"/>
+          <w:sz w:val="22"/>
+        </w:rPr>
+        <w:t>出发</w:t>
+      </w:r>
+      <w:r>
+        <w:rPr>
+          <w:rFonts w:ascii="Tahoma" w:eastAsia="微软雅黑" w:hAnsi="Tahoma" w:hint="eastAsia"/>
+          <w:kern w:val="0"/>
+          <w:sz w:val="22"/>
+        </w:rPr>
+        <w:t>，回到自己的位置。</w:t>
+      </w:r>
+    </w:p>
+    <w:p>
+      <w:pPr>
+        <w:widowControl/>
+        <w:adjustRightInd w:val="0"/>
+        <w:snapToGrid w:val="0"/>
+        <w:jc w:val="center"/>
+        <w:rPr>
+          <w:rFonts w:ascii="Tahoma" w:eastAsia="微软雅黑" w:hAnsi="Tahoma"/>
+          <w:kern w:val="0"/>
+          <w:sz w:val="22"/>
+        </w:rPr>
+      </w:pPr>
+      <w:r>
+        <w:rPr>
+          <w:rFonts w:ascii="Tahoma" w:eastAsia="微软雅黑" w:hAnsi="Tahoma"/>
+          <w:kern w:val="0"/>
+          <w:sz w:val="22"/>
+        </w:rPr>
+        <w:object w:dxaOrig="3949" w:dyaOrig="4573" w14:anchorId="4CCA4F1C">
+          <v:shape id="_x0000_i1027" type="#_x0000_t75" style="width:166.8pt;height:192.6pt" o:ole="">
+            <v:imagedata r:id="rId14" o:title=""/>
+          </v:shape>
+          <o:OLEObject Type="Embed" ProgID="Visio.Drawing.15" ShapeID="_x0000_i1027" DrawAspect="Content" ObjectID="_1677903210" r:id="rId15"/>
+        </w:object>
+      </w:r>
+    </w:p>
+    <w:p>
+      <w:pPr>
+        <w:widowControl/>
+        <w:adjustRightInd w:val="0"/>
+        <w:snapToGrid w:val="0"/>
+        <w:spacing w:after="200"/>
+        <w:jc w:val="left"/>
+        <w:rPr>
+          <w:rFonts w:ascii="Tahoma" w:eastAsia="微软雅黑" w:hAnsi="Tahoma"/>
+          <w:b/>
+          <w:kern w:val="0"/>
+          <w:sz w:val="22"/>
+        </w:rPr>
+      </w:pPr>
+      <w:r>
+        <w:rPr>
+          <w:rFonts w:ascii="Tahoma" w:eastAsia="微软雅黑" w:hAnsi="Tahoma"/>
+          <w:b/>
+          <w:kern w:val="0"/>
+          <w:sz w:val="22"/>
+        </w:rPr>
+        <w:t>2</w:t>
+      </w:r>
+      <w:r>
+        <w:rPr>
+          <w:rFonts w:ascii="Tahoma" w:eastAsia="微软雅黑" w:hAnsi="Tahoma" w:hint="eastAsia"/>
+          <w:b/>
+          <w:kern w:val="0"/>
+          <w:sz w:val="22"/>
+        </w:rPr>
+        <w:t>）</w:t>
+      </w:r>
+      <w:bookmarkStart w:id="3" w:name="统一坐标起点"/>
+      <w:r>
+        <w:rPr>
+          <w:rFonts w:ascii="Tahoma" w:eastAsia="微软雅黑" w:hAnsi="Tahoma" w:hint="eastAsia"/>
+          <w:b/>
+          <w:kern w:val="0"/>
+          <w:sz w:val="22"/>
+        </w:rPr>
+        <w:t>统一坐标起点</w:t>
+      </w:r>
+      <w:bookmarkEnd w:id="3"/>
+    </w:p>
+    <w:p>
+      <w:pPr>
+        <w:widowControl/>
+        <w:adjustRightInd w:val="0"/>
+        <w:snapToGrid w:val="0"/>
+        <w:jc w:val="left"/>
+        <w:rPr>
+          <w:rFonts w:ascii="Tahoma" w:eastAsia="微软雅黑" w:hAnsi="Tahoma"/>
+          <w:kern w:val="0"/>
+          <w:sz w:val="22"/>
+        </w:rPr>
+      </w:pPr>
+      <w:r>
+        <w:rPr>
+          <w:rFonts w:ascii="Tahoma" w:eastAsia="微软雅黑" w:hAnsi="Tahoma" w:hint="eastAsia"/>
+          <w:kern w:val="0"/>
+          <w:sz w:val="22"/>
+        </w:rPr>
+        <w:t>所有按钮从同一个起点</w:t>
+      </w:r>
+      <w:r>
+        <w:rPr>
+          <w:rFonts w:ascii="Tahoma" w:eastAsia="微软雅黑" w:hAnsi="Tahoma" w:hint="eastAsia"/>
+          <w:kern w:val="0"/>
+          <w:sz w:val="22"/>
+        </w:rPr>
+        <w:t>出发</w:t>
+      </w:r>
+      <w:r>
+        <w:rPr>
+          <w:rFonts w:ascii="Tahoma" w:eastAsia="微软雅黑" w:hAnsi="Tahoma" w:hint="eastAsia"/>
+          <w:kern w:val="0"/>
+          <w:sz w:val="22"/>
+        </w:rPr>
+        <w:t>，</w:t>
+      </w:r>
+      <w:r>
+        <w:rPr>
+          <w:rFonts w:ascii="Tahoma" w:eastAsia="微软雅黑" w:hAnsi="Tahoma" w:hint="eastAsia"/>
+          <w:kern w:val="0"/>
+          <w:sz w:val="22"/>
+        </w:rPr>
+        <w:t>回到自己的位置。</w:t>
+      </w:r>
+    </w:p>
+    <w:p>
+      <w:pPr>
+        <w:widowControl/>
+        <w:adjustRightInd w:val="0"/>
+        <w:snapToGrid w:val="0"/>
+        <w:jc w:val="center"/>
+        <w:rPr>
+          <w:rFonts w:ascii="Tahoma" w:eastAsia="微软雅黑" w:hAnsi="Tahoma"/>
+          <w:kern w:val="0"/>
+          <w:sz w:val="22"/>
+        </w:rPr>
+      </w:pPr>
+      <w:r>
+        <w:rPr>
+          <w:rFonts w:ascii="Tahoma" w:eastAsia="微软雅黑" w:hAnsi="Tahoma"/>
+          <w:kern w:val="0"/>
+          <w:sz w:val="22"/>
+        </w:rPr>
+        <w:object w:dxaOrig="3900" w:dyaOrig="3768" w14:anchorId="34AE8D91">
+          <v:shape id="_x0000_i1028" type="#_x0000_t75" style="width:176.4pt;height:171pt" o:ole="">
+            <v:imagedata r:id="rId16" o:title=""/>
+          </v:shape>
+          <o:OLEObject Type="Embed" ProgID="Visio.Drawing.15" ShapeID="_x0000_i1028" DrawAspect="Content" ObjectID="_1677903211" r:id="rId17"/>
+        </w:object>
+      </w:r>
+    </w:p>
+    <w:p>
+      <w:pPr>
+        <w:widowControl/>
+        <w:jc w:val="left"/>
+        <w:rPr>
+          <w:rFonts w:ascii="Tahoma" w:eastAsia="微软雅黑" w:hAnsi="Tahoma"/>
+          <w:b/>
+          <w:kern w:val="0"/>
+          <w:sz w:val="22"/>
+        </w:rPr>
+      </w:pPr>
+      <w:r>
+        <w:rPr>
+          <w:rFonts w:ascii="Tahoma" w:eastAsia="微软雅黑" w:hAnsi="Tahoma" w:hint="eastAsia"/>
+          <w:b/>
+          <w:kern w:val="0"/>
+          <w:sz w:val="22"/>
+        </w:rPr>
+        <w:t>3</w:t>
+      </w:r>
+      <w:r>
+        <w:rPr>
+          <w:rFonts w:ascii="Tahoma" w:eastAsia="微软雅黑" w:hAnsi="Tahoma" w:hint="eastAsia"/>
+          <w:b/>
+          <w:kern w:val="0"/>
+          <w:sz w:val="22"/>
+        </w:rPr>
+        <w:t>）不移动</w:t>
+      </w:r>
+      <w:r>
+        <w:rPr>
+          <w:rFonts w:ascii="Tahoma" w:eastAsia="微软雅黑" w:hAnsi="Tahoma" w:hint="eastAsia"/>
+          <w:b/>
+          <w:kern w:val="0"/>
+          <w:sz w:val="22"/>
+        </w:rPr>
+        <w:t>直接显现</w:t>
+      </w:r>
+    </w:p>
+    <w:p>
+      <w:pPr>
+        <w:widowControl/>
+        <w:adjustRightInd w:val="0"/>
+        <w:snapToGrid w:val="0"/>
+        <w:jc w:val="left"/>
+        <w:rPr>
+          <w:rFonts w:ascii="Tahoma" w:eastAsia="微软雅黑" w:hAnsi="Tahoma"/>
+          <w:kern w:val="0"/>
+          <w:sz w:val="22"/>
+        </w:rPr>
+      </w:pPr>
+      <w:r>
+        <w:rPr>
+          <w:rFonts w:ascii="Tahoma" w:eastAsia="微软雅黑" w:hAnsi="Tahoma" w:hint="eastAsia"/>
+          <w:kern w:val="0"/>
+          <w:sz w:val="22"/>
+        </w:rPr>
+        <w:t>设置</w:t>
+      </w:r>
+      <w:r>
+        <w:rPr>
+          <w:rFonts w:ascii="Tahoma" w:eastAsia="微软雅黑" w:hAnsi="Tahoma" w:hint="eastAsia"/>
+          <w:kern w:val="0"/>
+          <w:sz w:val="22"/>
+        </w:rPr>
+        <w:t>起点的</w:t>
+      </w:r>
+      <w:r>
+        <w:rPr>
+          <w:rFonts w:ascii="Tahoma" w:eastAsia="微软雅黑" w:hAnsi="Tahoma" w:hint="eastAsia"/>
+          <w:kern w:val="0"/>
+          <w:sz w:val="22"/>
+        </w:rPr>
+        <w:t>坐标类型</w:t>
+      </w:r>
+      <w:r>
+        <w:rPr>
+          <w:rFonts w:ascii="Tahoma" w:eastAsia="微软雅黑" w:hAnsi="Tahoma" w:hint="eastAsia"/>
+          <w:kern w:val="0"/>
+          <w:sz w:val="22"/>
+        </w:rPr>
+        <w:t>为</w:t>
+      </w:r>
+      <w:r>
+        <w:rPr>
+          <w:rFonts w:ascii="Tahoma" w:eastAsia="微软雅黑" w:hAnsi="Tahoma" w:hint="eastAsia"/>
+          <w:kern w:val="0"/>
+          <w:sz w:val="22"/>
+        </w:rPr>
+        <w:t xml:space="preserve"> </w:t>
+      </w:r>
+      <w:r>
+        <w:rPr>
+          <w:rFonts w:ascii="Tahoma" w:eastAsia="微软雅黑" w:hAnsi="Tahoma" w:hint="eastAsia"/>
+          <w:kern w:val="0"/>
+          <w:sz w:val="22"/>
+        </w:rPr>
+        <w:t>相对坐标</w:t>
+      </w:r>
+      <w:r>
+        <w:rPr>
+          <w:rFonts w:ascii="Tahoma" w:eastAsia="微软雅黑" w:hAnsi="Tahoma" w:hint="eastAsia"/>
+          <w:kern w:val="0"/>
+          <w:sz w:val="22"/>
+        </w:rPr>
+        <w:t xml:space="preserve"> </w:t>
+      </w:r>
+      <w:r>
+        <w:rPr>
+          <w:rFonts w:ascii="Tahoma" w:eastAsia="微软雅黑" w:hAnsi="Tahoma" w:hint="eastAsia"/>
+          <w:kern w:val="0"/>
+          <w:sz w:val="22"/>
+        </w:rPr>
+        <w:t>，</w:t>
+      </w:r>
+      <w:r>
+        <w:rPr>
+          <w:rFonts w:ascii="Tahoma" w:eastAsia="微软雅黑" w:hAnsi="Tahoma" w:hint="eastAsia"/>
+          <w:kern w:val="0"/>
+          <w:sz w:val="22"/>
+        </w:rPr>
+        <w:t>起点为</w:t>
+      </w:r>
+      <w:r>
+        <w:rPr>
+          <w:rFonts w:ascii="Tahoma" w:eastAsia="微软雅黑" w:hAnsi="Tahoma"/>
+          <w:kern w:val="0"/>
+          <w:sz w:val="22"/>
+        </w:rPr>
+        <w:t>(</w:t>
+      </w:r>
+      <w:r>
+        <w:rPr>
+          <w:rFonts w:ascii="Tahoma" w:eastAsia="微软雅黑" w:hAnsi="Tahoma" w:hint="eastAsia"/>
+          <w:kern w:val="0"/>
+          <w:sz w:val="22"/>
+        </w:rPr>
+        <w:t>0</w:t>
+      </w:r>
+      <w:r>
+        <w:rPr>
+          <w:rFonts w:ascii="Tahoma" w:eastAsia="微软雅黑" w:hAnsi="Tahoma"/>
+          <w:kern w:val="0"/>
+          <w:sz w:val="22"/>
+        </w:rPr>
+        <w:t>,</w:t>
+      </w:r>
+      <w:r>
+        <w:rPr>
+          <w:rFonts w:ascii="Tahoma" w:eastAsia="微软雅黑" w:hAnsi="Tahoma" w:hint="eastAsia"/>
+          <w:kern w:val="0"/>
+          <w:sz w:val="22"/>
+        </w:rPr>
+        <w:t>0</w:t>
+      </w:r>
+      <w:r>
+        <w:rPr>
+          <w:rFonts w:ascii="Tahoma" w:eastAsia="微软雅黑" w:hAnsi="Tahoma"/>
+          <w:kern w:val="0"/>
+          <w:sz w:val="22"/>
+        </w:rPr>
+        <w:t>)</w:t>
+      </w:r>
+      <w:r>
+        <w:rPr>
+          <w:rFonts w:ascii="Tahoma" w:eastAsia="微软雅黑" w:hAnsi="Tahoma" w:hint="eastAsia"/>
+          <w:kern w:val="0"/>
+          <w:sz w:val="22"/>
+        </w:rPr>
+        <w:t>即可。</w:t>
+      </w:r>
+    </w:p>
+    <w:p>
+      <w:pPr>
+        <w:widowControl/>
+        <w:jc w:val="left"/>
+        <w:rPr>
+          <w:rFonts w:ascii="Tahoma" w:eastAsia="微软雅黑" w:hAnsi="Tahoma"/>
+          <w:kern w:val="0"/>
+          <w:sz w:val="22"/>
+        </w:rPr>
+      </w:pPr>
+      <w:r>
+        <w:rPr>
+          <w:rFonts w:ascii="Tahoma" w:eastAsia="微软雅黑" w:hAnsi="Tahoma"/>
+          <w:kern w:val="0"/>
+          <w:sz w:val="22"/>
+        </w:rPr>
+        <w:br w:type="page"/>
+      </w:r>
+    </w:p>
+    <w:p>
+      <w:pPr>
+        <w:pStyle w:val="2"/>
+      </w:pPr>
+      <w:r>
+        <w:rPr>
+          <w:rFonts w:hint="eastAsia"/>
+        </w:rPr>
+        <w:lastRenderedPageBreak/>
+        <w:t>资源图片</w:t>
+      </w:r>
+    </w:p>
+    <w:p>
+      <w:pPr>
+        <w:pStyle w:val="3"/>
+        <w:spacing w:before="240" w:after="120" w:line="415" w:lineRule="auto"/>
+        <w:rPr>
+          <w:sz w:val="28"/>
+        </w:rPr>
+      </w:pPr>
+      <w:r>
+        <w:rPr>
+          <w:rFonts w:hint="eastAsia"/>
+          <w:sz w:val="28"/>
+        </w:rPr>
+        <w:t>默认按钮贴图</w:t>
+      </w:r>
+    </w:p>
+    <w:p>
+      <w:pPr>
+        <w:widowControl/>
+        <w:adjustRightInd w:val="0"/>
+        <w:snapToGrid w:val="0"/>
+        <w:spacing w:after="200"/>
+        <w:jc w:val="left"/>
+        <w:rPr>
+          <w:rFonts w:ascii="Tahoma" w:eastAsia="微软雅黑" w:hAnsi="Tahoma"/>
+          <w:b/>
+          <w:kern w:val="0"/>
+          <w:sz w:val="22"/>
+        </w:rPr>
+      </w:pPr>
+      <w:r>
+        <w:rPr>
+          <w:rFonts w:ascii="Tahoma" w:eastAsia="微软雅黑" w:hAnsi="Tahoma" w:hint="eastAsia"/>
+          <w:b/>
+          <w:kern w:val="0"/>
+          <w:sz w:val="22"/>
+        </w:rPr>
+        <w:t>注意，核心本体并不配置贴图资源，贴图资源都在子插件中配置。</w:t>
+      </w:r>
+    </w:p>
+    <w:p>
+      <w:pPr>
+        <w:snapToGrid w:val="0"/>
+        <w:rPr>
+          <w:rFonts w:ascii="Tahoma" w:eastAsia="微软雅黑" w:hAnsi="Tahoma"/>
+          <w:kern w:val="0"/>
+          <w:sz w:val="22"/>
+        </w:rPr>
+      </w:pPr>
+      <w:r>
+        <w:rPr>
+          <w:rFonts w:ascii="Tahoma" w:eastAsia="微软雅黑" w:hAnsi="Tahoma" w:hint="eastAsia"/>
+          <w:kern w:val="0"/>
+          <w:sz w:val="22"/>
+        </w:rPr>
+        <w:t>这里以子插件</w:t>
+      </w:r>
+      <w:r>
+        <w:rPr>
+          <w:rFonts w:ascii="Tahoma" w:eastAsia="微软雅黑" w:hAnsi="Tahoma"/>
+          <w:kern w:val="0"/>
+          <w:sz w:val="22"/>
+        </w:rPr>
+        <w:t xml:space="preserve"> </w:t>
+      </w:r>
+      <w:r>
+        <w:rPr>
+          <w:rFonts w:ascii="Tahoma" w:eastAsia="微软雅黑" w:hAnsi="Tahoma" w:hint="eastAsia"/>
+          <w:kern w:val="0"/>
+          <w:sz w:val="22"/>
+        </w:rPr>
+        <w:t>全自定义</w:t>
+      </w:r>
+      <w:r>
+        <w:rPr>
+          <w:rFonts w:ascii="Tahoma" w:eastAsia="微软雅黑" w:hAnsi="Tahoma" w:hint="eastAsia"/>
+          <w:kern w:val="0"/>
+          <w:sz w:val="22"/>
+        </w:rPr>
+        <w:t>信息面板</w:t>
+      </w:r>
+      <w:r>
+        <w:rPr>
+          <w:rFonts w:ascii="Tahoma" w:eastAsia="微软雅黑" w:hAnsi="Tahoma" w:hint="eastAsia"/>
+          <w:kern w:val="0"/>
+          <w:sz w:val="22"/>
+        </w:rPr>
+        <w:t>I</w:t>
+      </w:r>
+      <w:r>
+        <w:rPr>
+          <w:rFonts w:ascii="Tahoma" w:eastAsia="微软雅黑" w:hAnsi="Tahoma" w:hint="eastAsia"/>
+          <w:kern w:val="0"/>
+          <w:sz w:val="22"/>
+        </w:rPr>
+        <w:t>插件</w:t>
+      </w:r>
+      <w:r>
+        <w:rPr>
+          <w:rFonts w:ascii="Tahoma" w:eastAsia="微软雅黑" w:hAnsi="Tahoma" w:hint="eastAsia"/>
+          <w:kern w:val="0"/>
+          <w:sz w:val="22"/>
+        </w:rPr>
+        <w:t xml:space="preserve"> </w:t>
+      </w:r>
+      <w:r>
+        <w:rPr>
+          <w:rFonts w:ascii="Tahoma" w:eastAsia="微软雅黑" w:hAnsi="Tahoma" w:hint="eastAsia"/>
+          <w:kern w:val="0"/>
+          <w:sz w:val="22"/>
+        </w:rPr>
+        <w:t>为例子。</w:t>
+      </w:r>
+    </w:p>
+    <w:p>
+      <w:pPr>
+        <w:snapToGrid w:val="0"/>
+        <w:rPr>
+          <w:rFonts w:ascii="Tahoma" w:eastAsia="微软雅黑" w:hAnsi="Tahoma"/>
+          <w:kern w:val="0"/>
+          <w:sz w:val="22"/>
+        </w:rPr>
+      </w:pPr>
+      <w:r>
+        <w:rPr>
+          <w:rFonts w:ascii="Tahoma" w:eastAsia="微软雅黑" w:hAnsi="Tahoma" w:hint="eastAsia"/>
+          <w:kern w:val="0"/>
+          <w:sz w:val="22"/>
+        </w:rPr>
+        <w:t>信息面板</w:t>
+      </w:r>
+      <w:r>
+        <w:rPr>
+          <w:rFonts w:ascii="Tahoma" w:eastAsia="微软雅黑" w:hAnsi="Tahoma" w:hint="eastAsia"/>
+          <w:kern w:val="0"/>
+          <w:sz w:val="22"/>
+        </w:rPr>
+        <w:t>I</w:t>
+      </w:r>
+      <w:r>
+        <w:rPr>
+          <w:rFonts w:ascii="Tahoma" w:eastAsia="微软雅黑" w:hAnsi="Tahoma" w:hint="eastAsia"/>
+          <w:kern w:val="0"/>
+          <w:sz w:val="22"/>
+        </w:rPr>
+        <w:t>有按钮组</w:t>
+      </w:r>
+      <w:r>
+        <w:rPr>
+          <w:rFonts w:ascii="Tahoma" w:eastAsia="微软雅黑" w:hAnsi="Tahoma" w:hint="eastAsia"/>
+          <w:kern w:val="0"/>
+          <w:sz w:val="22"/>
+        </w:rPr>
+        <w:t xml:space="preserve"> </w:t>
+      </w:r>
+      <w:r>
+        <w:rPr>
+          <w:rFonts w:ascii="Tahoma" w:eastAsia="微软雅黑" w:hAnsi="Tahoma" w:hint="eastAsia"/>
+          <w:kern w:val="0"/>
+          <w:sz w:val="22"/>
+        </w:rPr>
+        <w:t>中心位置</w:t>
+      </w:r>
+      <w:r>
+        <w:rPr>
+          <w:rFonts w:ascii="Tahoma" w:eastAsia="微软雅黑" w:hAnsi="Tahoma" w:hint="eastAsia"/>
+          <w:kern w:val="0"/>
+          <w:sz w:val="22"/>
+        </w:rPr>
+        <w:t xml:space="preserve"> </w:t>
+      </w:r>
+      <w:r>
+        <w:rPr>
+          <w:rFonts w:ascii="Tahoma" w:eastAsia="微软雅黑" w:hAnsi="Tahoma" w:hint="eastAsia"/>
+          <w:kern w:val="0"/>
+          <w:sz w:val="22"/>
+        </w:rPr>
+        <w:t>配置（对应</w:t>
+      </w:r>
+      <w:hyperlink w:anchor="_按钮组中心" w:history="1">
+        <w:r>
+          <w:rPr>
+            <w:rStyle w:val="a4"/>
+            <w:rFonts w:ascii="Tahoma" w:eastAsia="微软雅黑" w:hAnsi="Tahoma" w:hint="eastAsia"/>
+            <w:kern w:val="0"/>
+            <w:sz w:val="22"/>
+          </w:rPr>
+          <w:t>按钮组中心</w:t>
+        </w:r>
+      </w:hyperlink>
+      <w:r>
+        <w:rPr>
+          <w:rFonts w:ascii="Tahoma" w:eastAsia="微软雅黑" w:hAnsi="Tahoma" w:hint="eastAsia"/>
+          <w:kern w:val="0"/>
+          <w:sz w:val="22"/>
+        </w:rPr>
+        <w:t>）、按钮组样式（对应核心配置的样式</w:t>
+      </w:r>
+      <w:r>
+        <w:rPr>
+          <w:rFonts w:ascii="Tahoma" w:eastAsia="微软雅黑" w:hAnsi="Tahoma" w:hint="eastAsia"/>
+          <w:kern w:val="0"/>
+          <w:sz w:val="22"/>
+        </w:rPr>
+        <w:t>id</w:t>
+      </w:r>
+      <w:r>
+        <w:rPr>
+          <w:rFonts w:ascii="Tahoma" w:eastAsia="微软雅黑" w:hAnsi="Tahoma" w:hint="eastAsia"/>
+          <w:kern w:val="0"/>
+          <w:sz w:val="22"/>
+        </w:rPr>
+        <w:t>）、以及按钮贴图。</w:t>
+      </w:r>
+    </w:p>
+    <w:p>
+      <w:pPr>
+        <w:snapToGrid w:val="0"/>
+        <w:rPr>
+          <w:rFonts w:ascii="Tahoma" w:eastAsia="微软雅黑" w:hAnsi="Tahoma"/>
+          <w:kern w:val="0"/>
+          <w:sz w:val="22"/>
+        </w:rPr>
+      </w:pPr>
+      <w:r>
+        <w:rPr>
+          <w:rFonts w:ascii="Tahoma" w:eastAsia="微软雅黑" w:hAnsi="Tahoma" w:hint="eastAsia"/>
+          <w:kern w:val="0"/>
+          <w:sz w:val="22"/>
+        </w:rPr>
+        <w:t>按钮贴图配置后，所有按钮将会用同一个背景图片。</w:t>
+      </w:r>
+    </w:p>
+    <w:p>
+      <w:pPr>
+        <w:widowControl/>
+        <w:jc w:val="left"/>
+        <w:rPr>
+          <w:rFonts w:ascii="宋体" w:eastAsia="宋体" w:hAnsi="宋体" w:cs="宋体"/>
+          <w:kern w:val="0"/>
+          <w:sz w:val="24"/>
+          <w:szCs w:val="24"/>
+        </w:rPr>
+      </w:pPr>
+      <w:r>
+        <w:rPr>
+          <w:rFonts w:ascii="宋体" w:eastAsia="宋体" w:hAnsi="宋体" w:cs="宋体"/>
+          <w:noProof/>
+          <w:kern w:val="0"/>
+          <w:sz w:val="24"/>
+          <w:szCs w:val="24"/>
+        </w:rPr>
+        <w:drawing>
+          <wp:inline distT="0" distB="0" distL="0" distR="0" wp14:anchorId="5899D7D8" wp14:editId="1E35566E">
+            <wp:extent cx="5274310" cy="2029460"/>
+            <wp:effectExtent l="0" t="0" r="2540" b="8890"/>
+            <wp:docPr id="24" name="图片 24"/>
+            <wp:cNvGraphicFramePr>
+              <a:graphicFrameLocks xmlns:a="http://schemas.openxmlformats.org/drawingml/2006/main" noChangeAspect="1"/>
+            </wp:cNvGraphicFramePr>
+            <a:graphic xmlns:a="http://schemas.openxmlformats.org/drawingml/2006/main">
+              <a:graphicData uri="http://schemas.openxmlformats.org/drawingml/2006/picture">
+                <pic:pic xmlns:pic="http://schemas.openxmlformats.org/drawingml/2006/picture">
+                  <pic:nvPicPr>
+                    <pic:cNvPr id="0" name="Picture 18"/>
+                    <pic:cNvPicPr>
+                      <a:picLocks noChangeAspect="1" noChangeArrowheads="1"/>
+                    </pic:cNvPicPr>
+                  </pic:nvPicPr>
+                  <pic:blipFill>
+                    <a:blip r:embed="rId18">
+                      <a:extLst>
+                        <a:ext uri="{28A0092B-C50C-407E-A947-70E740481C1C}">
+                          <a14:useLocalDpi xmlns:a14="http://schemas.microsoft.com/office/drawing/2010/main" val="0"/>
+                        </a:ext>
+                      </a:extLst>
+                    </a:blip>
+                    <a:srcRect/>
+                    <a:stretch>
+                      <a:fillRect/>
+                    </a:stretch>
+                  </pic:blipFill>
+                  <pic:spPr bwMode="auto">
+                    <a:xfrm>
+                      <a:off x="0" y="0"/>
+                      <a:ext cx="5274310" cy="2029460"/>
+                    </a:xfrm>
+                    <a:prstGeom prst="rect">
+                      <a:avLst/>
+                    </a:prstGeom>
+                    <a:noFill/>
+                    <a:ln>
+                      <a:noFill/>
+                    </a:ln>
+                  </pic:spPr>
+                </pic:pic>
+              </a:graphicData>
+            </a:graphic>
+          </wp:inline>
+        </w:drawing>
+      </w:r>
+    </w:p>
+    <w:p>
+      <w:pPr>
+        <w:widowControl/>
+        <w:jc w:val="center"/>
+        <w:rPr>
+          <w:rFonts w:ascii="宋体" w:eastAsia="宋体" w:hAnsi="宋体" w:cs="宋体"/>
+          <w:kern w:val="0"/>
+          <w:sz w:val="24"/>
+          <w:szCs w:val="24"/>
+        </w:rPr>
+      </w:pPr>
+      <w:r>
+        <w:rPr>
+          <w:noProof/>
+        </w:rPr>
+        <w:drawing>
+          <wp:inline distT="0" distB="0" distL="0" distR="0" wp14:anchorId="3C8EFB48" wp14:editId="1BB0F37F">
+            <wp:extent cx="960120" cy="897954"/>
+            <wp:effectExtent l="19050" t="19050" r="11430" b="16510"/>
+            <wp:docPr id="30" name="图片 30"/>
+            <wp:cNvGraphicFramePr>
+              <a:graphicFrameLocks xmlns:a="http://schemas.openxmlformats.org/drawingml/2006/main" noChangeAspect="1"/>
+            </wp:cNvGraphicFramePr>
+            <a:graphic xmlns:a="http://schemas.openxmlformats.org/drawingml/2006/main">
+              <a:graphicData uri="http://schemas.openxmlformats.org/drawingml/2006/picture">
+                <pic:pic xmlns:pic="http://schemas.openxmlformats.org/drawingml/2006/picture">
+                  <pic:nvPicPr>
+                    <pic:cNvPr id="1" name=""/>
+                    <pic:cNvPicPr/>
+                  </pic:nvPicPr>
+                  <pic:blipFill>
+                    <a:blip r:embed="rId19"/>
+                    <a:stretch>
+                      <a:fillRect/>
+                    </a:stretch>
+                  </pic:blipFill>
+                  <pic:spPr>
+                    <a:xfrm>
+                      <a:off x="0" y="0"/>
+                      <a:ext cx="972944" cy="909948"/>
+                    </a:xfrm>
+                    <a:prstGeom prst="rect">
+                      <a:avLst/>
+                    </a:prstGeom>
+                    <a:ln>
+                      <a:solidFill>
+                        <a:schemeClr val="tx1"/>
+                      </a:solidFill>
+                    </a:ln>
+                  </pic:spPr>
+                </pic:pic>
+              </a:graphicData>
+            </a:graphic>
+          </wp:inline>
+        </w:drawing>
+      </w:r>
+      <w:r>
+        <w:rPr>
+          <w:rFonts w:ascii="宋体" w:eastAsia="宋体" w:hAnsi="宋体" w:cs="宋体" w:hint="eastAsia"/>
+          <w:kern w:val="0"/>
+          <w:sz w:val="24"/>
+          <w:szCs w:val="24"/>
+        </w:rPr>
+        <w:t xml:space="preserve"> </w:t>
+      </w:r>
+      <w:r>
+        <w:rPr>
+          <w:rFonts w:ascii="宋体" w:eastAsia="宋体" w:hAnsi="宋体" w:cs="宋体"/>
+          <w:noProof/>
+          <w:kern w:val="0"/>
+          <w:sz w:val="24"/>
+          <w:szCs w:val="24"/>
+        </w:rPr>
+        <w:drawing>
+          <wp:inline distT="0" distB="0" distL="0" distR="0" wp14:anchorId="7275D8CD" wp14:editId="54C80D83">
+            <wp:extent cx="3322320" cy="888022"/>
+            <wp:effectExtent l="0" t="0" r="0" b="7620"/>
+            <wp:docPr id="29" name="图片 29"/>
+            <wp:cNvGraphicFramePr>
+              <a:graphicFrameLocks xmlns:a="http://schemas.openxmlformats.org/drawingml/2006/main" noChangeAspect="1"/>
+            </wp:cNvGraphicFramePr>
+            <a:graphic xmlns:a="http://schemas.openxmlformats.org/drawingml/2006/main">
+              <a:graphicData uri="http://schemas.openxmlformats.org/drawingml/2006/picture">
+                <pic:pic xmlns:pic="http://schemas.openxmlformats.org/drawingml/2006/picture">
+                  <pic:nvPicPr>
+                    <pic:cNvPr id="0" name="Picture 20"/>
+                    <pic:cNvPicPr>
+                      <a:picLocks noChangeAspect="1" noChangeArrowheads="1"/>
+                    </pic:cNvPicPr>
+                  </pic:nvPicPr>
+                  <pic:blipFill>
+                    <a:blip r:embed="rId20">
+                      <a:extLst>
+                        <a:ext uri="{28A0092B-C50C-407E-A947-70E740481C1C}">
+                          <a14:useLocalDpi xmlns:a14="http://schemas.microsoft.com/office/drawing/2010/main" val="0"/>
+                        </a:ext>
+                      </a:extLst>
+                    </a:blip>
+                    <a:srcRect/>
+                    <a:stretch>
+                      <a:fillRect/>
+                    </a:stretch>
+                  </pic:blipFill>
+                  <pic:spPr bwMode="auto">
+                    <a:xfrm>
+                      <a:off x="0" y="0"/>
+                      <a:ext cx="3354041" cy="896501"/>
+                    </a:xfrm>
+                    <a:prstGeom prst="rect">
+                      <a:avLst/>
+                    </a:prstGeom>
+                    <a:noFill/>
+                    <a:ln>
+                      <a:noFill/>
+                    </a:ln>
+                  </pic:spPr>
+                </pic:pic>
+              </a:graphicData>
+            </a:graphic>
+          </wp:inline>
+        </w:drawing>
+      </w:r>
+    </w:p>
+    <w:p>
+      <w:pPr>
+        <w:widowControl/>
+        <w:jc w:val="left"/>
+      </w:pPr>
+      <w:r>
+        <w:br w:type="page"/>
+      </w:r>
+    </w:p>
+    <w:p>
+      <w:pPr>
+        <w:pStyle w:val="3"/>
+        <w:spacing w:before="240" w:after="120" w:line="415" w:lineRule="auto"/>
+        <w:rPr>
+          <w:sz w:val="28"/>
+        </w:rPr>
+      </w:pPr>
+      <w:bookmarkStart w:id="4" w:name="按钮贴图"/>
+      <w:r>
+        <w:rPr>
+          <w:rFonts w:hint="eastAsia"/>
+          <w:sz w:val="28"/>
+        </w:rPr>
+        <w:lastRenderedPageBreak/>
+        <w:t>指定按钮贴图</w:t>
+      </w:r>
+    </w:p>
+    <w:bookmarkEnd w:id="4"/>
+    <w:p>
+      <w:pPr>
+        <w:widowControl/>
+        <w:adjustRightInd w:val="0"/>
+        <w:snapToGrid w:val="0"/>
+        <w:spacing w:after="200"/>
+        <w:jc w:val="left"/>
+        <w:rPr>
+          <w:rFonts w:ascii="Tahoma" w:eastAsia="微软雅黑" w:hAnsi="Tahoma" w:hint="eastAsia"/>
+          <w:b/>
+          <w:kern w:val="0"/>
+          <w:sz w:val="22"/>
+        </w:rPr>
+      </w:pPr>
+      <w:r>
+        <w:rPr>
+          <w:rFonts w:ascii="Tahoma" w:eastAsia="微软雅黑" w:hAnsi="Tahoma" w:hint="eastAsia"/>
+          <w:b/>
+          <w:kern w:val="0"/>
+          <w:sz w:val="22"/>
+        </w:rPr>
+        <w:t>注意，核心本体并不配置贴图资源，贴图资源都在子插件中配置。</w:t>
+      </w:r>
+    </w:p>
     <w:p>
       <w:pPr>
         <w:widowControl/>
@@ -1814,11 +2877,35 @@
         <w:widowControl/>
         <w:adjustRightInd w:val="0"/>
         <w:snapToGrid w:val="0"/>
+        <w:jc w:val="left"/>
+        <w:rPr>
+          <w:rFonts w:ascii="Tahoma" w:eastAsia="微软雅黑" w:hAnsi="Tahoma"/>
+          <w:bCs/>
+          <w:kern w:val="0"/>
+          <w:sz w:val="22"/>
+        </w:rPr>
+      </w:pPr>
+      <w:r>
+        <w:rPr>
+          <w:rFonts w:ascii="Tahoma" w:eastAsia="微软雅黑" w:hAnsi="Tahoma" w:hint="eastAsia"/>
+          <w:bCs/>
+          <w:kern w:val="0"/>
+          <w:sz w:val="22"/>
+        </w:rPr>
+        <w:t>每个选项都对应一个按钮贴图。</w:t>
+      </w:r>
+    </w:p>
+    <w:p>
+      <w:pPr>
+        <w:widowControl/>
+        <w:adjustRightInd w:val="0"/>
+        <w:snapToGrid w:val="0"/>
         <w:spacing w:after="200"/>
         <w:jc w:val="left"/>
         <w:rPr>
           <w:rFonts w:ascii="Tahoma" w:eastAsia="微软雅黑" w:hAnsi="Tahoma"/>
           <w:bCs/>
+          <w:color w:val="0070C0"/>
           <w:kern w:val="0"/>
           <w:sz w:val="22"/>
         </w:rPr>
@@ -1827,10 +2914,51 @@
         <w:rPr>
           <w:rFonts w:ascii="Tahoma" w:eastAsia="微软雅黑" w:hAnsi="Tahoma" w:hint="eastAsia"/>
           <w:bCs/>
-          <w:kern w:val="0"/>
-          <w:sz w:val="22"/>
-        </w:rPr>
-        <w:t>每个选项都对应一个按钮贴图。</w:t>
+          <w:color w:val="0070C0"/>
+          <w:kern w:val="0"/>
+          <w:sz w:val="22"/>
+        </w:rPr>
+        <w:t>对应模式是由</w:t>
+      </w:r>
+      <w:r>
+        <w:rPr>
+          <w:rFonts w:ascii="Tahoma" w:eastAsia="微软雅黑" w:hAnsi="Tahoma" w:hint="eastAsia"/>
+          <w:bCs/>
+          <w:color w:val="0070C0"/>
+          <w:kern w:val="0"/>
+          <w:sz w:val="22"/>
+        </w:rPr>
+        <w:t xml:space="preserve"> </w:t>
+      </w:r>
+      <w:r>
+        <w:rPr>
+          <w:rFonts w:ascii="Tahoma" w:eastAsia="微软雅黑" w:hAnsi="Tahoma" w:hint="eastAsia"/>
+          <w:bCs/>
+          <w:color w:val="0070C0"/>
+          <w:kern w:val="0"/>
+          <w:sz w:val="22"/>
+        </w:rPr>
+        <w:t>子插件</w:t>
+      </w:r>
+      <w:r>
+        <w:rPr>
+          <w:rFonts w:ascii="Tahoma" w:eastAsia="微软雅黑" w:hAnsi="Tahoma" w:hint="eastAsia"/>
+          <w:bCs/>
+          <w:color w:val="0070C0"/>
+          <w:kern w:val="0"/>
+          <w:sz w:val="22"/>
+        </w:rPr>
+        <w:t xml:space="preserve"> </w:t>
+      </w:r>
+      <w:r>
+        <w:rPr>
+          <w:rFonts w:ascii="Tahoma" w:eastAsia="微软雅黑" w:hAnsi="Tahoma" w:hint="eastAsia"/>
+          <w:bCs/>
+          <w:color w:val="0070C0"/>
+          <w:kern w:val="0"/>
+          <w:sz w:val="22"/>
+        </w:rPr>
+        <w:t>固定的，不能改。</w:t>
       </w:r>
     </w:p>
     <w:p>
@@ -1842,32 +2970,6 @@
         <w:jc w:val="left"/>
         <w:rPr>
           <w:rFonts w:ascii="Tahoma" w:eastAsia="微软雅黑" w:hAnsi="Tahoma"/>
-          <w:bCs/>
-          <w:color w:val="00B050"/>
-          <w:kern w:val="0"/>
-          <w:sz w:val="22"/>
-        </w:rPr>
-      </w:pPr>
-      <w:r>
-        <w:rPr>
-          <w:rFonts w:ascii="Tahoma" w:eastAsia="微软雅黑" w:hAnsi="Tahoma" w:hint="eastAsia"/>
-          <w:bCs/>
-          <w:color w:val="00B050"/>
-          <w:kern w:val="0"/>
-          <w:sz w:val="22"/>
-        </w:rPr>
-        <w:t>需要留意的是，核心本体并不配置贴图资源，贴图资源都在子插件中配置。</w:t>
-      </w:r>
-    </w:p>
-    <w:p>
-      <w:pPr>
-        <w:widowControl/>
-        <w:adjustRightInd w:val="0"/>
-        <w:snapToGrid w:val="0"/>
-        <w:spacing w:after="200"/>
-        <w:jc w:val="left"/>
-        <w:rPr>
-          <w:rFonts w:ascii="Tahoma" w:eastAsia="微软雅黑" w:hAnsi="Tahoma"/>
           <w:b/>
           <w:kern w:val="0"/>
           <w:sz w:val="22"/>
@@ -1910,120 +3012,7 @@
           <w:kern w:val="0"/>
           <w:sz w:val="22"/>
         </w:rPr>
-        <w:t>部分子插件</w:t>
-      </w:r>
-      <w:r>
-        <w:rPr>
-          <w:rFonts w:ascii="Tahoma" w:eastAsia="微软雅黑" w:hAnsi="Tahoma" w:hint="eastAsia"/>
-          <w:kern w:val="0"/>
-          <w:sz w:val="22"/>
-        </w:rPr>
-        <w:t>使用的是顺序对应，即根据序号一一对应。</w:t>
-      </w:r>
-    </w:p>
-    <w:p>
-      <w:pPr>
-        <w:widowControl/>
-        <w:adjustRightInd w:val="0"/>
-        <w:snapToGrid w:val="0"/>
-        <w:spacing w:after="200"/>
-        <w:jc w:val="left"/>
-        <w:rPr>
-          <w:rFonts w:ascii="Tahoma" w:eastAsia="微软雅黑" w:hAnsi="Tahoma"/>
-          <w:bCs/>
-          <w:kern w:val="0"/>
-          <w:sz w:val="22"/>
-        </w:rPr>
-      </w:pPr>
-      <w:r>
-        <w:rPr>
-          <w:rFonts w:ascii="Tahoma" w:eastAsia="微软雅黑" w:hAnsi="Tahoma" w:hint="eastAsia"/>
-          <w:bCs/>
-          <w:kern w:val="0"/>
-          <w:sz w:val="22"/>
-        </w:rPr>
-        <w:t>比如</w:t>
-      </w:r>
-      <w:r>
-        <w:rPr>
-          <w:rFonts w:ascii="Tahoma" w:eastAsia="微软雅黑" w:hAnsi="Tahoma" w:hint="eastAsia"/>
-          <w:bCs/>
-          <w:kern w:val="0"/>
-          <w:sz w:val="22"/>
-        </w:rPr>
-        <w:t xml:space="preserve"> </w:t>
-      </w:r>
-      <w:r>
-        <w:rPr>
-          <w:rFonts w:ascii="Tahoma" w:eastAsia="微软雅黑" w:hAnsi="Tahoma" w:hint="eastAsia"/>
-          <w:bCs/>
-          <w:kern w:val="0"/>
-          <w:sz w:val="22"/>
-        </w:rPr>
-        <w:t>信息面板</w:t>
-      </w:r>
-      <w:r>
-        <w:rPr>
-          <w:rFonts w:ascii="Tahoma" w:eastAsia="微软雅黑" w:hAnsi="Tahoma" w:hint="eastAsia"/>
-          <w:bCs/>
-          <w:kern w:val="0"/>
-          <w:sz w:val="22"/>
-        </w:rPr>
-        <w:t>I</w:t>
-      </w:r>
-      <w:r>
-        <w:rPr>
-          <w:rFonts w:ascii="Tahoma" w:eastAsia="微软雅黑" w:hAnsi="Tahoma" w:hint="eastAsia"/>
-          <w:bCs/>
-          <w:kern w:val="0"/>
-          <w:sz w:val="22"/>
-        </w:rPr>
-        <w:t>，</w:t>
-      </w:r>
-      <w:r>
-        <w:rPr>
-          <w:rFonts w:ascii="Tahoma" w:eastAsia="微软雅黑" w:hAnsi="Tahoma" w:hint="eastAsia"/>
-          <w:bCs/>
-          <w:kern w:val="0"/>
-          <w:sz w:val="22"/>
-        </w:rPr>
-        <w:t>效果为：第</w:t>
-      </w:r>
-      <w:r>
-        <w:rPr>
-          <w:rFonts w:ascii="Tahoma" w:eastAsia="微软雅黑" w:hAnsi="Tahoma" w:hint="eastAsia"/>
-          <w:bCs/>
-          <w:kern w:val="0"/>
-          <w:sz w:val="22"/>
-        </w:rPr>
-        <w:t>n</w:t>
-      </w:r>
-      <w:r>
-        <w:rPr>
-          <w:rFonts w:ascii="Tahoma" w:eastAsia="微软雅黑" w:hAnsi="Tahoma" w:hint="eastAsia"/>
-          <w:bCs/>
-          <w:kern w:val="0"/>
-          <w:sz w:val="22"/>
-        </w:rPr>
-        <w:t>个内容选项，对应第</w:t>
-      </w:r>
-      <w:r>
-        <w:rPr>
-          <w:rFonts w:ascii="Tahoma" w:eastAsia="微软雅黑" w:hAnsi="Tahoma" w:hint="eastAsia"/>
-          <w:bCs/>
-          <w:kern w:val="0"/>
-          <w:sz w:val="22"/>
-        </w:rPr>
-        <w:t>n</w:t>
-      </w:r>
-      <w:r>
-        <w:rPr>
-          <w:rFonts w:ascii="Tahoma" w:eastAsia="微软雅黑" w:hAnsi="Tahoma" w:hint="eastAsia"/>
-          <w:bCs/>
-          <w:kern w:val="0"/>
-          <w:sz w:val="22"/>
-        </w:rPr>
-        <w:t>个按钮。</w:t>
+        <w:t>部分子插件使用的是顺序对应，即根据序号一一对应。</w:t>
       </w:r>
     </w:p>
     <w:p>
@@ -2033,6 +3022,23 @@
         <w:snapToGrid w:val="0"/>
         <w:spacing w:after="200"/>
         <w:jc w:val="center"/>
+      </w:pPr>
+      <w:r>
+        <w:object w:dxaOrig="6253" w:dyaOrig="4813" w14:anchorId="48ABCF9B">
+          <v:shape id="_x0000_i1029" type="#_x0000_t75" style="width:244.2pt;height:187.2pt" o:ole="">
+            <v:imagedata r:id="rId21" o:title=""/>
+          </v:shape>
+          <o:OLEObject Type="Embed" ProgID="Visio.Drawing.15" ShapeID="_x0000_i1029" DrawAspect="Content" ObjectID="_1677903212" r:id="rId22"/>
+        </w:object>
+      </w:r>
+    </w:p>
+    <w:p>
+      <w:pPr>
+        <w:widowControl/>
+        <w:adjustRightInd w:val="0"/>
+        <w:snapToGrid w:val="0"/>
+        <w:spacing w:after="200"/>
+        <w:jc w:val="left"/>
         <w:rPr>
           <w:rFonts w:ascii="Tahoma" w:eastAsia="微软雅黑" w:hAnsi="Tahoma"/>
           <w:bCs/>
@@ -2041,11 +3047,442 @@
         </w:rPr>
       </w:pPr>
       <w:r>
-        <w:object w:dxaOrig="6253" w:dyaOrig="4813" w14:anchorId="048CD629">
-          <v:shape id="_x0000_i1027" type="#_x0000_t75" style="width:244.2pt;height:187.2pt" o:ole="">
-            <v:imagedata r:id="rId14" o:title=""/>
+        <w:rPr>
+          <w:rFonts w:ascii="Tahoma" w:eastAsia="微软雅黑" w:hAnsi="Tahoma" w:hint="eastAsia"/>
+          <w:bCs/>
+          <w:kern w:val="0"/>
+          <w:sz w:val="22"/>
+        </w:rPr>
+        <w:t>以</w:t>
+      </w:r>
+      <w:r>
+        <w:rPr>
+          <w:rFonts w:ascii="Tahoma" w:eastAsia="微软雅黑" w:hAnsi="Tahoma" w:hint="eastAsia"/>
+          <w:bCs/>
+          <w:kern w:val="0"/>
+          <w:sz w:val="22"/>
+        </w:rPr>
+        <w:t xml:space="preserve"> </w:t>
+      </w:r>
+      <w:r>
+        <w:rPr>
+          <w:rFonts w:ascii="Tahoma" w:eastAsia="微软雅黑" w:hAnsi="Tahoma" w:hint="eastAsia"/>
+          <w:bCs/>
+          <w:kern w:val="0"/>
+          <w:sz w:val="22"/>
+        </w:rPr>
+        <w:t>信息面板</w:t>
+      </w:r>
+      <w:r>
+        <w:rPr>
+          <w:rFonts w:ascii="Tahoma" w:eastAsia="微软雅黑" w:hAnsi="Tahoma" w:hint="eastAsia"/>
+          <w:bCs/>
+          <w:kern w:val="0"/>
+          <w:sz w:val="22"/>
+        </w:rPr>
+        <w:t>I</w:t>
+      </w:r>
+      <w:r>
+        <w:rPr>
+          <w:rFonts w:ascii="Tahoma" w:eastAsia="微软雅黑" w:hAnsi="Tahoma" w:hint="eastAsia"/>
+          <w:bCs/>
+          <w:kern w:val="0"/>
+          <w:sz w:val="22"/>
+        </w:rPr>
+        <w:t>为例子，效果为：第</w:t>
+      </w:r>
+      <w:r>
+        <w:rPr>
+          <w:rFonts w:ascii="Tahoma" w:eastAsia="微软雅黑" w:hAnsi="Tahoma" w:hint="eastAsia"/>
+          <w:bCs/>
+          <w:kern w:val="0"/>
+          <w:sz w:val="22"/>
+        </w:rPr>
+        <w:t>n</w:t>
+      </w:r>
+      <w:r>
+        <w:rPr>
+          <w:rFonts w:ascii="Tahoma" w:eastAsia="微软雅黑" w:hAnsi="Tahoma" w:hint="eastAsia"/>
+          <w:bCs/>
+          <w:kern w:val="0"/>
+          <w:sz w:val="22"/>
+        </w:rPr>
+        <w:t>个内容选项，对应第</w:t>
+      </w:r>
+      <w:r>
+        <w:rPr>
+          <w:rFonts w:ascii="Tahoma" w:eastAsia="微软雅黑" w:hAnsi="Tahoma" w:hint="eastAsia"/>
+          <w:bCs/>
+          <w:kern w:val="0"/>
+          <w:sz w:val="22"/>
+        </w:rPr>
+        <w:t>n</w:t>
+      </w:r>
+      <w:r>
+        <w:rPr>
+          <w:rFonts w:ascii="Tahoma" w:eastAsia="微软雅黑" w:hAnsi="Tahoma" w:hint="eastAsia"/>
+          <w:bCs/>
+          <w:kern w:val="0"/>
+          <w:sz w:val="22"/>
+        </w:rPr>
+        <w:t>个按钮。</w:t>
+      </w:r>
+    </w:p>
+    <w:p>
+      <w:pPr>
+        <w:widowControl/>
+        <w:jc w:val="center"/>
+        <w:rPr>
+          <w:rFonts w:ascii="宋体" w:eastAsia="宋体" w:hAnsi="宋体" w:cs="宋体"/>
+          <w:kern w:val="0"/>
+          <w:sz w:val="24"/>
+          <w:szCs w:val="24"/>
+        </w:rPr>
+      </w:pPr>
+      <w:r>
+        <w:rPr>
+          <w:noProof/>
+        </w:rPr>
+        <w:drawing>
+          <wp:inline distT="0" distB="0" distL="0" distR="0" wp14:anchorId="10D20194" wp14:editId="63934AC1">
+            <wp:extent cx="960120" cy="897954"/>
+            <wp:effectExtent l="19050" t="19050" r="11430" b="16510"/>
+            <wp:docPr id="32" name="图片 32"/>
+            <wp:cNvGraphicFramePr>
+              <a:graphicFrameLocks xmlns:a="http://schemas.openxmlformats.org/drawingml/2006/main" noChangeAspect="1"/>
+            </wp:cNvGraphicFramePr>
+            <a:graphic xmlns:a="http://schemas.openxmlformats.org/drawingml/2006/main">
+              <a:graphicData uri="http://schemas.openxmlformats.org/drawingml/2006/picture">
+                <pic:pic xmlns:pic="http://schemas.openxmlformats.org/drawingml/2006/picture">
+                  <pic:nvPicPr>
+                    <pic:cNvPr id="1" name=""/>
+                    <pic:cNvPicPr/>
+                  </pic:nvPicPr>
+                  <pic:blipFill>
+                    <a:blip r:embed="rId19"/>
+                    <a:stretch>
+                      <a:fillRect/>
+                    </a:stretch>
+                  </pic:blipFill>
+                  <pic:spPr>
+                    <a:xfrm>
+                      <a:off x="0" y="0"/>
+                      <a:ext cx="972944" cy="909948"/>
+                    </a:xfrm>
+                    <a:prstGeom prst="rect">
+                      <a:avLst/>
+                    </a:prstGeom>
+                    <a:ln>
+                      <a:solidFill>
+                        <a:schemeClr val="tx1"/>
+                      </a:solidFill>
+                    </a:ln>
+                  </pic:spPr>
+                </pic:pic>
+              </a:graphicData>
+            </a:graphic>
+          </wp:inline>
+        </w:drawing>
+      </w:r>
+      <w:r>
+        <w:rPr>
+          <w:rFonts w:ascii="宋体" w:eastAsia="宋体" w:hAnsi="宋体" w:cs="宋体"/>
+          <w:noProof/>
+          <w:kern w:val="0"/>
+          <w:sz w:val="24"/>
+          <w:szCs w:val="24"/>
+        </w:rPr>
+        <w:drawing>
+          <wp:inline distT="0" distB="0" distL="0" distR="0" wp14:anchorId="4697C7B1" wp14:editId="66DA342E">
+            <wp:extent cx="899160" cy="920958"/>
+            <wp:effectExtent l="19050" t="19050" r="15240" b="12700"/>
+            <wp:docPr id="33" name="图片 33"/>
+            <wp:cNvGraphicFramePr>
+              <a:graphicFrameLocks xmlns:a="http://schemas.openxmlformats.org/drawingml/2006/main" noChangeAspect="1"/>
+            </wp:cNvGraphicFramePr>
+            <a:graphic xmlns:a="http://schemas.openxmlformats.org/drawingml/2006/main">
+              <a:graphicData uri="http://schemas.openxmlformats.org/drawingml/2006/picture">
+                <pic:pic xmlns:pic="http://schemas.openxmlformats.org/drawingml/2006/picture">
+                  <pic:nvPicPr>
+                    <pic:cNvPr id="0" name="Picture 28"/>
+                    <pic:cNvPicPr>
+                      <a:picLocks noChangeAspect="1" noChangeArrowheads="1"/>
+                    </pic:cNvPicPr>
+                  </pic:nvPicPr>
+                  <pic:blipFill>
+                    <a:blip r:embed="rId23">
+                      <a:extLst>
+                        <a:ext uri="{28A0092B-C50C-407E-A947-70E740481C1C}">
+                          <a14:useLocalDpi xmlns:a14="http://schemas.microsoft.com/office/drawing/2010/main" val="0"/>
+                        </a:ext>
+                      </a:extLst>
+                    </a:blip>
+                    <a:srcRect/>
+                    <a:stretch>
+                      <a:fillRect/>
+                    </a:stretch>
+                  </pic:blipFill>
+                  <pic:spPr bwMode="auto">
+                    <a:xfrm>
+                      <a:off x="0" y="0"/>
+                      <a:ext cx="913706" cy="935856"/>
+                    </a:xfrm>
+                    <a:prstGeom prst="rect">
+                      <a:avLst/>
+                    </a:prstGeom>
+                    <a:noFill/>
+                    <a:ln>
+                      <a:solidFill>
+                        <a:schemeClr val="tx1"/>
+                      </a:solidFill>
+                    </a:ln>
+                  </pic:spPr>
+                </pic:pic>
+              </a:graphicData>
+            </a:graphic>
+          </wp:inline>
+        </w:drawing>
+      </w:r>
+      <w:r>
+        <w:rPr>
+          <w:rFonts w:ascii="宋体" w:eastAsia="宋体" w:hAnsi="宋体" w:cs="宋体"/>
+          <w:noProof/>
+          <w:kern w:val="0"/>
+          <w:sz w:val="24"/>
+          <w:szCs w:val="24"/>
+        </w:rPr>
+        <w:drawing>
+          <wp:inline distT="0" distB="0" distL="0" distR="0" wp14:anchorId="1642ADEC" wp14:editId="6EC7EE07">
+            <wp:extent cx="1988820" cy="1249680"/>
+            <wp:effectExtent l="0" t="0" r="0" b="7620"/>
+            <wp:docPr id="31" name="图片 31"/>
+            <wp:cNvGraphicFramePr>
+              <a:graphicFrameLocks xmlns:a="http://schemas.openxmlformats.org/drawingml/2006/main" noChangeAspect="1"/>
+            </wp:cNvGraphicFramePr>
+            <a:graphic xmlns:a="http://schemas.openxmlformats.org/drawingml/2006/main">
+              <a:graphicData uri="http://schemas.openxmlformats.org/drawingml/2006/picture">
+                <pic:pic xmlns:pic="http://schemas.openxmlformats.org/drawingml/2006/picture">
+                  <pic:nvPicPr>
+                    <pic:cNvPr id="0" name="Picture 25"/>
+                    <pic:cNvPicPr>
+                      <a:picLocks noChangeAspect="1" noChangeArrowheads="1"/>
+                    </pic:cNvPicPr>
+                  </pic:nvPicPr>
+                  <pic:blipFill>
+                    <a:blip r:embed="rId24">
+                      <a:extLst>
+                        <a:ext uri="{28A0092B-C50C-407E-A947-70E740481C1C}">
+                          <a14:useLocalDpi xmlns:a14="http://schemas.microsoft.com/office/drawing/2010/main" val="0"/>
+                        </a:ext>
+                      </a:extLst>
+                    </a:blip>
+                    <a:srcRect/>
+                    <a:stretch>
+                      <a:fillRect/>
+                    </a:stretch>
+                  </pic:blipFill>
+                  <pic:spPr bwMode="auto">
+                    <a:xfrm>
+                      <a:off x="0" y="0"/>
+                      <a:ext cx="1988820" cy="1249680"/>
+                    </a:xfrm>
+                    <a:prstGeom prst="rect">
+                      <a:avLst/>
+                    </a:prstGeom>
+                    <a:noFill/>
+                    <a:ln>
+                      <a:noFill/>
+                    </a:ln>
+                  </pic:spPr>
+                </pic:pic>
+              </a:graphicData>
+            </a:graphic>
+          </wp:inline>
+        </w:drawing>
+      </w:r>
+    </w:p>
+    <w:p>
+      <w:pPr>
+        <w:widowControl/>
+        <w:jc w:val="center"/>
+        <w:rPr>
+          <w:rFonts w:ascii="宋体" w:eastAsia="宋体" w:hAnsi="宋体" w:cs="宋体"/>
+          <w:kern w:val="0"/>
+          <w:sz w:val="24"/>
+          <w:szCs w:val="24"/>
+        </w:rPr>
+      </w:pPr>
+      <w:r>
+        <w:rPr>
+          <w:rFonts w:ascii="宋体" w:eastAsia="宋体" w:hAnsi="宋体" w:cs="宋体"/>
+          <w:noProof/>
+          <w:kern w:val="0"/>
+          <w:sz w:val="24"/>
+          <w:szCs w:val="24"/>
+        </w:rPr>
+        <w:drawing>
+          <wp:inline distT="0" distB="0" distL="0" distR="0" wp14:anchorId="7C1456BA" wp14:editId="290E98EB">
+            <wp:extent cx="3863340" cy="917626"/>
+            <wp:effectExtent l="0" t="0" r="3810" b="0"/>
+            <wp:docPr id="34" name="图片 34"/>
+            <wp:cNvGraphicFramePr>
+              <a:graphicFrameLocks xmlns:a="http://schemas.openxmlformats.org/drawingml/2006/main" noChangeAspect="1"/>
+            </wp:cNvGraphicFramePr>
+            <a:graphic xmlns:a="http://schemas.openxmlformats.org/drawingml/2006/main">
+              <a:graphicData uri="http://schemas.openxmlformats.org/drawingml/2006/picture">
+                <pic:pic xmlns:pic="http://schemas.openxmlformats.org/drawingml/2006/picture">
+                  <pic:nvPicPr>
+                    <pic:cNvPr id="0" name="Picture 30"/>
+                    <pic:cNvPicPr>
+                      <a:picLocks noChangeAspect="1" noChangeArrowheads="1"/>
+                    </pic:cNvPicPr>
+                  </pic:nvPicPr>
+                  <pic:blipFill>
+                    <a:blip r:embed="rId25">
+                      <a:extLst>
+                        <a:ext uri="{28A0092B-C50C-407E-A947-70E740481C1C}">
+                          <a14:useLocalDpi xmlns:a14="http://schemas.microsoft.com/office/drawing/2010/main" val="0"/>
+                        </a:ext>
+                      </a:extLst>
+                    </a:blip>
+                    <a:srcRect/>
+                    <a:stretch>
+                      <a:fillRect/>
+                    </a:stretch>
+                  </pic:blipFill>
+                  <pic:spPr bwMode="auto">
+                    <a:xfrm>
+                      <a:off x="0" y="0"/>
+                      <a:ext cx="3908732" cy="928408"/>
+                    </a:xfrm>
+                    <a:prstGeom prst="rect">
+                      <a:avLst/>
+                    </a:prstGeom>
+                    <a:noFill/>
+                    <a:ln>
+                      <a:noFill/>
+                    </a:ln>
+                  </pic:spPr>
+                </pic:pic>
+              </a:graphicData>
+            </a:graphic>
+          </wp:inline>
+        </w:drawing>
+      </w:r>
+    </w:p>
+    <w:p>
+      <w:pPr>
+        <w:widowControl/>
+        <w:adjustRightInd w:val="0"/>
+        <w:snapToGrid w:val="0"/>
+        <w:spacing w:after="200"/>
+        <w:rPr>
+          <w:rFonts w:ascii="Tahoma" w:eastAsia="微软雅黑" w:hAnsi="Tahoma"/>
+          <w:bCs/>
+          <w:kern w:val="0"/>
+          <w:sz w:val="22"/>
+        </w:rPr>
+      </w:pPr>
+    </w:p>
+    <w:p>
+      <w:pPr>
+        <w:widowControl/>
+        <w:jc w:val="left"/>
+        <w:rPr>
+          <w:rFonts w:ascii="Tahoma" w:eastAsia="微软雅黑" w:hAnsi="Tahoma"/>
+          <w:bCs/>
+          <w:kern w:val="0"/>
+          <w:sz w:val="22"/>
+        </w:rPr>
+      </w:pPr>
+      <w:r>
+        <w:rPr>
+          <w:rFonts w:ascii="Tahoma" w:eastAsia="微软雅黑" w:hAnsi="Tahoma"/>
+          <w:bCs/>
+          <w:kern w:val="0"/>
+          <w:sz w:val="22"/>
+        </w:rPr>
+        <w:br w:type="page"/>
+      </w:r>
+    </w:p>
+    <w:p>
+      <w:pPr>
+        <w:widowControl/>
+        <w:adjustRightInd w:val="0"/>
+        <w:snapToGrid w:val="0"/>
+        <w:spacing w:after="200"/>
+        <w:jc w:val="left"/>
+        <w:rPr>
+          <w:rFonts w:ascii="Tahoma" w:eastAsia="微软雅黑" w:hAnsi="Tahoma"/>
+          <w:b/>
+          <w:kern w:val="0"/>
+          <w:sz w:val="22"/>
+        </w:rPr>
+      </w:pPr>
+      <w:r>
+        <w:rPr>
+          <w:rFonts w:ascii="Tahoma" w:eastAsia="微软雅黑" w:hAnsi="Tahoma"/>
+          <w:b/>
+          <w:kern w:val="0"/>
+          <w:sz w:val="22"/>
+        </w:rPr>
+        <w:lastRenderedPageBreak/>
+        <w:t>2</w:t>
+      </w:r>
+      <w:r>
+        <w:rPr>
+          <w:rFonts w:ascii="Tahoma" w:eastAsia="微软雅黑" w:hAnsi="Tahoma" w:hint="eastAsia"/>
+          <w:b/>
+          <w:kern w:val="0"/>
+          <w:sz w:val="22"/>
+        </w:rPr>
+        <w:t>）按钮关键字对应</w:t>
+      </w:r>
+    </w:p>
+    <w:p>
+      <w:pPr>
+        <w:widowControl/>
+        <w:adjustRightInd w:val="0"/>
+        <w:snapToGrid w:val="0"/>
+        <w:jc w:val="left"/>
+        <w:rPr>
+          <w:rFonts w:ascii="Tahoma" w:eastAsia="微软雅黑" w:hAnsi="Tahoma"/>
+          <w:kern w:val="0"/>
+          <w:sz w:val="22"/>
+        </w:rPr>
+      </w:pPr>
+      <w:r>
+        <w:rPr>
+          <w:rFonts w:ascii="Tahoma" w:eastAsia="微软雅黑" w:hAnsi="Tahoma" w:hint="eastAsia"/>
+          <w:kern w:val="0"/>
+          <w:sz w:val="22"/>
+        </w:rPr>
+        <w:t>部分子插件采用按钮关键字进行绑定，与顺序无关。</w:t>
+      </w:r>
+    </w:p>
+    <w:p>
+      <w:pPr>
+        <w:widowControl/>
+        <w:adjustRightInd w:val="0"/>
+        <w:snapToGrid w:val="0"/>
+        <w:jc w:val="center"/>
+        <w:rPr>
+          <w:rFonts w:ascii="Tahoma" w:eastAsia="微软雅黑" w:hAnsi="Tahoma"/>
+          <w:kern w:val="0"/>
+          <w:sz w:val="22"/>
+        </w:rPr>
+      </w:pPr>
+      <w:r>
+        <w:rPr>
+          <w:rFonts w:ascii="Tahoma" w:eastAsia="微软雅黑" w:hAnsi="Tahoma"/>
+          <w:kern w:val="0"/>
+          <w:sz w:val="22"/>
+        </w:rPr>
+        <w:object w:dxaOrig="6253" w:dyaOrig="4813" w14:anchorId="02484E32">
+          <v:shape id="_x0000_i1030" type="#_x0000_t75" style="width:248.4pt;height:190.8pt" o:ole="">
+            <v:imagedata r:id="rId26" o:title=""/>
           </v:shape>
-          <o:OLEObject Type="Embed" ProgID="Visio.Drawing.15" ShapeID="_x0000_i1027" DrawAspect="Content" ObjectID="_1668790396" r:id="rId15"/>
+          <o:OLEObject Type="Embed" ProgID="Visio.Drawing.15" ShapeID="_x0000_i1030" DrawAspect="Content" ObjectID="_1677903213" r:id="rId27"/>
         </w:object>
       </w:r>
     </w:p>
@@ -2054,85 +3491,173 @@
         <w:widowControl/>
         <w:adjustRightInd w:val="0"/>
         <w:snapToGrid w:val="0"/>
+        <w:jc w:val="left"/>
+        <w:rPr>
+          <w:rFonts w:ascii="Tahoma" w:eastAsia="微软雅黑" w:hAnsi="Tahoma"/>
+          <w:bCs/>
+          <w:kern w:val="0"/>
+          <w:sz w:val="22"/>
+        </w:rPr>
+      </w:pPr>
+      <w:r>
+        <w:rPr>
+          <w:rFonts w:ascii="Tahoma" w:eastAsia="微软雅黑" w:hAnsi="Tahoma" w:hint="eastAsia"/>
+          <w:bCs/>
+          <w:kern w:val="0"/>
+          <w:sz w:val="22"/>
+        </w:rPr>
+        <w:t>其中</w:t>
+      </w:r>
+      <w:r>
+        <w:rPr>
+          <w:rFonts w:ascii="Tahoma" w:eastAsia="微软雅黑" w:hAnsi="Tahoma" w:hint="eastAsia"/>
+          <w:bCs/>
+          <w:kern w:val="0"/>
+          <w:sz w:val="22"/>
+        </w:rPr>
+        <w:t xml:space="preserve"> </w:t>
+      </w:r>
+      <w:r>
+        <w:rPr>
+          <w:rFonts w:ascii="Tahoma" w:eastAsia="微软雅黑" w:hAnsi="Tahoma" w:hint="eastAsia"/>
+          <w:bCs/>
+          <w:kern w:val="0"/>
+          <w:sz w:val="22"/>
+        </w:rPr>
+        <w:t>全自定义主菜单插件</w:t>
+      </w:r>
+      <w:r>
+        <w:rPr>
+          <w:rFonts w:ascii="Tahoma" w:eastAsia="微软雅黑" w:hAnsi="Tahoma" w:hint="eastAsia"/>
+          <w:bCs/>
+          <w:kern w:val="0"/>
+          <w:sz w:val="22"/>
+        </w:rPr>
+        <w:t xml:space="preserve"> </w:t>
+      </w:r>
+      <w:r>
+        <w:rPr>
+          <w:rFonts w:ascii="Tahoma" w:eastAsia="微软雅黑" w:hAnsi="Tahoma" w:hint="eastAsia"/>
+          <w:bCs/>
+          <w:kern w:val="0"/>
+          <w:sz w:val="22"/>
+        </w:rPr>
+        <w:t>就是基于按钮关键字</w:t>
+      </w:r>
+      <w:r>
+        <w:rPr>
+          <w:rFonts w:ascii="Tahoma" w:eastAsia="微软雅黑" w:hAnsi="Tahoma"/>
+          <w:bCs/>
+          <w:kern w:val="0"/>
+          <w:sz w:val="22"/>
+        </w:rPr>
+        <w:t xml:space="preserve"> </w:t>
+      </w:r>
+      <w:r>
+        <w:rPr>
+          <w:rFonts w:ascii="Tahoma" w:eastAsia="微软雅黑" w:hAnsi="Tahoma" w:hint="eastAsia"/>
+          <w:bCs/>
+          <w:kern w:val="0"/>
+          <w:sz w:val="22"/>
+        </w:rPr>
+        <w:t>对应的</w:t>
+      </w:r>
+      <w:r>
+        <w:rPr>
+          <w:rFonts w:ascii="Tahoma" w:eastAsia="微软雅黑" w:hAnsi="Tahoma" w:hint="eastAsia"/>
+          <w:bCs/>
+          <w:kern w:val="0"/>
+          <w:sz w:val="22"/>
+        </w:rPr>
+        <w:t>，</w:t>
+      </w:r>
+      <w:r>
+        <w:rPr>
+          <w:rFonts w:ascii="Tahoma" w:eastAsia="微软雅黑" w:hAnsi="Tahoma" w:hint="eastAsia"/>
+          <w:bCs/>
+          <w:kern w:val="0"/>
+          <w:sz w:val="22"/>
+        </w:rPr>
+        <w:t>（因为按钮随时会增减，并且都可能来自不同插件）</w:t>
+      </w:r>
+      <w:r>
+        <w:rPr>
+          <w:rFonts w:ascii="Tahoma" w:eastAsia="微软雅黑" w:hAnsi="Tahoma" w:hint="eastAsia"/>
+          <w:bCs/>
+          <w:kern w:val="0"/>
+          <w:sz w:val="22"/>
+        </w:rPr>
+        <w:t>具体</w:t>
+      </w:r>
+      <w:r>
+        <w:rPr>
+          <w:rFonts w:ascii="Tahoma" w:eastAsia="微软雅黑" w:hAnsi="Tahoma" w:hint="eastAsia"/>
+          <w:bCs/>
+          <w:kern w:val="0"/>
+          <w:sz w:val="22"/>
+        </w:rPr>
+        <w:t>可以</w:t>
+      </w:r>
+      <w:r>
+        <w:rPr>
+          <w:rFonts w:ascii="Tahoma" w:eastAsia="微软雅黑" w:hAnsi="Tahoma" w:hint="eastAsia"/>
+          <w:bCs/>
+          <w:kern w:val="0"/>
+          <w:sz w:val="22"/>
+        </w:rPr>
+        <w:t>去看看</w:t>
+      </w:r>
+      <w:r>
+        <w:rPr>
+          <w:rFonts w:ascii="Tahoma" w:eastAsia="微软雅黑" w:hAnsi="Tahoma"/>
+          <w:bCs/>
+          <w:kern w:val="0"/>
+          <w:sz w:val="22"/>
+        </w:rPr>
+        <w:t>”</w:t>
+      </w:r>
+      <w:r>
+        <w:rPr>
+          <w:rFonts w:ascii="Tahoma" w:eastAsia="微软雅黑" w:hAnsi="Tahoma" w:hint="eastAsia"/>
+          <w:bCs/>
+          <w:kern w:val="0"/>
+          <w:sz w:val="22"/>
+        </w:rPr>
+        <w:t>菜单关键字</w:t>
+      </w:r>
+      <w:r>
+        <w:rPr>
+          <w:rFonts w:ascii="Tahoma" w:eastAsia="微软雅黑" w:hAnsi="Tahoma"/>
+          <w:bCs/>
+          <w:kern w:val="0"/>
+          <w:sz w:val="22"/>
+        </w:rPr>
+        <w:t>.docx”</w:t>
+      </w:r>
+      <w:r>
+        <w:rPr>
+          <w:rFonts w:ascii="Tahoma" w:eastAsia="微软雅黑" w:hAnsi="Tahoma" w:hint="eastAsia"/>
+          <w:bCs/>
+          <w:kern w:val="0"/>
+          <w:sz w:val="22"/>
+        </w:rPr>
+        <w:t>。</w:t>
+      </w:r>
+    </w:p>
+    <w:p>
+      <w:pPr>
+        <w:widowControl/>
+        <w:adjustRightInd w:val="0"/>
+        <w:snapToGrid w:val="0"/>
         <w:spacing w:after="200"/>
         <w:jc w:val="left"/>
         <w:rPr>
           <w:rFonts w:ascii="Tahoma" w:eastAsia="微软雅黑" w:hAnsi="Tahoma"/>
-          <w:b/>
-          <w:kern w:val="0"/>
-          <w:sz w:val="22"/>
-        </w:rPr>
-      </w:pPr>
-      <w:r>
-        <w:rPr>
-          <w:rFonts w:ascii="Tahoma" w:eastAsia="微软雅黑" w:hAnsi="Tahoma"/>
-          <w:b/>
-          <w:kern w:val="0"/>
-          <w:sz w:val="22"/>
-        </w:rPr>
-        <w:t>2</w:t>
-      </w:r>
-      <w:r>
-        <w:rPr>
-          <w:rFonts w:ascii="Tahoma" w:eastAsia="微软雅黑" w:hAnsi="Tahoma" w:hint="eastAsia"/>
-          <w:b/>
-          <w:kern w:val="0"/>
-          <w:sz w:val="22"/>
-        </w:rPr>
-        <w:t>）按钮关键字对应</w:t>
-      </w:r>
-    </w:p>
-    <w:p>
-      <w:pPr>
-        <w:widowControl/>
-        <w:adjustRightInd w:val="0"/>
-        <w:snapToGrid w:val="0"/>
-        <w:jc w:val="left"/>
-        <w:rPr>
-          <w:rFonts w:ascii="Tahoma" w:eastAsia="微软雅黑" w:hAnsi="Tahoma"/>
-          <w:kern w:val="0"/>
-          <w:sz w:val="22"/>
-        </w:rPr>
-      </w:pPr>
-      <w:r>
-        <w:rPr>
-          <w:rFonts w:ascii="Tahoma" w:eastAsia="微软雅黑" w:hAnsi="Tahoma" w:hint="eastAsia"/>
-          <w:kern w:val="0"/>
-          <w:sz w:val="22"/>
-        </w:rPr>
-        <w:t>部分子插件采用按钮关键字进行绑定</w:t>
-      </w:r>
-      <w:r>
-        <w:rPr>
-          <w:rFonts w:ascii="Tahoma" w:eastAsia="微软雅黑" w:hAnsi="Tahoma" w:hint="eastAsia"/>
-          <w:kern w:val="0"/>
-          <w:sz w:val="22"/>
-        </w:rPr>
-        <w:t>，与顺序无关。</w:t>
-      </w:r>
-    </w:p>
-    <w:p>
-      <w:pPr>
-        <w:widowControl/>
-        <w:adjustRightInd w:val="0"/>
-        <w:snapToGrid w:val="0"/>
-        <w:spacing w:after="200"/>
-        <w:jc w:val="left"/>
-        <w:rPr>
-          <w:rFonts w:ascii="Tahoma" w:eastAsia="微软雅黑" w:hAnsi="Tahoma"/>
-          <w:kern w:val="0"/>
-          <w:sz w:val="22"/>
-        </w:rPr>
-      </w:pPr>
-      <w:r>
-        <w:rPr>
-          <w:rFonts w:ascii="Tahoma" w:eastAsia="微软雅黑" w:hAnsi="Tahoma" w:hint="eastAsia"/>
           <w:bCs/>
           <w:kern w:val="0"/>
           <w:sz w:val="22"/>
         </w:rPr>
-        <w:t>其中</w:t>
-      </w:r>
+      </w:pPr>
       <w:r>
         <w:rPr>
           <w:rFonts w:ascii="Tahoma" w:eastAsia="微软雅黑" w:hAnsi="Tahoma" w:hint="eastAsia"/>
@@ -2140,6 +3665,15 @@
           <w:kern w:val="0"/>
           <w:sz w:val="22"/>
         </w:rPr>
+        <w:t>下图为：道具按钮</w:t>
+      </w:r>
+      <w:r>
+        <w:rPr>
+          <w:rFonts w:ascii="Tahoma" w:eastAsia="微软雅黑" w:hAnsi="Tahoma" w:hint="eastAsia"/>
+          <w:bCs/>
+          <w:kern w:val="0"/>
+          <w:sz w:val="22"/>
+        </w:rPr>
         <w:t xml:space="preserve"> </w:t>
       </w:r>
       <w:r>
@@ -2149,7 +3683,7 @@
           <w:kern w:val="0"/>
           <w:sz w:val="22"/>
         </w:rPr>
-        <w:t>全自定义主菜单插件</w:t>
+        <w:t>通过</w:t>
       </w:r>
       <w:r>
         <w:rPr>
@@ -2158,59 +3692,234 @@
           <w:kern w:val="0"/>
           <w:sz w:val="22"/>
         </w:rPr>
+        <w:t>Button</w:t>
+      </w:r>
+      <w:r>
+        <w:rPr>
+          <w:rFonts w:ascii="Tahoma" w:eastAsia="微软雅黑" w:hAnsi="Tahoma"/>
+          <w:bCs/>
+          <w:kern w:val="0"/>
+          <w:sz w:val="22"/>
+        </w:rPr>
+        <w:t>_item</w:t>
+      </w:r>
+      <w:r>
+        <w:rPr>
+          <w:rFonts w:ascii="Tahoma" w:eastAsia="微软雅黑" w:hAnsi="Tahoma" w:hint="eastAsia"/>
+          <w:bCs/>
+          <w:kern w:val="0"/>
+          <w:sz w:val="22"/>
+        </w:rPr>
+        <w:t>关键字，对应到主菜单的面板中。</w:t>
+      </w:r>
+    </w:p>
+    <w:p>
+      <w:pPr>
+        <w:widowControl/>
+        <w:jc w:val="center"/>
+        <w:rPr>
+          <w:rFonts w:ascii="Tahoma" w:eastAsia="微软雅黑" w:hAnsi="Tahoma"/>
+          <w:kern w:val="0"/>
+          <w:sz w:val="22"/>
+        </w:rPr>
+      </w:pPr>
+      <w:r>
+        <w:rPr>
+          <w:rFonts w:ascii="Tahoma" w:eastAsia="微软雅黑" w:hAnsi="Tahoma"/>
+          <w:noProof/>
+          <w:kern w:val="0"/>
+          <w:sz w:val="22"/>
+        </w:rPr>
+        <w:drawing>
+          <wp:inline distT="0" distB="0" distL="0" distR="0" wp14:anchorId="16B204A2" wp14:editId="58F2D59E">
+            <wp:extent cx="4210050" cy="2321965"/>
+            <wp:effectExtent l="19050" t="19050" r="19050" b="21590"/>
+            <wp:docPr id="38" name="图片 38"/>
+            <wp:cNvGraphicFramePr>
+              <a:graphicFrameLocks xmlns:a="http://schemas.openxmlformats.org/drawingml/2006/main" noChangeAspect="1"/>
+            </wp:cNvGraphicFramePr>
+            <a:graphic xmlns:a="http://schemas.openxmlformats.org/drawingml/2006/main">
+              <a:graphicData uri="http://schemas.openxmlformats.org/drawingml/2006/picture">
+                <pic:pic xmlns:pic="http://schemas.openxmlformats.org/drawingml/2006/picture">
+                  <pic:nvPicPr>
+                    <pic:cNvPr id="0" name="Picture 39"/>
+                    <pic:cNvPicPr>
+                      <a:picLocks noChangeAspect="1" noChangeArrowheads="1"/>
+                    </pic:cNvPicPr>
+                  </pic:nvPicPr>
+                  <pic:blipFill>
+                    <a:blip r:embed="rId28">
+                      <a:extLst>
+                        <a:ext uri="{28A0092B-C50C-407E-A947-70E740481C1C}">
+                          <a14:useLocalDpi xmlns:a14="http://schemas.microsoft.com/office/drawing/2010/main" val="0"/>
+                        </a:ext>
+                      </a:extLst>
+                    </a:blip>
+                    <a:srcRect/>
+                    <a:stretch>
+                      <a:fillRect/>
+                    </a:stretch>
+                  </pic:blipFill>
+                  <pic:spPr bwMode="auto">
+                    <a:xfrm>
+                      <a:off x="0" y="0"/>
+                      <a:ext cx="4253461" cy="2345907"/>
+                    </a:xfrm>
+                    <a:prstGeom prst="rect">
+                      <a:avLst/>
+                    </a:prstGeom>
+                    <a:noFill/>
+                    <a:ln>
+                      <a:solidFill>
+                        <a:schemeClr val="tx1"/>
+                      </a:solidFill>
+                    </a:ln>
+                  </pic:spPr>
+                </pic:pic>
+              </a:graphicData>
+            </a:graphic>
+          </wp:inline>
+        </w:drawing>
+      </w:r>
+    </w:p>
+    <w:p>
+      <w:pPr>
+        <w:widowControl/>
+        <w:jc w:val="center"/>
+        <w:rPr>
+          <w:rFonts w:ascii="Tahoma" w:eastAsia="微软雅黑" w:hAnsi="Tahoma"/>
+          <w:kern w:val="0"/>
+          <w:sz w:val="22"/>
+        </w:rPr>
+      </w:pPr>
+      <w:r>
+        <w:rPr>
+          <w:rFonts w:ascii="Tahoma" w:eastAsia="微软雅黑" w:hAnsi="Tahoma"/>
+          <w:noProof/>
+          <w:kern w:val="0"/>
+          <w:sz w:val="22"/>
+        </w:rPr>
+        <w:drawing>
+          <wp:inline distT="0" distB="0" distL="0" distR="0" wp14:anchorId="20747B3E" wp14:editId="558E68AC">
+            <wp:extent cx="2983230" cy="931101"/>
+            <wp:effectExtent l="19050" t="19050" r="26670" b="21590"/>
+            <wp:docPr id="39" name="图片 39"/>
+            <wp:cNvGraphicFramePr>
+              <a:graphicFrameLocks xmlns:a="http://schemas.openxmlformats.org/drawingml/2006/main" noChangeAspect="1"/>
+            </wp:cNvGraphicFramePr>
+            <a:graphic xmlns:a="http://schemas.openxmlformats.org/drawingml/2006/main">
+              <a:graphicData uri="http://schemas.openxmlformats.org/drawingml/2006/picture">
+                <pic:pic xmlns:pic="http://schemas.openxmlformats.org/drawingml/2006/picture">
+                  <pic:nvPicPr>
+                    <pic:cNvPr id="0" name="Picture 41"/>
+                    <pic:cNvPicPr>
+                      <a:picLocks noChangeAspect="1" noChangeArrowheads="1"/>
+                    </pic:cNvPicPr>
+                  </pic:nvPicPr>
+                  <pic:blipFill>
+                    <a:blip r:embed="rId29">
+                      <a:extLst>
+                        <a:ext uri="{28A0092B-C50C-407E-A947-70E740481C1C}">
+                          <a14:useLocalDpi xmlns:a14="http://schemas.microsoft.com/office/drawing/2010/main" val="0"/>
+                        </a:ext>
+                      </a:extLst>
+                    </a:blip>
+                    <a:srcRect/>
+                    <a:stretch>
+                      <a:fillRect/>
+                    </a:stretch>
+                  </pic:blipFill>
+                  <pic:spPr bwMode="auto">
+                    <a:xfrm>
+                      <a:off x="0" y="0"/>
+                      <a:ext cx="3035680" cy="947471"/>
+                    </a:xfrm>
+                    <a:prstGeom prst="rect">
+                      <a:avLst/>
+                    </a:prstGeom>
+                    <a:noFill/>
+                    <a:ln>
+                      <a:solidFill>
+                        <a:schemeClr val="tx1"/>
+                      </a:solidFill>
+                    </a:ln>
+                  </pic:spPr>
+                </pic:pic>
+              </a:graphicData>
+            </a:graphic>
+          </wp:inline>
+        </w:drawing>
+      </w:r>
+      <w:r>
+        <w:rPr>
+          <w:rFonts w:ascii="Tahoma" w:eastAsia="微软雅黑" w:hAnsi="Tahoma" w:hint="eastAsia"/>
+          <w:kern w:val="0"/>
+          <w:sz w:val="22"/>
+        </w:rPr>
         <w:t xml:space="preserve"> </w:t>
       </w:r>
       <w:r>
         <w:rPr>
-          <w:rFonts w:ascii="Tahoma" w:eastAsia="微软雅黑" w:hAnsi="Tahoma" w:hint="eastAsia"/>
-          <w:bCs/>
-          <w:kern w:val="0"/>
-          <w:sz w:val="22"/>
-        </w:rPr>
-        <w:t>就是基于按钮关键字，具体可以去看看</w:t>
-      </w:r>
-      <w:r>
-        <w:rPr>
-          <w:rFonts w:ascii="Tahoma" w:eastAsia="微软雅黑" w:hAnsi="Tahoma"/>
-          <w:bCs/>
-          <w:kern w:val="0"/>
-          <w:sz w:val="22"/>
-        </w:rPr>
-        <w:t>”</w:t>
-      </w:r>
-      <w:r>
-        <w:rPr>
-          <w:rFonts w:ascii="Tahoma" w:eastAsia="微软雅黑" w:hAnsi="Tahoma" w:hint="eastAsia"/>
-          <w:bCs/>
-          <w:kern w:val="0"/>
-          <w:sz w:val="22"/>
-        </w:rPr>
-        <w:t>菜单关键字</w:t>
-      </w:r>
-      <w:r>
-        <w:rPr>
-          <w:rFonts w:ascii="Tahoma" w:eastAsia="微软雅黑" w:hAnsi="Tahoma"/>
-          <w:bCs/>
-          <w:kern w:val="0"/>
-          <w:sz w:val="22"/>
-        </w:rPr>
-        <w:t>.docx”</w:t>
-      </w:r>
-      <w:r>
-        <w:rPr>
-          <w:rFonts w:ascii="Tahoma" w:eastAsia="微软雅黑" w:hAnsi="Tahoma" w:hint="eastAsia"/>
-          <w:bCs/>
-          <w:kern w:val="0"/>
-          <w:sz w:val="22"/>
-        </w:rPr>
-        <w:t>。</w:t>
-      </w:r>
-    </w:p>
-    <w:p>
-      <w:pPr>
-        <w:widowControl/>
-        <w:adjustRightInd w:val="0"/>
-        <w:snapToGrid w:val="0"/>
+          <w:rFonts w:ascii="Tahoma" w:eastAsia="微软雅黑" w:hAnsi="Tahoma"/>
+          <w:noProof/>
+          <w:kern w:val="0"/>
+          <w:sz w:val="22"/>
+        </w:rPr>
+        <w:drawing>
+          <wp:inline distT="0" distB="0" distL="0" distR="0" wp14:anchorId="12E5C245" wp14:editId="309CF646">
+            <wp:extent cx="1070610" cy="925443"/>
+            <wp:effectExtent l="19050" t="19050" r="15240" b="27305"/>
+            <wp:docPr id="36" name="图片 36"/>
+            <wp:cNvGraphicFramePr>
+              <a:graphicFrameLocks xmlns:a="http://schemas.openxmlformats.org/drawingml/2006/main" noChangeAspect="1"/>
+            </wp:cNvGraphicFramePr>
+            <a:graphic xmlns:a="http://schemas.openxmlformats.org/drawingml/2006/main">
+              <a:graphicData uri="http://schemas.openxmlformats.org/drawingml/2006/picture">
+                <pic:pic xmlns:pic="http://schemas.openxmlformats.org/drawingml/2006/picture">
+                  <pic:nvPicPr>
+                    <pic:cNvPr id="0" name="Picture 35"/>
+                    <pic:cNvPicPr>
+                      <a:picLocks noChangeAspect="1" noChangeArrowheads="1"/>
+                    </pic:cNvPicPr>
+                  </pic:nvPicPr>
+                  <pic:blipFill>
+                    <a:blip r:embed="rId30">
+                      <a:extLst>
+                        <a:ext uri="{28A0092B-C50C-407E-A947-70E740481C1C}">
+                          <a14:useLocalDpi xmlns:a14="http://schemas.microsoft.com/office/drawing/2010/main" val="0"/>
+                        </a:ext>
+                      </a:extLst>
+                    </a:blip>
+                    <a:srcRect/>
+                    <a:stretch>
+                      <a:fillRect/>
+                    </a:stretch>
+                  </pic:blipFill>
+                  <pic:spPr bwMode="auto">
+                    <a:xfrm>
+                      <a:off x="0" y="0"/>
+                      <a:ext cx="1103532" cy="953901"/>
+                    </a:xfrm>
+                    <a:prstGeom prst="rect">
+                      <a:avLst/>
+                    </a:prstGeom>
+                    <a:noFill/>
+                    <a:ln>
+                      <a:solidFill>
+                        <a:schemeClr val="tx1"/>
+                      </a:solidFill>
+                    </a:ln>
+                  </pic:spPr>
+                </pic:pic>
+              </a:graphicData>
+            </a:graphic>
+          </wp:inline>
+        </w:drawing>
+      </w:r>
+    </w:p>
+    <w:p>
+      <w:pPr>
+        <w:widowControl/>
         <w:jc w:val="center"/>
         <w:rPr>
           <w:rFonts w:ascii="Tahoma" w:eastAsia="微软雅黑" w:hAnsi="Tahoma"/>
@@ -2221,40 +3930,71 @@
       <w:r>
         <w:rPr>
           <w:rFonts w:ascii="Tahoma" w:eastAsia="微软雅黑" w:hAnsi="Tahoma"/>
-          <w:kern w:val="0"/>
-          <w:sz w:val="22"/>
-        </w:rPr>
-        <w:object w:dxaOrig="6253" w:dyaOrig="4813" w14:anchorId="533DB5BF">
-          <v:shape id="_x0000_i1028" type="#_x0000_t75" style="width:248.4pt;height:190.8pt" o:ole="">
-            <v:imagedata r:id="rId16" o:title=""/>
-          </v:shape>
-          <o:OLEObject Type="Embed" ProgID="Visio.Drawing.15" ShapeID="_x0000_i1028" DrawAspect="Content" ObjectID="_1668790397" r:id="rId17"/>
-        </w:object>
-      </w:r>
-    </w:p>
-    <w:p>
-      <w:pPr>
-        <w:widowControl/>
-        <w:adjustRightInd w:val="0"/>
-        <w:snapToGrid w:val="0"/>
-        <w:spacing w:after="200"/>
-        <w:jc w:val="left"/>
-        <w:rPr>
-          <w:rFonts w:ascii="Tahoma" w:eastAsia="微软雅黑" w:hAnsi="Tahoma"/>
-          <w:bCs/>
-          <w:kern w:val="0"/>
-          <w:sz w:val="22"/>
-        </w:rPr>
-      </w:pPr>
-      <w:r>
-        <w:rPr>
-          <w:rFonts w:ascii="Tahoma" w:eastAsia="微软雅黑" w:hAnsi="Tahoma"/>
-          <w:bCs/>
-          <w:kern w:val="0"/>
-          <w:sz w:val="22"/>
-        </w:rPr>
-        <w:br w:type="page"/>
-      </w:r>
+          <w:noProof/>
+          <w:kern w:val="0"/>
+          <w:sz w:val="22"/>
+        </w:rPr>
+        <w:drawing>
+          <wp:inline distT="0" distB="0" distL="0" distR="0" wp14:anchorId="02650B20" wp14:editId="12067DCA">
+            <wp:extent cx="1752600" cy="1369365"/>
+            <wp:effectExtent l="0" t="0" r="0" b="2540"/>
+            <wp:docPr id="35" name="图片 35"/>
+            <wp:cNvGraphicFramePr>
+              <a:graphicFrameLocks xmlns:a="http://schemas.openxmlformats.org/drawingml/2006/main" noChangeAspect="1"/>
+            </wp:cNvGraphicFramePr>
+            <a:graphic xmlns:a="http://schemas.openxmlformats.org/drawingml/2006/main">
+              <a:graphicData uri="http://schemas.openxmlformats.org/drawingml/2006/picture">
+                <pic:pic xmlns:pic="http://schemas.openxmlformats.org/drawingml/2006/picture">
+                  <pic:nvPicPr>
+                    <pic:cNvPr id="0" name="Picture 33"/>
+                    <pic:cNvPicPr>
+                      <a:picLocks noChangeAspect="1" noChangeArrowheads="1"/>
+                    </pic:cNvPicPr>
+                  </pic:nvPicPr>
+                  <pic:blipFill>
+                    <a:blip r:embed="rId31">
+                      <a:extLst>
+                        <a:ext uri="{28A0092B-C50C-407E-A947-70E740481C1C}">
+                          <a14:useLocalDpi xmlns:a14="http://schemas.microsoft.com/office/drawing/2010/main" val="0"/>
+                        </a:ext>
+                      </a:extLst>
+                    </a:blip>
+                    <a:srcRect/>
+                    <a:stretch>
+                      <a:fillRect/>
+                    </a:stretch>
+                  </pic:blipFill>
+                  <pic:spPr bwMode="auto">
+                    <a:xfrm>
+                      <a:off x="0" y="0"/>
+                      <a:ext cx="1762844" cy="1377369"/>
+                    </a:xfrm>
+                    <a:prstGeom prst="rect">
+                      <a:avLst/>
+                    </a:prstGeom>
+                    <a:noFill/>
+                    <a:ln>
+                      <a:noFill/>
+                    </a:ln>
+                  </pic:spPr>
+                </pic:pic>
+              </a:graphicData>
+            </a:graphic>
+          </wp:inline>
+        </w:drawing>
+      </w:r>
+    </w:p>
+    <w:p>
+      <w:pPr>
+        <w:widowControl/>
+        <w:jc w:val="left"/>
+        <w:rPr>
+          <w:rFonts w:ascii="宋体" w:eastAsia="宋体" w:hAnsi="宋体" w:cs="宋体"/>
+          <w:kern w:val="0"/>
+          <w:sz w:val="24"/>
+          <w:szCs w:val="24"/>
+        </w:rPr>
+      </w:pPr>
     </w:p>
     <w:p>
       <w:pPr>
@@ -2264,6 +4004,7 @@
           <w:sz w:val="28"/>
         </w:rPr>
       </w:pPr>
+      <w:bookmarkStart w:id="5" w:name="按钮名称"/>
       <w:r>
         <w:rPr>
           <w:rFonts w:hint="eastAsia"/>
@@ -2273,26 +4014,48 @@
         <w:t>按钮名称</w:t>
       </w:r>
     </w:p>
-    <w:bookmarkEnd w:id="2"/>
-    <w:p>
-      <w:pPr>
-        <w:widowControl/>
-        <w:adjustRightInd w:val="0"/>
-        <w:snapToGrid w:val="0"/>
-        <w:jc w:val="left"/>
-        <w:rPr>
-          <w:rFonts w:ascii="Tahoma" w:eastAsia="微软雅黑" w:hAnsi="Tahoma"/>
-          <w:kern w:val="0"/>
-          <w:sz w:val="22"/>
-        </w:rPr>
-      </w:pPr>
-      <w:r>
-        <w:rPr>
-          <w:rFonts w:ascii="Tahoma" w:eastAsia="微软雅黑" w:hAnsi="Tahoma" w:hint="eastAsia"/>
-          <w:kern w:val="0"/>
-          <w:sz w:val="22"/>
-        </w:rPr>
-        <w:t>按钮名称即写在按钮上面的名称</w:t>
+    <w:bookmarkEnd w:id="5"/>
+    <w:p>
+      <w:pPr>
+        <w:widowControl/>
+        <w:adjustRightInd w:val="0"/>
+        <w:snapToGrid w:val="0"/>
+        <w:jc w:val="left"/>
+        <w:rPr>
+          <w:rFonts w:ascii="Tahoma" w:eastAsia="微软雅黑" w:hAnsi="Tahoma"/>
+          <w:kern w:val="0"/>
+          <w:sz w:val="22"/>
+        </w:rPr>
+      </w:pPr>
+      <w:r>
+        <w:rPr>
+          <w:rFonts w:ascii="Tahoma" w:eastAsia="微软雅黑" w:hAnsi="Tahoma" w:hint="eastAsia"/>
+          <w:kern w:val="0"/>
+          <w:sz w:val="22"/>
+        </w:rPr>
+        <w:t>按钮名称即写在按钮上面的名称。</w:t>
+      </w:r>
+    </w:p>
+    <w:p>
+      <w:pPr>
+        <w:widowControl/>
+        <w:adjustRightInd w:val="0"/>
+        <w:snapToGrid w:val="0"/>
+        <w:jc w:val="left"/>
+        <w:rPr>
+          <w:rFonts w:ascii="Tahoma" w:eastAsia="微软雅黑" w:hAnsi="Tahoma"/>
+          <w:kern w:val="0"/>
+          <w:sz w:val="22"/>
+        </w:rPr>
+      </w:pPr>
+      <w:r>
+        <w:rPr>
+          <w:rFonts w:ascii="Tahoma" w:eastAsia="微软雅黑" w:hAnsi="Tahoma" w:hint="eastAsia"/>
+          <w:b/>
+          <w:kern w:val="0"/>
+          <w:sz w:val="22"/>
+        </w:rPr>
+        <w:t>注意，按钮名称与名称块是两个不同的东西</w:t>
       </w:r>
       <w:r>
         <w:rPr>
@@ -2308,36 +4071,6 @@
         <w:widowControl/>
         <w:adjustRightInd w:val="0"/>
         <w:snapToGrid w:val="0"/>
-        <w:jc w:val="left"/>
-        <w:rPr>
-          <w:rFonts w:ascii="Tahoma" w:eastAsia="微软雅黑" w:hAnsi="Tahoma"/>
-          <w:kern w:val="0"/>
-          <w:sz w:val="22"/>
-        </w:rPr>
-      </w:pPr>
-      <w:r>
-        <w:rPr>
-          <w:rFonts w:ascii="Tahoma" w:eastAsia="微软雅黑" w:hAnsi="Tahoma" w:hint="eastAsia"/>
-          <w:b/>
-          <w:kern w:val="0"/>
-          <w:sz w:val="22"/>
-        </w:rPr>
-        <w:t>注意，按钮名称与名称块是两个不同的东西</w:t>
-      </w:r>
-      <w:r>
-        <w:rPr>
-          <w:rFonts w:ascii="Tahoma" w:eastAsia="微软雅黑" w:hAnsi="Tahoma" w:hint="eastAsia"/>
-          <w:kern w:val="0"/>
-          <w:sz w:val="22"/>
-        </w:rPr>
-        <w:t>。</w:t>
-      </w:r>
-    </w:p>
-    <w:p>
-      <w:pPr>
-        <w:widowControl/>
-        <w:adjustRightInd w:val="0"/>
-        <w:snapToGrid w:val="0"/>
         <w:spacing w:after="200"/>
         <w:jc w:val="left"/>
         <w:rPr>
@@ -2372,7 +4105,7 @@
           <w:noProof/>
         </w:rPr>
         <w:drawing>
-          <wp:inline distT="0" distB="0" distL="0" distR="0" wp14:anchorId="24BA3B05" wp14:editId="5C6B8168">
+          <wp:inline distT="0" distB="0" distL="0" distR="0" wp14:anchorId="4DC07F19" wp14:editId="6CD8C9EE">
             <wp:extent cx="3865674" cy="2964180"/>
             <wp:effectExtent l="0" t="0" r="1905" b="7620"/>
             <wp:docPr id="1" name="图片 1"/>
@@ -2387,7 +4120,7 @@
                     <pic:cNvPicPr/>
                   </pic:nvPicPr>
                   <pic:blipFill>
-                    <a:blip r:embed="rId18"/>
+                    <a:blip r:embed="rId32"/>
                     <a:stretch>
                       <a:fillRect/>
                     </a:stretch>
@@ -2450,85 +4183,89 @@
     </w:p>
     <w:p>
       <w:pPr>
+        <w:pStyle w:val="2"/>
+      </w:pPr>
+      <w:r>
+        <w:rPr>
+          <w:rFonts w:hint="eastAsia"/>
+        </w:rPr>
+        <w:lastRenderedPageBreak/>
+        <w:t>排列</w:t>
+      </w:r>
+    </w:p>
+    <w:p>
+      <w:pPr>
         <w:pStyle w:val="3"/>
         <w:spacing w:before="240" w:after="120" w:line="415" w:lineRule="auto"/>
         <w:rPr>
           <w:sz w:val="28"/>
         </w:rPr>
       </w:pPr>
+      <w:bookmarkStart w:id="6" w:name="_排列方式"/>
+      <w:bookmarkEnd w:id="6"/>
       <w:r>
         <w:rPr>
           <w:rFonts w:hint="eastAsia"/>
           <w:sz w:val="28"/>
         </w:rPr>
-        <w:lastRenderedPageBreak/>
-        <w:t>起点</w:t>
-      </w:r>
-    </w:p>
-    <w:p>
-      <w:pPr>
-        <w:widowControl/>
-        <w:adjustRightInd w:val="0"/>
-        <w:snapToGrid w:val="0"/>
-        <w:jc w:val="left"/>
-        <w:rPr>
-          <w:rFonts w:ascii="Tahoma" w:eastAsia="微软雅黑" w:hAnsi="Tahoma"/>
-          <w:kern w:val="0"/>
-          <w:sz w:val="22"/>
-        </w:rPr>
-      </w:pPr>
-      <w:r>
-        <w:rPr>
-          <w:rFonts w:ascii="Tahoma" w:eastAsia="微软雅黑" w:hAnsi="Tahoma" w:hint="eastAsia"/>
-          <w:kern w:val="0"/>
-          <w:sz w:val="22"/>
-        </w:rPr>
-        <w:t>起点</w:t>
-      </w:r>
-      <w:r>
-        <w:rPr>
-          <w:rFonts w:ascii="Tahoma" w:eastAsia="微软雅黑" w:hAnsi="Tahoma" w:hint="eastAsia"/>
-          <w:kern w:val="0"/>
-          <w:sz w:val="22"/>
-        </w:rPr>
-        <w:t>是指</w:t>
-      </w:r>
-      <w:r>
-        <w:rPr>
-          <w:rFonts w:ascii="Tahoma" w:eastAsia="微软雅黑" w:hAnsi="Tahoma" w:hint="eastAsia"/>
-          <w:kern w:val="0"/>
-          <w:sz w:val="22"/>
-        </w:rPr>
-        <w:t xml:space="preserve"> </w:t>
-      </w:r>
-      <w:r>
-        <w:rPr>
-          <w:rFonts w:ascii="Tahoma" w:eastAsia="微软雅黑" w:hAnsi="Tahoma" w:hint="eastAsia"/>
-          <w:kern w:val="0"/>
-          <w:sz w:val="22"/>
-        </w:rPr>
-        <w:t>按钮最初出现的位置，进入菜单后，按钮会从起点回到原位置。</w:t>
-      </w:r>
-    </w:p>
-    <w:p>
-      <w:pPr>
-        <w:widowControl/>
-        <w:adjustRightInd w:val="0"/>
-        <w:snapToGrid w:val="0"/>
-        <w:jc w:val="left"/>
-        <w:rPr>
-          <w:rFonts w:ascii="Tahoma" w:eastAsia="微软雅黑" w:hAnsi="Tahoma"/>
-          <w:kern w:val="0"/>
-          <w:sz w:val="22"/>
-        </w:rPr>
-      </w:pPr>
-      <w:r>
-        <w:rPr>
-          <w:rFonts w:ascii="Tahoma" w:eastAsia="微软雅黑" w:hAnsi="Tahoma" w:hint="eastAsia"/>
-          <w:kern w:val="0"/>
-          <w:sz w:val="22"/>
-        </w:rPr>
-        <w:t>分为相对坐标的起点与统一坐标的起点。</w:t>
+        <w:t>排列方式</w:t>
+      </w:r>
+    </w:p>
+    <w:p>
+      <w:pPr>
+        <w:rPr>
+          <w:rFonts w:ascii="Tahoma" w:eastAsia="微软雅黑" w:hAnsi="Tahoma"/>
+          <w:kern w:val="0"/>
+          <w:sz w:val="22"/>
+        </w:rPr>
+      </w:pPr>
+      <w:r>
+        <w:rPr>
+          <w:rFonts w:ascii="Tahoma" w:eastAsia="微软雅黑" w:hAnsi="Tahoma" w:hint="eastAsia"/>
+          <w:kern w:val="0"/>
+          <w:sz w:val="22"/>
+        </w:rPr>
+        <w:t>按钮组可以</w:t>
+      </w:r>
+      <w:r>
+        <w:rPr>
+          <w:rFonts w:ascii="Tahoma" w:eastAsia="微软雅黑" w:hAnsi="Tahoma" w:hint="eastAsia"/>
+          <w:kern w:val="0"/>
+          <w:sz w:val="22"/>
+        </w:rPr>
+        <w:t>完全自定义</w:t>
+      </w:r>
+      <w:r>
+        <w:rPr>
+          <w:rFonts w:ascii="Tahoma" w:eastAsia="微软雅黑" w:hAnsi="Tahoma" w:hint="eastAsia"/>
+          <w:kern w:val="0"/>
+          <w:sz w:val="22"/>
+        </w:rPr>
+        <w:t>排列方式</w:t>
+      </w:r>
+      <w:r>
+        <w:rPr>
+          <w:rFonts w:ascii="Tahoma" w:eastAsia="微软雅黑" w:hAnsi="Tahoma" w:hint="eastAsia"/>
+          <w:kern w:val="0"/>
+          <w:sz w:val="22"/>
+        </w:rPr>
+        <w:t>，</w:t>
+      </w:r>
+      <w:r>
+        <w:rPr>
+          <w:rFonts w:ascii="Tahoma" w:eastAsia="微软雅黑" w:hAnsi="Tahoma" w:hint="eastAsia"/>
+          <w:kern w:val="0"/>
+          <w:sz w:val="22"/>
+        </w:rPr>
+        <w:t>也可以使用下面规律公式的排列</w:t>
+      </w:r>
+      <w:r>
+        <w:rPr>
+          <w:rFonts w:ascii="Tahoma" w:eastAsia="微软雅黑" w:hAnsi="Tahoma" w:hint="eastAsia"/>
+          <w:kern w:val="0"/>
+          <w:sz w:val="22"/>
+        </w:rPr>
+        <w:t>。</w:t>
       </w:r>
     </w:p>
     <w:p>
@@ -2540,107 +4277,19 @@
         <w:jc w:val="left"/>
         <w:rPr>
           <w:rFonts w:ascii="Tahoma" w:eastAsia="微软雅黑" w:hAnsi="Tahoma"/>
-          <w:color w:val="BFBFBF" w:themeColor="background1" w:themeShade="BF"/>
-          <w:kern w:val="0"/>
-          <w:sz w:val="22"/>
-        </w:rPr>
-      </w:pPr>
-      <w:r>
-        <w:rPr>
-          <w:rFonts w:ascii="Tahoma" w:eastAsia="微软雅黑" w:hAnsi="Tahoma" w:hint="eastAsia"/>
-          <w:color w:val="BFBFBF" w:themeColor="background1" w:themeShade="BF"/>
-          <w:kern w:val="0"/>
-          <w:sz w:val="22"/>
-        </w:rPr>
-        <w:t>（相对起点</w:t>
-      </w:r>
-      <w:r>
-        <w:rPr>
-          <w:rFonts w:ascii="Tahoma" w:eastAsia="微软雅黑" w:hAnsi="Tahoma" w:hint="eastAsia"/>
-          <w:color w:val="BFBFBF" w:themeColor="background1" w:themeShade="BF"/>
-          <w:kern w:val="0"/>
-          <w:sz w:val="22"/>
-        </w:rPr>
-        <w:t xml:space="preserve"> </w:t>
-      </w:r>
-      <w:r>
-        <w:rPr>
-          <w:rFonts w:ascii="Tahoma" w:eastAsia="微软雅黑" w:hAnsi="Tahoma" w:hint="eastAsia"/>
-          <w:color w:val="BFBFBF" w:themeColor="background1" w:themeShade="BF"/>
-          <w:kern w:val="0"/>
-          <w:sz w:val="22"/>
-        </w:rPr>
-        <w:t>与</w:t>
-      </w:r>
-      <w:r>
-        <w:rPr>
-          <w:rFonts w:ascii="Tahoma" w:eastAsia="微软雅黑" w:hAnsi="Tahoma" w:hint="eastAsia"/>
-          <w:color w:val="BFBFBF" w:themeColor="background1" w:themeShade="BF"/>
-          <w:kern w:val="0"/>
-          <w:sz w:val="22"/>
-        </w:rPr>
-        <w:t xml:space="preserve"> </w:t>
-      </w:r>
-      <w:r>
-        <w:rPr>
-          <w:rFonts w:ascii="Tahoma" w:eastAsia="微软雅黑" w:hAnsi="Tahoma" w:hint="eastAsia"/>
-          <w:color w:val="BFBFBF" w:themeColor="background1" w:themeShade="BF"/>
-          <w:kern w:val="0"/>
-          <w:sz w:val="22"/>
-        </w:rPr>
-        <w:t>统一起点</w:t>
-      </w:r>
-      <w:r>
-        <w:rPr>
-          <w:rFonts w:ascii="Tahoma" w:eastAsia="微软雅黑" w:hAnsi="Tahoma" w:hint="eastAsia"/>
-          <w:color w:val="BFBFBF" w:themeColor="background1" w:themeShade="BF"/>
-          <w:kern w:val="0"/>
-          <w:sz w:val="22"/>
-        </w:rPr>
-        <w:t xml:space="preserve"> </w:t>
-      </w:r>
-      <w:r>
-        <w:rPr>
-          <w:rFonts w:ascii="Tahoma" w:eastAsia="微软雅黑" w:hAnsi="Tahoma" w:hint="eastAsia"/>
-          <w:color w:val="BFBFBF" w:themeColor="background1" w:themeShade="BF"/>
-          <w:kern w:val="0"/>
-          <w:sz w:val="22"/>
-        </w:rPr>
-        <w:t>是很久以前提的概念，在旧版本的文档中有提及。由于</w:t>
-      </w:r>
-      <w:r>
-        <w:rPr>
-          <w:rFonts w:ascii="Tahoma" w:eastAsia="微软雅黑" w:hAnsi="Tahoma" w:hint="eastAsia"/>
-          <w:color w:val="BFBFBF" w:themeColor="background1" w:themeShade="BF"/>
-          <w:kern w:val="0"/>
-          <w:sz w:val="22"/>
-        </w:rPr>
-        <w:t>mog</w:t>
-      </w:r>
-      <w:r>
-        <w:rPr>
-          <w:rFonts w:ascii="Tahoma" w:eastAsia="微软雅黑" w:hAnsi="Tahoma" w:hint="eastAsia"/>
-          <w:color w:val="BFBFBF" w:themeColor="background1" w:themeShade="BF"/>
-          <w:kern w:val="0"/>
-          <w:sz w:val="22"/>
-        </w:rPr>
-        <w:t>插件写死了结构，一直实现不了，现在终于推翻了。）</w:t>
-      </w:r>
-    </w:p>
-    <w:p>
-      <w:pPr>
-        <w:widowControl/>
-        <w:adjustRightInd w:val="0"/>
-        <w:snapToGrid w:val="0"/>
-        <w:spacing w:after="200"/>
-        <w:jc w:val="left"/>
-        <w:rPr>
-          <w:rFonts w:ascii="Tahoma" w:eastAsia="微软雅黑" w:hAnsi="Tahoma"/>
+          <w:kern w:val="0"/>
+          <w:sz w:val="22"/>
+        </w:rPr>
+      </w:pPr>
+      <w:r>
+        <w:rPr>
+          <w:rFonts w:ascii="Tahoma" w:eastAsia="微软雅黑" w:hAnsi="Tahoma" w:hint="eastAsia"/>
           <w:b/>
           <w:kern w:val="0"/>
           <w:sz w:val="22"/>
         </w:rPr>
-      </w:pPr>
+        <w:t>1</w:t>
+      </w:r>
       <w:r>
         <w:rPr>
           <w:rFonts w:ascii="Tahoma" w:eastAsia="微软雅黑" w:hAnsi="Tahoma" w:hint="eastAsia"/>
@@ -2648,8 +4297,9 @@
           <w:kern w:val="0"/>
           <w:sz w:val="22"/>
         </w:rPr>
-        <w:t>1</w:t>
-      </w:r>
+        <w:t>）</w:t>
+      </w:r>
+      <w:bookmarkStart w:id="7" w:name="直线排列"/>
       <w:r>
         <w:rPr>
           <w:rFonts w:ascii="Tahoma" w:eastAsia="微软雅黑" w:hAnsi="Tahoma" w:hint="eastAsia"/>
@@ -2657,9 +4307,8 @@
           <w:kern w:val="0"/>
           <w:sz w:val="22"/>
         </w:rPr>
-        <w:t>）</w:t>
-      </w:r>
-      <w:bookmarkStart w:id="3" w:name="相对坐标起点"/>
+        <w:t>直线</w:t>
+      </w:r>
       <w:r>
         <w:rPr>
           <w:rFonts w:ascii="Tahoma" w:eastAsia="微软雅黑" w:hAnsi="Tahoma" w:hint="eastAsia"/>
@@ -2667,517 +4316,9 @@
           <w:kern w:val="0"/>
           <w:sz w:val="22"/>
         </w:rPr>
-        <w:t>相对坐标起点</w:t>
-      </w:r>
-      <w:bookmarkEnd w:id="3"/>
-    </w:p>
-    <w:p>
-      <w:pPr>
-        <w:widowControl/>
-        <w:adjustRightInd w:val="0"/>
-        <w:snapToGrid w:val="0"/>
-        <w:jc w:val="left"/>
-        <w:rPr>
-          <w:rFonts w:ascii="Tahoma" w:eastAsia="微软雅黑" w:hAnsi="Tahoma"/>
-          <w:kern w:val="0"/>
-          <w:sz w:val="22"/>
-        </w:rPr>
-      </w:pPr>
-      <w:r>
-        <w:rPr>
-          <w:rFonts w:ascii="Tahoma" w:eastAsia="微软雅黑" w:hAnsi="Tahoma" w:hint="eastAsia"/>
-          <w:kern w:val="0"/>
-          <w:sz w:val="22"/>
-        </w:rPr>
-        <w:t>所有按钮从相对的起点</w:t>
-      </w:r>
-      <w:r>
-        <w:rPr>
-          <w:rFonts w:ascii="Tahoma" w:eastAsia="微软雅黑" w:hAnsi="Tahoma" w:hint="eastAsia"/>
-          <w:kern w:val="0"/>
-          <w:sz w:val="22"/>
-        </w:rPr>
-        <w:t>出发</w:t>
-      </w:r>
-      <w:r>
-        <w:rPr>
-          <w:rFonts w:ascii="Tahoma" w:eastAsia="微软雅黑" w:hAnsi="Tahoma" w:hint="eastAsia"/>
-          <w:kern w:val="0"/>
-          <w:sz w:val="22"/>
-        </w:rPr>
-        <w:t>，回到自己的位置。</w:t>
-      </w:r>
-    </w:p>
-    <w:p>
-      <w:pPr>
-        <w:widowControl/>
-        <w:adjustRightInd w:val="0"/>
-        <w:snapToGrid w:val="0"/>
-        <w:jc w:val="center"/>
-        <w:rPr>
-          <w:rFonts w:ascii="Tahoma" w:eastAsia="微软雅黑" w:hAnsi="Tahoma"/>
-          <w:kern w:val="0"/>
-          <w:sz w:val="22"/>
-        </w:rPr>
-      </w:pPr>
-      <w:r>
-        <w:rPr>
-          <w:rFonts w:ascii="Tahoma" w:eastAsia="微软雅黑" w:hAnsi="Tahoma"/>
-          <w:kern w:val="0"/>
-          <w:sz w:val="22"/>
-        </w:rPr>
-        <w:object w:dxaOrig="3949" w:dyaOrig="4573" w14:anchorId="4CCA4F1C">
-          <v:shape id="_x0000_i1029" type="#_x0000_t75" style="width:166.8pt;height:192.6pt" o:ole="">
-            <v:imagedata r:id="rId19" o:title=""/>
-          </v:shape>
-          <o:OLEObject Type="Embed" ProgID="Visio.Drawing.15" ShapeID="_x0000_i1029" DrawAspect="Content" ObjectID="_1668790398" r:id="rId20"/>
-        </w:object>
-      </w:r>
-    </w:p>
-    <w:p>
-      <w:pPr>
-        <w:widowControl/>
-        <w:adjustRightInd w:val="0"/>
-        <w:snapToGrid w:val="0"/>
-        <w:spacing w:after="200"/>
-        <w:jc w:val="left"/>
-        <w:rPr>
-          <w:rFonts w:ascii="Tahoma" w:eastAsia="微软雅黑" w:hAnsi="Tahoma"/>
-          <w:b/>
-          <w:kern w:val="0"/>
-          <w:sz w:val="22"/>
-        </w:rPr>
-      </w:pPr>
-      <w:r>
-        <w:rPr>
-          <w:rFonts w:ascii="Tahoma" w:eastAsia="微软雅黑" w:hAnsi="Tahoma"/>
-          <w:b/>
-          <w:kern w:val="0"/>
-          <w:sz w:val="22"/>
-        </w:rPr>
-        <w:t>2</w:t>
-      </w:r>
-      <w:r>
-        <w:rPr>
-          <w:rFonts w:ascii="Tahoma" w:eastAsia="微软雅黑" w:hAnsi="Tahoma" w:hint="eastAsia"/>
-          <w:b/>
-          <w:kern w:val="0"/>
-          <w:sz w:val="22"/>
-        </w:rPr>
-        <w:t>）</w:t>
-      </w:r>
-      <w:bookmarkStart w:id="4" w:name="统一坐标起点"/>
-      <w:r>
-        <w:rPr>
-          <w:rFonts w:ascii="Tahoma" w:eastAsia="微软雅黑" w:hAnsi="Tahoma" w:hint="eastAsia"/>
-          <w:b/>
-          <w:kern w:val="0"/>
-          <w:sz w:val="22"/>
-        </w:rPr>
-        <w:t>统一坐标起点</w:t>
-      </w:r>
-      <w:bookmarkEnd w:id="4"/>
-    </w:p>
-    <w:p>
-      <w:pPr>
-        <w:widowControl/>
-        <w:adjustRightInd w:val="0"/>
-        <w:snapToGrid w:val="0"/>
-        <w:jc w:val="left"/>
-        <w:rPr>
-          <w:rFonts w:ascii="Tahoma" w:eastAsia="微软雅黑" w:hAnsi="Tahoma"/>
-          <w:kern w:val="0"/>
-          <w:sz w:val="22"/>
-        </w:rPr>
-      </w:pPr>
-      <w:r>
-        <w:rPr>
-          <w:rFonts w:ascii="Tahoma" w:eastAsia="微软雅黑" w:hAnsi="Tahoma" w:hint="eastAsia"/>
-          <w:kern w:val="0"/>
-          <w:sz w:val="22"/>
-        </w:rPr>
-        <w:t>所有按钮从同一个起点</w:t>
-      </w:r>
-      <w:r>
-        <w:rPr>
-          <w:rFonts w:ascii="Tahoma" w:eastAsia="微软雅黑" w:hAnsi="Tahoma" w:hint="eastAsia"/>
-          <w:kern w:val="0"/>
-          <w:sz w:val="22"/>
-        </w:rPr>
-        <w:t>出发</w:t>
-      </w:r>
-      <w:r>
-        <w:rPr>
-          <w:rFonts w:ascii="Tahoma" w:eastAsia="微软雅黑" w:hAnsi="Tahoma" w:hint="eastAsia"/>
-          <w:kern w:val="0"/>
-          <w:sz w:val="22"/>
-        </w:rPr>
-        <w:t>，</w:t>
-      </w:r>
-      <w:r>
-        <w:rPr>
-          <w:rFonts w:ascii="Tahoma" w:eastAsia="微软雅黑" w:hAnsi="Tahoma" w:hint="eastAsia"/>
-          <w:kern w:val="0"/>
-          <w:sz w:val="22"/>
-        </w:rPr>
-        <w:t>回到自己的位置。</w:t>
-      </w:r>
-    </w:p>
-    <w:p>
-      <w:pPr>
-        <w:widowControl/>
-        <w:adjustRightInd w:val="0"/>
-        <w:snapToGrid w:val="0"/>
-        <w:jc w:val="center"/>
-        <w:rPr>
-          <w:rFonts w:ascii="Tahoma" w:eastAsia="微软雅黑" w:hAnsi="Tahoma"/>
-          <w:kern w:val="0"/>
-          <w:sz w:val="22"/>
-        </w:rPr>
-      </w:pPr>
-      <w:r>
-        <w:rPr>
-          <w:rFonts w:ascii="Tahoma" w:eastAsia="微软雅黑" w:hAnsi="Tahoma"/>
-          <w:kern w:val="0"/>
-          <w:sz w:val="22"/>
-        </w:rPr>
-        <w:object w:dxaOrig="3900" w:dyaOrig="3768" w14:anchorId="34AE8D91">
-          <v:shape id="_x0000_i1030" type="#_x0000_t75" style="width:176.4pt;height:171pt" o:ole="">
-            <v:imagedata r:id="rId21" o:title=""/>
-          </v:shape>
-          <o:OLEObject Type="Embed" ProgID="Visio.Drawing.15" ShapeID="_x0000_i1030" DrawAspect="Content" ObjectID="_1668790399" r:id="rId22"/>
-        </w:object>
-      </w:r>
-    </w:p>
-    <w:p>
-      <w:pPr>
-        <w:widowControl/>
-        <w:jc w:val="left"/>
-        <w:rPr>
-          <w:rFonts w:ascii="Tahoma" w:eastAsia="微软雅黑" w:hAnsi="Tahoma"/>
-          <w:b/>
-          <w:kern w:val="0"/>
-          <w:sz w:val="22"/>
-        </w:rPr>
-      </w:pPr>
-      <w:r>
-        <w:rPr>
-          <w:rFonts w:ascii="Tahoma" w:eastAsia="微软雅黑" w:hAnsi="Tahoma" w:hint="eastAsia"/>
-          <w:b/>
-          <w:kern w:val="0"/>
-          <w:sz w:val="22"/>
-        </w:rPr>
-        <w:t>3</w:t>
-      </w:r>
-      <w:r>
-        <w:rPr>
-          <w:rFonts w:ascii="Tahoma" w:eastAsia="微软雅黑" w:hAnsi="Tahoma" w:hint="eastAsia"/>
-          <w:b/>
-          <w:kern w:val="0"/>
-          <w:sz w:val="22"/>
-        </w:rPr>
-        <w:t>）不移动</w:t>
-      </w:r>
-      <w:r>
-        <w:rPr>
-          <w:rFonts w:ascii="Tahoma" w:eastAsia="微软雅黑" w:hAnsi="Tahoma" w:hint="eastAsia"/>
-          <w:b/>
-          <w:kern w:val="0"/>
-          <w:sz w:val="22"/>
-        </w:rPr>
-        <w:t>直接显现</w:t>
-      </w:r>
-    </w:p>
-    <w:p>
-      <w:pPr>
-        <w:widowControl/>
-        <w:adjustRightInd w:val="0"/>
-        <w:snapToGrid w:val="0"/>
-        <w:jc w:val="left"/>
-        <w:rPr>
-          <w:rFonts w:ascii="Tahoma" w:eastAsia="微软雅黑" w:hAnsi="Tahoma"/>
-          <w:kern w:val="0"/>
-          <w:sz w:val="22"/>
-        </w:rPr>
-      </w:pPr>
-      <w:r>
-        <w:rPr>
-          <w:rFonts w:ascii="Tahoma" w:eastAsia="微软雅黑" w:hAnsi="Tahoma" w:hint="eastAsia"/>
-          <w:kern w:val="0"/>
-          <w:sz w:val="22"/>
-        </w:rPr>
-        <w:t>设置</w:t>
-      </w:r>
-      <w:r>
-        <w:rPr>
-          <w:rFonts w:ascii="Tahoma" w:eastAsia="微软雅黑" w:hAnsi="Tahoma" w:hint="eastAsia"/>
-          <w:kern w:val="0"/>
-          <w:sz w:val="22"/>
-        </w:rPr>
-        <w:t>起点的</w:t>
-      </w:r>
-      <w:r>
-        <w:rPr>
-          <w:rFonts w:ascii="Tahoma" w:eastAsia="微软雅黑" w:hAnsi="Tahoma" w:hint="eastAsia"/>
-          <w:kern w:val="0"/>
-          <w:sz w:val="22"/>
-        </w:rPr>
-        <w:t>坐标类型</w:t>
-      </w:r>
-      <w:r>
-        <w:rPr>
-          <w:rFonts w:ascii="Tahoma" w:eastAsia="微软雅黑" w:hAnsi="Tahoma" w:hint="eastAsia"/>
-          <w:kern w:val="0"/>
-          <w:sz w:val="22"/>
-        </w:rPr>
-        <w:t>为</w:t>
-      </w:r>
-      <w:r>
-        <w:rPr>
-          <w:rFonts w:ascii="Tahoma" w:eastAsia="微软雅黑" w:hAnsi="Tahoma" w:hint="eastAsia"/>
-          <w:kern w:val="0"/>
-          <w:sz w:val="22"/>
-        </w:rPr>
-        <w:t xml:space="preserve"> </w:t>
-      </w:r>
-      <w:r>
-        <w:rPr>
-          <w:rFonts w:ascii="Tahoma" w:eastAsia="微软雅黑" w:hAnsi="Tahoma" w:hint="eastAsia"/>
-          <w:kern w:val="0"/>
-          <w:sz w:val="22"/>
-        </w:rPr>
-        <w:t>相对坐标</w:t>
-      </w:r>
-      <w:r>
-        <w:rPr>
-          <w:rFonts w:ascii="Tahoma" w:eastAsia="微软雅黑" w:hAnsi="Tahoma" w:hint="eastAsia"/>
-          <w:kern w:val="0"/>
-          <w:sz w:val="22"/>
-        </w:rPr>
-        <w:t xml:space="preserve"> </w:t>
-      </w:r>
-      <w:r>
-        <w:rPr>
-          <w:rFonts w:ascii="Tahoma" w:eastAsia="微软雅黑" w:hAnsi="Tahoma" w:hint="eastAsia"/>
-          <w:kern w:val="0"/>
-          <w:sz w:val="22"/>
-        </w:rPr>
-        <w:t>，</w:t>
-      </w:r>
-      <w:r>
-        <w:rPr>
-          <w:rFonts w:ascii="Tahoma" w:eastAsia="微软雅黑" w:hAnsi="Tahoma" w:hint="eastAsia"/>
-          <w:kern w:val="0"/>
-          <w:sz w:val="22"/>
-        </w:rPr>
-        <w:t>起点为</w:t>
-      </w:r>
-      <w:r>
-        <w:rPr>
-          <w:rFonts w:ascii="Tahoma" w:eastAsia="微软雅黑" w:hAnsi="Tahoma"/>
-          <w:kern w:val="0"/>
-          <w:sz w:val="22"/>
-        </w:rPr>
-        <w:t>(</w:t>
-      </w:r>
-      <w:r>
-        <w:rPr>
-          <w:rFonts w:ascii="Tahoma" w:eastAsia="微软雅黑" w:hAnsi="Tahoma" w:hint="eastAsia"/>
-          <w:kern w:val="0"/>
-          <w:sz w:val="22"/>
-        </w:rPr>
-        <w:t>0</w:t>
-      </w:r>
-      <w:r>
-        <w:rPr>
-          <w:rFonts w:ascii="Tahoma" w:eastAsia="微软雅黑" w:hAnsi="Tahoma"/>
-          <w:kern w:val="0"/>
-          <w:sz w:val="22"/>
-        </w:rPr>
-        <w:t>,</w:t>
-      </w:r>
-      <w:r>
-        <w:rPr>
-          <w:rFonts w:ascii="Tahoma" w:eastAsia="微软雅黑" w:hAnsi="Tahoma" w:hint="eastAsia"/>
-          <w:kern w:val="0"/>
-          <w:sz w:val="22"/>
-        </w:rPr>
-        <w:t>0</w:t>
-      </w:r>
-      <w:r>
-        <w:rPr>
-          <w:rFonts w:ascii="Tahoma" w:eastAsia="微软雅黑" w:hAnsi="Tahoma"/>
-          <w:kern w:val="0"/>
-          <w:sz w:val="22"/>
-        </w:rPr>
-        <w:t>)</w:t>
-      </w:r>
-      <w:r>
-        <w:rPr>
-          <w:rFonts w:ascii="Tahoma" w:eastAsia="微软雅黑" w:hAnsi="Tahoma" w:hint="eastAsia"/>
-          <w:kern w:val="0"/>
-          <w:sz w:val="22"/>
-        </w:rPr>
-        <w:t>即可。</w:t>
-      </w:r>
-    </w:p>
-    <w:p>
-      <w:pPr>
-        <w:widowControl/>
-        <w:jc w:val="left"/>
-        <w:rPr>
-          <w:rFonts w:ascii="Tahoma" w:eastAsia="微软雅黑" w:hAnsi="Tahoma"/>
-          <w:kern w:val="0"/>
-          <w:sz w:val="22"/>
-        </w:rPr>
-      </w:pPr>
-      <w:r>
-        <w:rPr>
-          <w:rFonts w:ascii="Tahoma" w:eastAsia="微软雅黑" w:hAnsi="Tahoma"/>
-          <w:kern w:val="0"/>
-          <w:sz w:val="22"/>
-        </w:rPr>
-        <w:br w:type="page"/>
-      </w:r>
-    </w:p>
-    <w:p>
-      <w:pPr>
-        <w:pStyle w:val="2"/>
-      </w:pPr>
-      <w:r>
-        <w:rPr>
-          <w:rFonts w:hint="eastAsia"/>
-        </w:rPr>
-        <w:lastRenderedPageBreak/>
         <w:t>排列</w:t>
       </w:r>
-    </w:p>
-    <w:p>
-      <w:pPr>
-        <w:pStyle w:val="3"/>
-        <w:spacing w:before="240" w:after="120" w:line="415" w:lineRule="auto"/>
-        <w:rPr>
-          <w:sz w:val="28"/>
-        </w:rPr>
-      </w:pPr>
-      <w:bookmarkStart w:id="5" w:name="_排列方式"/>
-      <w:bookmarkEnd w:id="5"/>
-      <w:r>
-        <w:rPr>
-          <w:rFonts w:hint="eastAsia"/>
-          <w:sz w:val="28"/>
-        </w:rPr>
-        <w:t>排列方式</w:t>
-      </w:r>
-    </w:p>
-    <w:p>
-      <w:pPr>
-        <w:rPr>
-          <w:rFonts w:ascii="Tahoma" w:eastAsia="微软雅黑" w:hAnsi="Tahoma"/>
-          <w:kern w:val="0"/>
-          <w:sz w:val="22"/>
-        </w:rPr>
-      </w:pPr>
-      <w:r>
-        <w:rPr>
-          <w:rFonts w:ascii="Tahoma" w:eastAsia="微软雅黑" w:hAnsi="Tahoma" w:hint="eastAsia"/>
-          <w:kern w:val="0"/>
-          <w:sz w:val="22"/>
-        </w:rPr>
-        <w:t>按钮组可以</w:t>
-      </w:r>
-      <w:r>
-        <w:rPr>
-          <w:rFonts w:ascii="Tahoma" w:eastAsia="微软雅黑" w:hAnsi="Tahoma" w:hint="eastAsia"/>
-          <w:kern w:val="0"/>
-          <w:sz w:val="22"/>
-        </w:rPr>
-        <w:t>完全自定义</w:t>
-      </w:r>
-      <w:r>
-        <w:rPr>
-          <w:rFonts w:ascii="Tahoma" w:eastAsia="微软雅黑" w:hAnsi="Tahoma" w:hint="eastAsia"/>
-          <w:kern w:val="0"/>
-          <w:sz w:val="22"/>
-        </w:rPr>
-        <w:t>排列方式</w:t>
-      </w:r>
-      <w:r>
-        <w:rPr>
-          <w:rFonts w:ascii="Tahoma" w:eastAsia="微软雅黑" w:hAnsi="Tahoma" w:hint="eastAsia"/>
-          <w:kern w:val="0"/>
-          <w:sz w:val="22"/>
-        </w:rPr>
-        <w:t>，</w:t>
-      </w:r>
-      <w:r>
-        <w:rPr>
-          <w:rFonts w:ascii="Tahoma" w:eastAsia="微软雅黑" w:hAnsi="Tahoma" w:hint="eastAsia"/>
-          <w:kern w:val="0"/>
-          <w:sz w:val="22"/>
-        </w:rPr>
-        <w:t>也可以使用下面规律公式的排列</w:t>
-      </w:r>
-      <w:r>
-        <w:rPr>
-          <w:rFonts w:ascii="Tahoma" w:eastAsia="微软雅黑" w:hAnsi="Tahoma" w:hint="eastAsia"/>
-          <w:kern w:val="0"/>
-          <w:sz w:val="22"/>
-        </w:rPr>
-        <w:t>。</w:t>
-      </w:r>
-    </w:p>
-    <w:p>
-      <w:pPr>
-        <w:widowControl/>
-        <w:adjustRightInd w:val="0"/>
-        <w:snapToGrid w:val="0"/>
-        <w:spacing w:after="200"/>
-        <w:jc w:val="left"/>
-        <w:rPr>
-          <w:rFonts w:ascii="Tahoma" w:eastAsia="微软雅黑" w:hAnsi="Tahoma"/>
-          <w:kern w:val="0"/>
-          <w:sz w:val="22"/>
-        </w:rPr>
-      </w:pPr>
-      <w:r>
-        <w:rPr>
-          <w:rFonts w:ascii="Tahoma" w:eastAsia="微软雅黑" w:hAnsi="Tahoma" w:hint="eastAsia"/>
-          <w:b/>
-          <w:kern w:val="0"/>
-          <w:sz w:val="22"/>
-        </w:rPr>
-        <w:t>1</w:t>
-      </w:r>
-      <w:r>
-        <w:rPr>
-          <w:rFonts w:ascii="Tahoma" w:eastAsia="微软雅黑" w:hAnsi="Tahoma" w:hint="eastAsia"/>
-          <w:b/>
-          <w:kern w:val="0"/>
-          <w:sz w:val="22"/>
-        </w:rPr>
-        <w:t>）</w:t>
-      </w:r>
-      <w:bookmarkStart w:id="6" w:name="直线排列"/>
-      <w:r>
-        <w:rPr>
-          <w:rFonts w:ascii="Tahoma" w:eastAsia="微软雅黑" w:hAnsi="Tahoma" w:hint="eastAsia"/>
-          <w:b/>
-          <w:kern w:val="0"/>
-          <w:sz w:val="22"/>
-        </w:rPr>
-        <w:t>直线</w:t>
-      </w:r>
-      <w:r>
-        <w:rPr>
-          <w:rFonts w:ascii="Tahoma" w:eastAsia="微软雅黑" w:hAnsi="Tahoma" w:hint="eastAsia"/>
-          <w:b/>
-          <w:kern w:val="0"/>
-          <w:sz w:val="22"/>
-        </w:rPr>
-        <w:t>排列</w:t>
-      </w:r>
-      <w:bookmarkEnd w:id="6"/>
+      <w:bookmarkEnd w:id="7"/>
     </w:p>
     <w:p>
       <w:pPr>
@@ -3339,7 +4480,7 @@
                     </pic:cNvPicPr>
                   </pic:nvPicPr>
                   <pic:blipFill>
-                    <a:blip r:embed="rId23">
+                    <a:blip r:embed="rId33">
                       <a:extLst>
                         <a:ext uri="{28A0092B-C50C-407E-A947-70E740481C1C}">
                           <a14:useLocalDpi xmlns:a14="http://schemas.microsoft.com/office/drawing/2010/main" val="0"/>
@@ -3488,9 +4629,9 @@
         </w:rPr>
         <w:object w:dxaOrig="8040" w:dyaOrig="781" w14:anchorId="037D71DC">
           <v:shape id="_x0000_i1031" type="#_x0000_t75" style="width:334.8pt;height:32.4pt" o:ole="">
-            <v:imagedata r:id="rId24" o:title=""/>
+            <v:imagedata r:id="rId34" o:title=""/>
           </v:shape>
-          <o:OLEObject Type="Embed" ProgID="Visio.Drawing.15" ShapeID="_x0000_i1031" DrawAspect="Content" ObjectID="_1668790400" r:id="rId25"/>
+          <o:OLEObject Type="Embed" ProgID="Visio.Drawing.15" ShapeID="_x0000_i1031" DrawAspect="Content" ObjectID="_1677903214" r:id="rId35"/>
         </w:object>
       </w:r>
     </w:p>
@@ -3616,9 +4757,9 @@
         </w:rPr>
         <w:object w:dxaOrig="8040" w:dyaOrig="1320" w14:anchorId="797A3CB7">
           <v:shape id="_x0000_i1032" type="#_x0000_t75" style="width:336.6pt;height:56.4pt" o:ole="">
-            <v:imagedata r:id="rId26" o:title=""/>
+            <v:imagedata r:id="rId36" o:title=""/>
           </v:shape>
-          <o:OLEObject Type="Embed" ProgID="Visio.Drawing.15" ShapeID="_x0000_i1032" DrawAspect="Content" ObjectID="_1668790401" r:id="rId27"/>
+          <o:OLEObject Type="Embed" ProgID="Visio.Drawing.15" ShapeID="_x0000_i1032" DrawAspect="Content" ObjectID="_1677903215" r:id="rId37"/>
         </w:object>
       </w:r>
     </w:p>
@@ -3744,9 +4885,9 @@
         </w:rPr>
         <w:object w:dxaOrig="6885" w:dyaOrig="4966" w14:anchorId="3B0183F5">
           <v:shape id="_x0000_i1033" type="#_x0000_t75" style="width:238.8pt;height:172.8pt" o:ole="">
-            <v:imagedata r:id="rId28" o:title=""/>
+            <v:imagedata r:id="rId38" o:title=""/>
           </v:shape>
-          <o:OLEObject Type="Embed" ProgID="Visio.Drawing.15" ShapeID="_x0000_i1033" DrawAspect="Content" ObjectID="_1668790402" r:id="rId29"/>
+          <o:OLEObject Type="Embed" ProgID="Visio.Drawing.15" ShapeID="_x0000_i1033" DrawAspect="Content" ObjectID="_1677903216" r:id="rId39"/>
         </w:object>
       </w:r>
     </w:p>
@@ -3818,7 +4959,7 @@
                     <pic:cNvPicPr/>
                   </pic:nvPicPr>
                   <pic:blipFill>
-                    <a:blip r:embed="rId30"/>
+                    <a:blip r:embed="rId40"/>
                     <a:stretch>
                       <a:fillRect/>
                     </a:stretch>
@@ -3889,7 +5030,7 @@
         </w:rPr>
         <w:t>）</w:t>
       </w:r>
-      <w:bookmarkStart w:id="7" w:name="环形排列"/>
+      <w:bookmarkStart w:id="8" w:name="环形排列"/>
       <w:r>
         <w:rPr>
           <w:rFonts w:ascii="Tahoma" w:eastAsia="微软雅黑" w:hAnsi="Tahoma" w:hint="eastAsia"/>
@@ -3908,7 +5049,7 @@
         </w:rPr>
         <w:t>排列</w:t>
       </w:r>
-      <w:bookmarkEnd w:id="7"/>
+      <w:bookmarkEnd w:id="8"/>
     </w:p>
     <w:p>
       <w:pPr>
@@ -4349,9 +5490,9 @@
       <w:r>
         <w:object w:dxaOrig="3937" w:dyaOrig="3828" w14:anchorId="6F8D4C2E">
           <v:shape id="_x0000_i1034" type="#_x0000_t75" style="width:196.8pt;height:192pt" o:ole="">
-            <v:imagedata r:id="rId31" o:title=""/>
+            <v:imagedata r:id="rId41" o:title=""/>
           </v:shape>
-          <o:OLEObject Type="Embed" ProgID="Visio.Drawing.15" ShapeID="_x0000_i1034" DrawAspect="Content" ObjectID="_1668790403" r:id="rId32"/>
+          <o:OLEObject Type="Embed" ProgID="Visio.Drawing.15" ShapeID="_x0000_i1034" DrawAspect="Content" ObjectID="_1677903217" r:id="rId42"/>
         </w:object>
       </w:r>
     </w:p>
@@ -4462,9 +5603,9 @@
       <w:r>
         <w:object w:dxaOrig="2329" w:dyaOrig="4321" w14:anchorId="120808F2">
           <v:shape id="_x0000_i1035" type="#_x0000_t75" style="width:116.4pt;height:3in" o:ole="">
-            <v:imagedata r:id="rId33" o:title=""/>
+            <v:imagedata r:id="rId43" o:title=""/>
           </v:shape>
-          <o:OLEObject Type="Embed" ProgID="Visio.Drawing.15" ShapeID="_x0000_i1035" DrawAspect="Content" ObjectID="_1668790404" r:id="rId34"/>
+          <o:OLEObject Type="Embed" ProgID="Visio.Drawing.15" ShapeID="_x0000_i1035" DrawAspect="Content" ObjectID="_1677903218" r:id="rId44"/>
         </w:object>
       </w:r>
     </w:p>
@@ -4496,7 +5637,7 @@
         </w:rPr>
         <w:t>）</w:t>
       </w:r>
-      <w:bookmarkStart w:id="8" w:name="矩阵排列"/>
+      <w:bookmarkStart w:id="9" w:name="矩阵排列"/>
       <w:r>
         <w:rPr>
           <w:rFonts w:ascii="Tahoma" w:eastAsia="微软雅黑" w:hAnsi="Tahoma" w:hint="eastAsia"/>
@@ -4524,7 +5665,7 @@
         </w:rPr>
         <w:t>排列</w:t>
       </w:r>
-      <w:bookmarkEnd w:id="8"/>
+      <w:bookmarkEnd w:id="9"/>
     </w:p>
     <w:p>
       <w:pPr>
@@ -4720,9 +5861,9 @@
       <w:r>
         <w:object w:dxaOrig="4921" w:dyaOrig="1596" w14:anchorId="179253FA">
           <v:shape id="_x0000_i1036" type="#_x0000_t75" style="width:246pt;height:79.8pt" o:ole="">
-            <v:imagedata r:id="rId35" o:title=""/>
+            <v:imagedata r:id="rId45" o:title=""/>
           </v:shape>
-          <o:OLEObject Type="Embed" ProgID="Visio.Drawing.15" ShapeID="_x0000_i1036" DrawAspect="Content" ObjectID="_1668790405" r:id="rId36"/>
+          <o:OLEObject Type="Embed" ProgID="Visio.Drawing.15" ShapeID="_x0000_i1036" DrawAspect="Content" ObjectID="_1677903219" r:id="rId46"/>
         </w:object>
       </w:r>
     </w:p>
@@ -4833,9 +5974,9 @@
       <w:r>
         <w:object w:dxaOrig="2929" w:dyaOrig="2425" w14:anchorId="121EE059">
           <v:shape id="_x0000_i1037" type="#_x0000_t75" style="width:146.4pt;height:121.2pt" o:ole="">
-            <v:imagedata r:id="rId37" o:title=""/>
+            <v:imagedata r:id="rId47" o:title=""/>
           </v:shape>
-          <o:OLEObject Type="Embed" ProgID="Visio.Drawing.15" ShapeID="_x0000_i1037" DrawAspect="Content" ObjectID="_1668790406" r:id="rId38"/>
+          <o:OLEObject Type="Embed" ProgID="Visio.Drawing.15" ShapeID="_x0000_i1037" DrawAspect="Content" ObjectID="_1677903220" r:id="rId48"/>
         </w:object>
       </w:r>
     </w:p>
@@ -4867,7 +6008,7 @@
         </w:rPr>
         <w:t>）</w:t>
       </w:r>
-      <w:bookmarkStart w:id="9" w:name="固定离散排列"/>
+      <w:bookmarkStart w:id="10" w:name="固定离散排列"/>
       <w:r>
         <w:rPr>
           <w:rFonts w:ascii="Tahoma" w:eastAsia="微软雅黑" w:hAnsi="Tahoma" w:hint="eastAsia"/>
@@ -4886,7 +6027,7 @@
         </w:rPr>
         <w:t>排列</w:t>
       </w:r>
-      <w:bookmarkEnd w:id="9"/>
+      <w:bookmarkEnd w:id="10"/>
     </w:p>
     <w:p>
       <w:pPr>
@@ -4982,9 +6123,9 @@
       <w:r>
         <w:object w:dxaOrig="5329" w:dyaOrig="4597" w14:anchorId="247232BD">
           <v:shape id="_x0000_i1038" type="#_x0000_t75" style="width:216.6pt;height:186.6pt" o:ole="">
-            <v:imagedata r:id="rId39" o:title=""/>
+            <v:imagedata r:id="rId49" o:title=""/>
           </v:shape>
-          <o:OLEObject Type="Embed" ProgID="Visio.Drawing.15" ShapeID="_x0000_i1038" DrawAspect="Content" ObjectID="_1668790407" r:id="rId40"/>
+          <o:OLEObject Type="Embed" ProgID="Visio.Drawing.15" ShapeID="_x0000_i1038" DrawAspect="Content" ObjectID="_1677903221" r:id="rId50"/>
         </w:object>
       </w:r>
     </w:p>
@@ -5123,7 +6264,7 @@
           <w:sz w:val="22"/>
         </w:rPr>
       </w:pPr>
-      <w:bookmarkStart w:id="10" w:name="名称块"/>
+      <w:bookmarkStart w:id="11" w:name="名称块"/>
       <w:r>
         <w:rPr>
           <w:rFonts w:ascii="Tahoma" w:eastAsia="微软雅黑" w:hAnsi="Tahoma" w:hint="eastAsia"/>
@@ -5133,7 +6274,7 @@
         </w:rPr>
         <w:t>名称块</w:t>
       </w:r>
-      <w:bookmarkEnd w:id="10"/>
+      <w:bookmarkEnd w:id="11"/>
       <w:r>
         <w:rPr>
           <w:rFonts w:ascii="Tahoma" w:eastAsia="微软雅黑" w:hAnsi="Tahoma" w:hint="eastAsia"/>
@@ -5270,7 +6411,7 @@
                     <pic:cNvPicPr/>
                   </pic:nvPicPr>
                   <pic:blipFill>
-                    <a:blip r:embed="rId41"/>
+                    <a:blip r:embed="rId51"/>
                     <a:stretch>
                       <a:fillRect/>
                     </a:stretch>
@@ -5350,7 +6491,7 @@
           <w:sz w:val="22"/>
         </w:rPr>
       </w:pPr>
-      <w:bookmarkStart w:id="11" w:name="按钮变化效果"/>
+      <w:bookmarkStart w:id="12" w:name="按钮变化效果"/>
       <w:r>
         <w:rPr>
           <w:rFonts w:ascii="Tahoma" w:eastAsia="微软雅黑" w:hAnsi="Tahoma" w:hint="eastAsia"/>
@@ -5371,7 +6512,7 @@
         </w:rPr>
         <w:t>变化效果</w:t>
       </w:r>
-      <w:bookmarkEnd w:id="11"/>
+      <w:bookmarkEnd w:id="12"/>
       <w:r>
         <w:rPr>
           <w:rFonts w:ascii="Tahoma" w:eastAsia="微软雅黑" w:hAnsi="Tahoma" w:hint="eastAsia"/>
@@ -5442,7 +6583,7 @@
                     <pic:cNvPicPr/>
                   </pic:nvPicPr>
                   <pic:blipFill>
-                    <a:blip r:embed="rId42"/>
+                    <a:blip r:embed="rId52"/>
                     <a:stretch>
                       <a:fillRect/>
                     </a:stretch>
@@ -5537,7 +6678,7 @@
                     <pic:cNvPicPr/>
                   </pic:nvPicPr>
                   <pic:blipFill>
-                    <a:blip r:embed="rId43"/>
+                    <a:blip r:embed="rId53"/>
                     <a:stretch>
                       <a:fillRect/>
                     </a:stretch>
@@ -5585,7 +6726,7 @@
                     <pic:cNvPicPr/>
                   </pic:nvPicPr>
                   <pic:blipFill>
-                    <a:blip r:embed="rId44"/>
+                    <a:blip r:embed="rId54"/>
                     <a:stretch>
                       <a:fillRect/>
                     </a:stretch>
@@ -5633,7 +6774,7 @@
                     <pic:cNvPicPr/>
                   </pic:nvPicPr>
                   <pic:blipFill>
-                    <a:blip r:embed="rId45"/>
+                    <a:blip r:embed="rId55"/>
                     <a:stretch>
                       <a:fillRect/>
                     </a:stretch>
@@ -5709,7 +6850,7 @@
           <w:sz w:val="22"/>
         </w:rPr>
       </w:pPr>
-      <w:bookmarkStart w:id="12" w:name="线性变化"/>
+      <w:bookmarkStart w:id="13" w:name="线性变化"/>
       <w:r>
         <w:rPr>
           <w:rFonts w:ascii="Tahoma" w:eastAsia="微软雅黑" w:hAnsi="Tahoma" w:hint="eastAsia"/>
@@ -5720,7 +6861,7 @@
         </w:rPr>
         <w:t>线性变化</w:t>
       </w:r>
-      <w:bookmarkEnd w:id="12"/>
+      <w:bookmarkEnd w:id="13"/>
       <w:r>
         <w:rPr>
           <w:rFonts w:ascii="Tahoma" w:eastAsia="微软雅黑" w:hAnsi="Tahoma" w:hint="eastAsia"/>
@@ -5798,9 +6939,9 @@
       <w:r>
         <w:object w:dxaOrig="3733" w:dyaOrig="673" w14:anchorId="5025F290">
           <v:shape id="_x0000_i1039" type="#_x0000_t75" style="width:186.6pt;height:33.6pt" o:ole="">
-            <v:imagedata r:id="rId46" o:title=""/>
+            <v:imagedata r:id="rId56" o:title=""/>
           </v:shape>
-          <o:OLEObject Type="Embed" ProgID="Visio.Drawing.15" ShapeID="_x0000_i1039" DrawAspect="Content" ObjectID="_1668790408" r:id="rId47"/>
+          <o:OLEObject Type="Embed" ProgID="Visio.Drawing.15" ShapeID="_x0000_i1039" DrawAspect="Content" ObjectID="_1677903222" r:id="rId57"/>
         </w:object>
       </w:r>
     </w:p>
@@ -5838,7 +6979,7 @@
                     </pic:cNvPicPr>
                   </pic:nvPicPr>
                   <pic:blipFill>
-                    <a:blip r:embed="rId48">
+                    <a:blip r:embed="rId58">
                       <a:extLst>
                         <a:ext uri="{28A0092B-C50C-407E-A947-70E740481C1C}">
                           <a14:useLocalDpi xmlns:a14="http://schemas.microsoft.com/office/drawing/2010/main" val="0"/>
@@ -5902,7 +7043,7 @@
         </w:rPr>
         <w:t>）</w:t>
       </w:r>
-      <w:bookmarkStart w:id="13" w:name="出列"/>
+      <w:bookmarkStart w:id="14" w:name="出列"/>
       <w:r>
         <w:rPr>
           <w:rFonts w:ascii="Tahoma" w:eastAsia="微软雅黑" w:hAnsi="Tahoma" w:hint="eastAsia"/>
@@ -5913,7 +7054,7 @@
         </w:rPr>
         <w:t>出列</w:t>
       </w:r>
-      <w:bookmarkEnd w:id="13"/>
+      <w:bookmarkEnd w:id="14"/>
     </w:p>
     <w:p>
       <w:pPr>
@@ -6032,7 +7173,7 @@
                     <pic:cNvPicPr/>
                   </pic:nvPicPr>
                   <pic:blipFill>
-                    <a:blip r:embed="rId49"/>
+                    <a:blip r:embed="rId59"/>
                     <a:stretch>
                       <a:fillRect/>
                     </a:stretch>
@@ -6106,7 +7247,7 @@
                     <pic:cNvPicPr/>
                   </pic:nvPicPr>
                   <pic:blipFill>
-                    <a:blip r:embed="rId50"/>
+                    <a:blip r:embed="rId60"/>
                     <a:stretch>
                       <a:fillRect/>
                     </a:stretch>
@@ -6345,7 +7486,7 @@
                     <pic:cNvPicPr/>
                   </pic:nvPicPr>
                   <pic:blipFill>
-                    <a:blip r:embed="rId51"/>
+                    <a:blip r:embed="rId61"/>
                     <a:stretch>
                       <a:fillRect/>
                     </a:stretch>
@@ -6396,7 +7537,7 @@
                     <pic:cNvPicPr/>
                   </pic:nvPicPr>
                   <pic:blipFill>
-                    <a:blip r:embed="rId52"/>
+                    <a:blip r:embed="rId62"/>
                     <a:stretch>
                       <a:fillRect/>
                     </a:stretch>
@@ -6526,7 +7667,7 @@
           <w:sz w:val="22"/>
         </w:rPr>
       </w:pPr>
-      <w:bookmarkStart w:id="14" w:name="周期变化"/>
+      <w:bookmarkStart w:id="15" w:name="周期变化"/>
       <w:r>
         <w:rPr>
           <w:rFonts w:ascii="Tahoma" w:eastAsia="微软雅黑" w:hAnsi="Tahoma" w:hint="eastAsia"/>
@@ -6537,7 +7678,7 @@
         </w:rPr>
         <w:t>周期变化</w:t>
       </w:r>
-      <w:bookmarkEnd w:id="14"/>
+      <w:bookmarkEnd w:id="15"/>
       <w:r>
         <w:rPr>
           <w:rFonts w:ascii="Tahoma" w:eastAsia="微软雅黑" w:hAnsi="Tahoma" w:hint="eastAsia"/>
@@ -6620,9 +7761,9 @@
       <w:r>
         <w:object w:dxaOrig="6793" w:dyaOrig="673" w14:anchorId="72D2CC2D">
           <v:shape id="_x0000_i1040" type="#_x0000_t75" style="width:340.2pt;height:33.6pt" o:ole="">
-            <v:imagedata r:id="rId53" o:title=""/>
+            <v:imagedata r:id="rId63" o:title=""/>
           </v:shape>
-          <o:OLEObject Type="Embed" ProgID="Visio.Drawing.15" ShapeID="_x0000_i1040" DrawAspect="Content" ObjectID="_1668790409" r:id="rId54"/>
+          <o:OLEObject Type="Embed" ProgID="Visio.Drawing.15" ShapeID="_x0000_i1040" DrawAspect="Content" ObjectID="_1677903223" r:id="rId64"/>
         </w:object>
       </w:r>
     </w:p>
@@ -6652,7 +7793,7 @@
                     </pic:cNvPicPr>
                   </pic:nvPicPr>
                   <pic:blipFill>
-                    <a:blip r:embed="rId55">
+                    <a:blip r:embed="rId65">
                       <a:extLst>
                         <a:ext uri="{28A0092B-C50C-407E-A947-70E740481C1C}">
                           <a14:useLocalDpi xmlns:a14="http://schemas.microsoft.com/office/drawing/2010/main" val="0"/>
@@ -7080,7 +8221,7 @@
           <w:sz w:val="22"/>
         </w:rPr>
       </w:pPr>
-      <w:bookmarkStart w:id="15" w:name="_Hlk58053762"/>
+      <w:bookmarkStart w:id="16" w:name="_Hlk58053762"/>
       <w:r>
         <w:rPr>
           <w:rFonts w:ascii="Tahoma" w:eastAsia="微软雅黑" w:hAnsi="Tahoma" w:hint="eastAsia"/>
@@ -7181,7 +8322,7 @@
                     <pic:cNvPicPr/>
                   </pic:nvPicPr>
                   <pic:blipFill>
-                    <a:blip r:embed="rId56"/>
+                    <a:blip r:embed="rId66"/>
                     <a:stretch>
                       <a:fillRect/>
                     </a:stretch>
@@ -7221,7 +8362,7 @@
                     <pic:cNvPicPr/>
                   </pic:nvPicPr>
                   <pic:blipFill>
-                    <a:blip r:embed="rId57"/>
+                    <a:blip r:embed="rId67"/>
                     <a:stretch>
                       <a:fillRect/>
                     </a:stretch>
@@ -7278,7 +8419,7 @@
                     <pic:cNvPicPr/>
                   </pic:nvPicPr>
                   <pic:blipFill>
-                    <a:blip r:embed="rId58"/>
+                    <a:blip r:embed="rId68"/>
                     <a:stretch>
                       <a:fillRect/>
                     </a:stretch>
@@ -7299,7 +8440,7 @@
         </w:drawing>
       </w:r>
     </w:p>
-    <w:bookmarkEnd w:id="15"/>
+    <w:bookmarkEnd w:id="16"/>
     <w:p>
       <w:pPr>
         <w:widowControl/>
@@ -7389,6 +8530,38 @@
           <w:sz w:val="22"/>
         </w:rPr>
         <w:t>菜单选项边框</w:t>
+      </w:r>
+      <w:r>
+        <w:rPr>
+          <w:rFonts w:ascii="Tahoma" w:eastAsia="微软雅黑" w:hAnsi="Tahoma" w:hint="eastAsia"/>
+          <w:kern w:val="0"/>
+          <w:sz w:val="22"/>
+        </w:rPr>
+        <w:t xml:space="preserve"> </w:t>
+      </w:r>
+      <w:r>
+        <w:rPr>
+          <w:rFonts w:ascii="Tahoma" w:eastAsia="微软雅黑" w:hAnsi="Tahoma" w:hint="eastAsia"/>
+          <w:kern w:val="0"/>
+          <w:sz w:val="22"/>
+        </w:rPr>
+        <w:t>和</w:t>
+      </w:r>
+      <w:r>
+        <w:rPr>
+          <w:rFonts w:ascii="Tahoma" w:eastAsia="微软雅黑" w:hAnsi="Tahoma" w:hint="eastAsia"/>
+          <w:kern w:val="0"/>
+          <w:sz w:val="22"/>
+        </w:rPr>
+        <w:t xml:space="preserve"> </w:t>
+      </w:r>
+      <w:r>
+        <w:rPr>
+          <w:rFonts w:ascii="Tahoma" w:eastAsia="微软雅黑" w:hAnsi="Tahoma" w:hint="eastAsia"/>
+          <w:kern w:val="0"/>
+          <w:sz w:val="22"/>
+        </w:rPr>
+        <w:t>菜单滚动条</w:t>
       </w:r>
       <w:r>
         <w:rPr>
@@ -7461,7 +8634,7 @@
           <w:sz w:val="28"/>
         </w:rPr>
       </w:pPr>
-      <w:bookmarkStart w:id="16" w:name="激活流程"/>
+      <w:bookmarkStart w:id="17" w:name="激活流程"/>
       <w:r>
         <w:rPr>
           <w:rFonts w:hint="eastAsia"/>
@@ -7470,7 +8643,7 @@
         <w:t>激活流程</w:t>
       </w:r>
     </w:p>
-    <w:bookmarkEnd w:id="16"/>
+    <w:bookmarkEnd w:id="17"/>
     <w:p>
       <w:pPr>
         <w:widowControl/>
@@ -7699,7 +8872,7 @@
           <w:sz w:val="28"/>
         </w:rPr>
       </w:pPr>
-      <w:bookmarkStart w:id="17" w:name="激活出列"/>
+      <w:bookmarkStart w:id="18" w:name="激活出列"/>
       <w:r>
         <w:rPr>
           <w:rFonts w:hint="eastAsia"/>
@@ -7708,7 +8881,7 @@
         <w:t>激活出列</w:t>
       </w:r>
     </w:p>
-    <w:bookmarkEnd w:id="17"/>
+    <w:bookmarkEnd w:id="18"/>
     <w:p>
       <w:pPr>
         <w:widowControl/>
@@ -7845,7 +9018,7 @@
                     <pic:cNvPicPr/>
                   </pic:nvPicPr>
                   <pic:blipFill>
-                    <a:blip r:embed="rId59"/>
+                    <a:blip r:embed="rId69"/>
                     <a:stretch>
                       <a:fillRect/>
                     </a:stretch>
@@ -8017,7 +9190,7 @@
                     <pic:cNvPicPr/>
                   </pic:nvPicPr>
                   <pic:blipFill>
-                    <a:blip r:embed="rId60"/>
+                    <a:blip r:embed="rId70"/>
                     <a:stretch>
                       <a:fillRect/>
                     </a:stretch>
@@ -8125,128 +9298,337 @@
           <w:kern w:val="0"/>
           <w:sz w:val="22"/>
         </w:rPr>
-        <w:t>触发顺序</w:t>
-      </w:r>
-    </w:p>
-    <w:p>
-      <w:pPr>
-        <w:widowControl/>
-        <w:jc w:val="left"/>
-        <w:rPr>
-          <w:rFonts w:ascii="Tahoma" w:eastAsia="微软雅黑" w:hAnsi="Tahoma"/>
-          <w:kern w:val="0"/>
-          <w:sz w:val="22"/>
-        </w:rPr>
-      </w:pPr>
-      <w:r>
-        <w:rPr>
-          <w:rFonts w:ascii="Tahoma" w:eastAsia="微软雅黑" w:hAnsi="Tahoma" w:hint="eastAsia"/>
-          <w:kern w:val="0"/>
-          <w:sz w:val="22"/>
-        </w:rPr>
-        <w:t>如果多个按钮相互挤在一起，点击相交的位置，则会触发配置</w:t>
-      </w:r>
-      <w:r>
-        <w:rPr>
-          <w:rFonts w:ascii="Tahoma" w:eastAsia="微软雅黑" w:hAnsi="Tahoma" w:hint="eastAsia"/>
-          <w:kern w:val="0"/>
-          <w:sz w:val="22"/>
-        </w:rPr>
-        <w:t>id</w:t>
-      </w:r>
-      <w:r>
-        <w:rPr>
-          <w:rFonts w:ascii="Tahoma" w:eastAsia="微软雅黑" w:hAnsi="Tahoma" w:hint="eastAsia"/>
-          <w:kern w:val="0"/>
-          <w:sz w:val="22"/>
-        </w:rPr>
-        <w:t>最小</w:t>
-      </w:r>
-      <w:r>
-        <w:rPr>
-          <w:rFonts w:ascii="Tahoma" w:eastAsia="微软雅黑" w:hAnsi="Tahoma" w:hint="eastAsia"/>
-          <w:kern w:val="0"/>
-          <w:sz w:val="22"/>
-        </w:rPr>
-        <w:t>的按钮。</w:t>
-      </w:r>
-    </w:p>
-    <w:p>
-      <w:pPr>
-        <w:widowControl/>
-        <w:adjustRightInd w:val="0"/>
-        <w:snapToGrid w:val="0"/>
-        <w:jc w:val="left"/>
-        <w:rPr>
-          <w:rFonts w:ascii="Tahoma" w:eastAsia="微软雅黑" w:hAnsi="Tahoma"/>
-          <w:kern w:val="0"/>
-          <w:sz w:val="22"/>
-        </w:rPr>
-      </w:pPr>
-      <w:r>
-        <w:rPr>
-          <w:rFonts w:ascii="Tahoma" w:eastAsia="微软雅黑" w:hAnsi="Tahoma" w:hint="eastAsia"/>
-          <w:kern w:val="0"/>
-          <w:sz w:val="22"/>
-        </w:rPr>
-        <w:t>按钮被点击后，如果指定的按钮没有被选中，那么将会选中该按钮。</w:t>
-      </w:r>
-    </w:p>
-    <w:p>
-      <w:pPr>
-        <w:widowControl/>
-        <w:adjustRightInd w:val="0"/>
-        <w:snapToGrid w:val="0"/>
-        <w:jc w:val="left"/>
-        <w:rPr>
-          <w:rFonts w:ascii="Tahoma" w:eastAsia="微软雅黑" w:hAnsi="Tahoma"/>
-          <w:kern w:val="0"/>
-          <w:sz w:val="22"/>
-        </w:rPr>
-      </w:pPr>
-      <w:r>
-        <w:rPr>
-          <w:rFonts w:ascii="Tahoma" w:eastAsia="微软雅黑" w:hAnsi="Tahoma" w:hint="eastAsia"/>
-          <w:kern w:val="0"/>
-          <w:sz w:val="22"/>
-        </w:rPr>
-        <w:t>你也可以开启按钮接近后自动选中功能。</w:t>
-      </w:r>
-    </w:p>
-    <w:p>
-      <w:pPr>
-        <w:widowControl/>
-        <w:adjustRightInd w:val="0"/>
-        <w:snapToGrid w:val="0"/>
-        <w:jc w:val="left"/>
-        <w:rPr>
-          <w:rFonts w:ascii="Tahoma" w:eastAsia="微软雅黑" w:hAnsi="Tahoma"/>
-          <w:kern w:val="0"/>
-          <w:sz w:val="22"/>
-        </w:rPr>
-      </w:pPr>
-      <w:r>
-        <w:rPr>
-          <w:rFonts w:ascii="Tahoma" w:eastAsia="微软雅黑" w:hAnsi="Tahoma" w:hint="eastAsia"/>
-          <w:kern w:val="0"/>
-          <w:sz w:val="22"/>
-        </w:rPr>
-        <w:t>按钮在选中状态被点击，才会进入执行按钮的功能。</w:t>
-      </w:r>
-    </w:p>
-    <w:p>
-      <w:pPr>
-        <w:widowControl/>
-        <w:jc w:val="left"/>
-        <w:rPr>
-          <w:rFonts w:ascii="Tahoma" w:eastAsia="微软雅黑" w:hAnsi="Tahoma"/>
+        <w:t>触发</w:t>
+      </w:r>
+      <w:r>
+        <w:rPr>
+          <w:rFonts w:ascii="Tahoma" w:eastAsia="微软雅黑" w:hAnsi="Tahoma" w:hint="eastAsia"/>
           <w:b/>
           <w:bCs/>
           <w:kern w:val="0"/>
           <w:sz w:val="22"/>
         </w:rPr>
-      </w:pPr>
-      <w:r>
+        <w:t>范围</w:t>
+      </w:r>
+    </w:p>
+    <w:p>
+      <w:pPr>
+        <w:rPr>
+          <w:rFonts w:ascii="Tahoma" w:eastAsia="微软雅黑" w:hAnsi="Tahoma"/>
+          <w:kern w:val="0"/>
+          <w:sz w:val="22"/>
+        </w:rPr>
+      </w:pPr>
+      <w:r>
+        <w:rPr>
+          <w:rFonts w:ascii="Tahoma" w:eastAsia="微软雅黑" w:hAnsi="Tahoma" w:hint="eastAsia"/>
+          <w:kern w:val="0"/>
+          <w:sz w:val="22"/>
+        </w:rPr>
+        <w:t>按钮的触发范围，是以配置的资源贴图的范围而定的。</w:t>
+      </w:r>
+    </w:p>
+    <w:p>
+      <w:pPr>
+        <w:snapToGrid w:val="0"/>
+        <w:rPr>
+          <w:rFonts w:ascii="Tahoma" w:eastAsia="微软雅黑" w:hAnsi="Tahoma"/>
+          <w:kern w:val="0"/>
+          <w:sz w:val="22"/>
+        </w:rPr>
+      </w:pPr>
+      <w:r>
+        <w:rPr>
+          <w:rFonts w:ascii="Tahoma" w:eastAsia="微软雅黑" w:hAnsi="Tahoma" w:hint="eastAsia"/>
+          <w:kern w:val="0"/>
+          <w:sz w:val="22"/>
+        </w:rPr>
+        <w:t>比如，如果你</w:t>
+      </w:r>
+      <w:r>
+        <w:rPr>
+          <w:rFonts w:ascii="Tahoma" w:eastAsia="微软雅黑" w:hAnsi="Tahoma" w:hint="eastAsia"/>
+          <w:kern w:val="0"/>
+          <w:sz w:val="22"/>
+        </w:rPr>
+        <w:t>开启了</w:t>
+      </w:r>
+      <w:r>
+        <w:rPr>
+          <w:rFonts w:ascii="Tahoma" w:eastAsia="微软雅黑" w:hAnsi="Tahoma"/>
+          <w:kern w:val="0"/>
+          <w:sz w:val="22"/>
+        </w:rPr>
+        <w:t>”</w:t>
+      </w:r>
+      <w:r>
+        <w:rPr>
+          <w:rFonts w:ascii="Tahoma" w:eastAsia="微软雅黑" w:hAnsi="Tahoma" w:hint="eastAsia"/>
+          <w:kern w:val="0"/>
+          <w:sz w:val="22"/>
+        </w:rPr>
+        <w:t>按钮接近后自动选中</w:t>
+      </w:r>
+      <w:r>
+        <w:rPr>
+          <w:rFonts w:ascii="Tahoma" w:eastAsia="微软雅黑" w:hAnsi="Tahoma"/>
+          <w:kern w:val="0"/>
+          <w:sz w:val="22"/>
+        </w:rPr>
+        <w:t>”</w:t>
+      </w:r>
+      <w:r>
+        <w:rPr>
+          <w:rFonts w:ascii="Tahoma" w:eastAsia="微软雅黑" w:hAnsi="Tahoma" w:hint="eastAsia"/>
+          <w:kern w:val="0"/>
+          <w:sz w:val="22"/>
+        </w:rPr>
+        <w:t>功能</w:t>
+      </w:r>
+      <w:r>
+        <w:rPr>
+          <w:rFonts w:ascii="Tahoma" w:eastAsia="微软雅黑" w:hAnsi="Tahoma" w:hint="eastAsia"/>
+          <w:kern w:val="0"/>
+          <w:sz w:val="22"/>
+        </w:rPr>
+        <w:t>，你会发现按钮</w:t>
+      </w:r>
+      <w:r>
+        <w:rPr>
+          <w:rFonts w:ascii="Tahoma" w:eastAsia="微软雅黑" w:hAnsi="Tahoma" w:hint="eastAsia"/>
+          <w:kern w:val="0"/>
+          <w:sz w:val="22"/>
+        </w:rPr>
+        <w:t>接近</w:t>
+      </w:r>
+      <w:r>
+        <w:rPr>
+          <w:rFonts w:ascii="Tahoma" w:eastAsia="微软雅黑" w:hAnsi="Tahoma" w:hint="eastAsia"/>
+          <w:kern w:val="0"/>
+          <w:sz w:val="22"/>
+        </w:rPr>
+        <w:t>激活</w:t>
+      </w:r>
+      <w:r>
+        <w:rPr>
+          <w:rFonts w:ascii="Tahoma" w:eastAsia="微软雅黑" w:hAnsi="Tahoma" w:hint="eastAsia"/>
+          <w:kern w:val="0"/>
+          <w:sz w:val="22"/>
+        </w:rPr>
+        <w:t>的</w:t>
+      </w:r>
+      <w:r>
+        <w:rPr>
+          <w:rFonts w:ascii="Tahoma" w:eastAsia="微软雅黑" w:hAnsi="Tahoma" w:hint="eastAsia"/>
+          <w:kern w:val="0"/>
+          <w:sz w:val="22"/>
+        </w:rPr>
+        <w:t>范围是</w:t>
+      </w:r>
+      <w:r>
+        <w:rPr>
+          <w:rFonts w:ascii="Tahoma" w:eastAsia="微软雅黑" w:hAnsi="Tahoma" w:hint="eastAsia"/>
+          <w:kern w:val="0"/>
+          <w:sz w:val="22"/>
+        </w:rPr>
+        <w:t>矩</w:t>
+      </w:r>
+      <w:r>
+        <w:rPr>
+          <w:rFonts w:ascii="Tahoma" w:eastAsia="微软雅黑" w:hAnsi="Tahoma" w:hint="eastAsia"/>
+          <w:kern w:val="0"/>
+          <w:sz w:val="22"/>
+        </w:rPr>
+        <w:t>形</w:t>
+      </w:r>
+      <w:r>
+        <w:rPr>
+          <w:rFonts w:ascii="Tahoma" w:eastAsia="微软雅黑" w:hAnsi="Tahoma" w:hint="eastAsia"/>
+          <w:kern w:val="0"/>
+          <w:sz w:val="22"/>
+        </w:rPr>
+        <w:t>的</w:t>
+      </w:r>
+      <w:r>
+        <w:rPr>
+          <w:rFonts w:ascii="Tahoma" w:eastAsia="微软雅黑" w:hAnsi="Tahoma" w:hint="eastAsia"/>
+          <w:kern w:val="0"/>
+          <w:sz w:val="22"/>
+        </w:rPr>
+        <w:t>区域</w:t>
+      </w:r>
+      <w:r>
+        <w:rPr>
+          <w:rFonts w:ascii="Tahoma" w:eastAsia="微软雅黑" w:hAnsi="Tahoma" w:hint="eastAsia"/>
+          <w:kern w:val="0"/>
+          <w:sz w:val="22"/>
+        </w:rPr>
+        <w:t>。</w:t>
+      </w:r>
+      <w:r>
+        <w:rPr>
+          <w:rFonts w:ascii="Tahoma" w:eastAsia="微软雅黑" w:hAnsi="Tahoma" w:hint="eastAsia"/>
+          <w:kern w:val="0"/>
+          <w:sz w:val="22"/>
+        </w:rPr>
+        <w:t>这个</w:t>
+      </w:r>
+      <w:r>
+        <w:rPr>
+          <w:rFonts w:ascii="Tahoma" w:eastAsia="微软雅黑" w:hAnsi="Tahoma" w:hint="eastAsia"/>
+          <w:kern w:val="0"/>
+          <w:sz w:val="22"/>
+        </w:rPr>
+        <w:t>矩</w:t>
+      </w:r>
+      <w:r>
+        <w:rPr>
+          <w:rFonts w:ascii="Tahoma" w:eastAsia="微软雅黑" w:hAnsi="Tahoma" w:hint="eastAsia"/>
+          <w:kern w:val="0"/>
+          <w:sz w:val="22"/>
+        </w:rPr>
+        <w:t>形区域就是资源图片的高宽。</w:t>
+      </w:r>
+    </w:p>
+    <w:p>
+      <w:pPr>
+        <w:widowControl/>
+        <w:jc w:val="center"/>
+        <w:rPr>
+          <w:rFonts w:ascii="宋体" w:eastAsia="宋体" w:hAnsi="宋体" w:cs="宋体"/>
+          <w:kern w:val="0"/>
+          <w:sz w:val="24"/>
+          <w:szCs w:val="24"/>
+        </w:rPr>
+      </w:pPr>
+      <w:r>
+        <w:rPr>
+          <w:rFonts w:ascii="宋体" w:eastAsia="宋体" w:hAnsi="宋体" w:cs="宋体"/>
+          <w:noProof/>
+          <w:kern w:val="0"/>
+          <w:sz w:val="24"/>
+          <w:szCs w:val="24"/>
+        </w:rPr>
+        <w:drawing>
+          <wp:inline distT="0" distB="0" distL="0" distR="0" wp14:anchorId="1924AE32" wp14:editId="79969C8A">
+            <wp:extent cx="1348740" cy="1005935"/>
+            <wp:effectExtent l="0" t="0" r="3810" b="3810"/>
+            <wp:docPr id="25" name="图片 25"/>
+            <wp:cNvGraphicFramePr>
+              <a:graphicFrameLocks xmlns:a="http://schemas.openxmlformats.org/drawingml/2006/main" noChangeAspect="1"/>
+            </wp:cNvGraphicFramePr>
+            <a:graphic xmlns:a="http://schemas.openxmlformats.org/drawingml/2006/main">
+              <a:graphicData uri="http://schemas.openxmlformats.org/drawingml/2006/picture">
+                <pic:pic xmlns:pic="http://schemas.openxmlformats.org/drawingml/2006/picture">
+                  <pic:nvPicPr>
+                    <pic:cNvPr id="0" name="Picture 30"/>
+                    <pic:cNvPicPr>
+                      <a:picLocks noChangeAspect="1" noChangeArrowheads="1"/>
+                    </pic:cNvPicPr>
+                  </pic:nvPicPr>
+                  <pic:blipFill>
+                    <a:blip r:embed="rId71">
+                      <a:extLst>
+                        <a:ext uri="{28A0092B-C50C-407E-A947-70E740481C1C}">
+                          <a14:useLocalDpi xmlns:a14="http://schemas.microsoft.com/office/drawing/2010/main" val="0"/>
+                        </a:ext>
+                      </a:extLst>
+                    </a:blip>
+                    <a:srcRect/>
+                    <a:stretch>
+                      <a:fillRect/>
+                    </a:stretch>
+                  </pic:blipFill>
+                  <pic:spPr bwMode="auto">
+                    <a:xfrm>
+                      <a:off x="0" y="0"/>
+                      <a:ext cx="1356257" cy="1011542"/>
+                    </a:xfrm>
+                    <a:prstGeom prst="rect">
+                      <a:avLst/>
+                    </a:prstGeom>
+                    <a:noFill/>
+                    <a:ln>
+                      <a:noFill/>
+                    </a:ln>
+                  </pic:spPr>
+                </pic:pic>
+              </a:graphicData>
+            </a:graphic>
+          </wp:inline>
+        </w:drawing>
+      </w:r>
+      <w:r>
+        <w:rPr>
+          <w:rFonts w:ascii="宋体" w:eastAsia="宋体" w:hAnsi="宋体" w:cs="宋体" w:hint="eastAsia"/>
+          <w:kern w:val="0"/>
+          <w:sz w:val="24"/>
+          <w:szCs w:val="24"/>
+        </w:rPr>
+        <w:t xml:space="preserve"> </w:t>
+      </w:r>
+      <w:r>
+        <w:rPr>
+          <w:rFonts w:ascii="宋体" w:eastAsia="宋体" w:hAnsi="宋体" w:cs="宋体"/>
+          <w:noProof/>
+          <w:kern w:val="0"/>
+          <w:sz w:val="24"/>
+          <w:szCs w:val="24"/>
+        </w:rPr>
+        <w:drawing>
+          <wp:inline distT="0" distB="0" distL="0" distR="0" wp14:anchorId="6F3B4618" wp14:editId="2F98DDA0">
+            <wp:extent cx="1143000" cy="1003448"/>
+            <wp:effectExtent l="0" t="0" r="0" b="6350"/>
+            <wp:docPr id="26" name="图片 26"/>
+            <wp:cNvGraphicFramePr>
+              <a:graphicFrameLocks xmlns:a="http://schemas.openxmlformats.org/drawingml/2006/main" noChangeAspect="1"/>
+            </wp:cNvGraphicFramePr>
+            <a:graphic xmlns:a="http://schemas.openxmlformats.org/drawingml/2006/main">
+              <a:graphicData uri="http://schemas.openxmlformats.org/drawingml/2006/picture">
+                <pic:pic xmlns:pic="http://schemas.openxmlformats.org/drawingml/2006/picture">
+                  <pic:nvPicPr>
+                    <pic:cNvPr id="0" name="Picture 32"/>
+                    <pic:cNvPicPr>
+                      <a:picLocks noChangeAspect="1" noChangeArrowheads="1"/>
+                    </pic:cNvPicPr>
+                  </pic:nvPicPr>
+                  <pic:blipFill>
+                    <a:blip r:embed="rId72">
+                      <a:extLst>
+                        <a:ext uri="{28A0092B-C50C-407E-A947-70E740481C1C}">
+                          <a14:useLocalDpi xmlns:a14="http://schemas.microsoft.com/office/drawing/2010/main" val="0"/>
+                        </a:ext>
+                      </a:extLst>
+                    </a:blip>
+                    <a:srcRect/>
+                    <a:stretch>
+                      <a:fillRect/>
+                    </a:stretch>
+                  </pic:blipFill>
+                  <pic:spPr bwMode="auto">
+                    <a:xfrm>
+                      <a:off x="0" y="0"/>
+                      <a:ext cx="1156378" cy="1015193"/>
+                    </a:xfrm>
+                    <a:prstGeom prst="rect">
+                      <a:avLst/>
+                    </a:prstGeom>
+                    <a:noFill/>
+                    <a:ln>
+                      <a:noFill/>
+                    </a:ln>
+                  </pic:spPr>
+                </pic:pic>
+              </a:graphicData>
+            </a:graphic>
+          </wp:inline>
+        </w:drawing>
+      </w:r>
+    </w:p>
+    <w:p>
+      <w:pPr>
+        <w:widowControl/>
+        <w:jc w:val="left"/>
         <w:rPr>
           <w:rFonts w:ascii="Tahoma" w:eastAsia="微软雅黑" w:hAnsi="Tahoma"/>
           <w:b/>
@@ -8254,7 +9636,213 @@
           <w:kern w:val="0"/>
           <w:sz w:val="22"/>
         </w:rPr>
+      </w:pPr>
+      <w:r>
+        <w:rPr>
+          <w:rFonts w:ascii="Tahoma" w:eastAsia="微软雅黑" w:hAnsi="Tahoma"/>
+          <w:b/>
+          <w:bCs/>
+          <w:kern w:val="0"/>
+          <w:sz w:val="22"/>
+        </w:rPr>
         <w:t>2</w:t>
+      </w:r>
+      <w:r>
+        <w:rPr>
+          <w:rFonts w:ascii="Tahoma" w:eastAsia="微软雅黑" w:hAnsi="Tahoma" w:hint="eastAsia"/>
+          <w:b/>
+          <w:bCs/>
+          <w:kern w:val="0"/>
+          <w:sz w:val="22"/>
+        </w:rPr>
+        <w:t>）</w:t>
+      </w:r>
+      <w:r>
+        <w:rPr>
+          <w:rFonts w:ascii="Tahoma" w:eastAsia="微软雅黑" w:hAnsi="Tahoma" w:hint="eastAsia"/>
+          <w:b/>
+          <w:bCs/>
+          <w:kern w:val="0"/>
+          <w:sz w:val="22"/>
+        </w:rPr>
+        <w:t>触发顺序</w:t>
+      </w:r>
+    </w:p>
+    <w:p>
+      <w:pPr>
+        <w:widowControl/>
+        <w:jc w:val="left"/>
+        <w:rPr>
+          <w:rFonts w:ascii="Tahoma" w:eastAsia="微软雅黑" w:hAnsi="Tahoma"/>
+          <w:kern w:val="0"/>
+          <w:sz w:val="22"/>
+        </w:rPr>
+      </w:pPr>
+      <w:r>
+        <w:rPr>
+          <w:rFonts w:ascii="Tahoma" w:eastAsia="微软雅黑" w:hAnsi="Tahoma" w:hint="eastAsia"/>
+          <w:kern w:val="0"/>
+          <w:sz w:val="22"/>
+        </w:rPr>
+        <w:t>如果多个按钮相互挤在一起，点击相交的位置，则会触发配置</w:t>
+      </w:r>
+      <w:r>
+        <w:rPr>
+          <w:rFonts w:ascii="Tahoma" w:eastAsia="微软雅黑" w:hAnsi="Tahoma" w:hint="eastAsia"/>
+          <w:kern w:val="0"/>
+          <w:sz w:val="22"/>
+        </w:rPr>
+        <w:t>id</w:t>
+      </w:r>
+      <w:r>
+        <w:rPr>
+          <w:rFonts w:ascii="Tahoma" w:eastAsia="微软雅黑" w:hAnsi="Tahoma" w:hint="eastAsia"/>
+          <w:kern w:val="0"/>
+          <w:sz w:val="22"/>
+        </w:rPr>
+        <w:t>最小</w:t>
+      </w:r>
+      <w:r>
+        <w:rPr>
+          <w:rFonts w:ascii="Tahoma" w:eastAsia="微软雅黑" w:hAnsi="Tahoma" w:hint="eastAsia"/>
+          <w:kern w:val="0"/>
+          <w:sz w:val="22"/>
+        </w:rPr>
+        <w:t>的按钮。</w:t>
+      </w:r>
+    </w:p>
+    <w:p>
+      <w:pPr>
+        <w:widowControl/>
+        <w:jc w:val="center"/>
+        <w:rPr>
+          <w:rFonts w:ascii="宋体" w:eastAsia="宋体" w:hAnsi="宋体" w:cs="宋体"/>
+          <w:kern w:val="0"/>
+          <w:sz w:val="24"/>
+          <w:szCs w:val="24"/>
+        </w:rPr>
+      </w:pPr>
+      <w:r>
+        <w:rPr>
+          <w:rFonts w:ascii="宋体" w:eastAsia="宋体" w:hAnsi="宋体" w:cs="宋体"/>
+          <w:noProof/>
+          <w:kern w:val="0"/>
+          <w:sz w:val="24"/>
+          <w:szCs w:val="24"/>
+        </w:rPr>
+        <w:drawing>
+          <wp:inline distT="0" distB="0" distL="0" distR="0" wp14:anchorId="4906794F" wp14:editId="1E08EC6A">
+            <wp:extent cx="2095500" cy="1028347"/>
+            <wp:effectExtent l="0" t="0" r="0" b="635"/>
+            <wp:docPr id="28" name="图片 28"/>
+            <wp:cNvGraphicFramePr>
+              <a:graphicFrameLocks xmlns:a="http://schemas.openxmlformats.org/drawingml/2006/main" noChangeAspect="1"/>
+            </wp:cNvGraphicFramePr>
+            <a:graphic xmlns:a="http://schemas.openxmlformats.org/drawingml/2006/main">
+              <a:graphicData uri="http://schemas.openxmlformats.org/drawingml/2006/picture">
+                <pic:pic xmlns:pic="http://schemas.openxmlformats.org/drawingml/2006/picture">
+                  <pic:nvPicPr>
+                    <pic:cNvPr id="0" name="Picture 34"/>
+                    <pic:cNvPicPr>
+                      <a:picLocks noChangeAspect="1" noChangeArrowheads="1"/>
+                    </pic:cNvPicPr>
+                  </pic:nvPicPr>
+                  <pic:blipFill>
+                    <a:blip r:embed="rId73">
+                      <a:extLst>
+                        <a:ext uri="{28A0092B-C50C-407E-A947-70E740481C1C}">
+                          <a14:useLocalDpi xmlns:a14="http://schemas.microsoft.com/office/drawing/2010/main" val="0"/>
+                        </a:ext>
+                      </a:extLst>
+                    </a:blip>
+                    <a:srcRect/>
+                    <a:stretch>
+                      <a:fillRect/>
+                    </a:stretch>
+                  </pic:blipFill>
+                  <pic:spPr bwMode="auto">
+                    <a:xfrm>
+                      <a:off x="0" y="0"/>
+                      <a:ext cx="2101943" cy="1031509"/>
+                    </a:xfrm>
+                    <a:prstGeom prst="rect">
+                      <a:avLst/>
+                    </a:prstGeom>
+                    <a:noFill/>
+                    <a:ln>
+                      <a:noFill/>
+                    </a:ln>
+                  </pic:spPr>
+                </pic:pic>
+              </a:graphicData>
+            </a:graphic>
+          </wp:inline>
+        </w:drawing>
+      </w:r>
+    </w:p>
+    <w:p>
+      <w:pPr>
+        <w:widowControl/>
+        <w:adjustRightInd w:val="0"/>
+        <w:snapToGrid w:val="0"/>
+        <w:jc w:val="left"/>
+        <w:rPr>
+          <w:rFonts w:ascii="Tahoma" w:eastAsia="微软雅黑" w:hAnsi="Tahoma"/>
+          <w:kern w:val="0"/>
+          <w:sz w:val="22"/>
+        </w:rPr>
+      </w:pPr>
+      <w:r>
+        <w:rPr>
+          <w:rFonts w:ascii="Tahoma" w:eastAsia="微软雅黑" w:hAnsi="Tahoma" w:hint="eastAsia"/>
+          <w:kern w:val="0"/>
+          <w:sz w:val="22"/>
+        </w:rPr>
+        <w:t>按钮被点击后，如果指定的按钮没有被选中，那么将会选中该按钮。</w:t>
+      </w:r>
+    </w:p>
+    <w:p>
+      <w:pPr>
+        <w:widowControl/>
+        <w:adjustRightInd w:val="0"/>
+        <w:snapToGrid w:val="0"/>
+        <w:jc w:val="left"/>
+        <w:rPr>
+          <w:rFonts w:ascii="Tahoma" w:eastAsia="微软雅黑" w:hAnsi="Tahoma"/>
+          <w:kern w:val="0"/>
+          <w:sz w:val="22"/>
+        </w:rPr>
+      </w:pPr>
+      <w:r>
+        <w:rPr>
+          <w:rFonts w:ascii="Tahoma" w:eastAsia="微软雅黑" w:hAnsi="Tahoma" w:hint="eastAsia"/>
+          <w:kern w:val="0"/>
+          <w:sz w:val="22"/>
+        </w:rPr>
+        <w:t>按钮在选中状态被点击，才会进入执行按钮的功能。</w:t>
+      </w:r>
+    </w:p>
+    <w:p>
+      <w:pPr>
+        <w:widowControl/>
+        <w:jc w:val="left"/>
+        <w:rPr>
+          <w:rFonts w:ascii="Tahoma" w:eastAsia="微软雅黑" w:hAnsi="Tahoma"/>
+          <w:b/>
+          <w:bCs/>
+          <w:kern w:val="0"/>
+          <w:sz w:val="22"/>
+        </w:rPr>
+      </w:pPr>
+      <w:r>
+        <w:rPr>
+          <w:rFonts w:ascii="Tahoma" w:eastAsia="微软雅黑" w:hAnsi="Tahoma"/>
+          <w:b/>
+          <w:bCs/>
+          <w:kern w:val="0"/>
+          <w:sz w:val="22"/>
+        </w:rPr>
+        <w:t>3</w:t>
       </w:r>
       <w:r>
         <w:rPr>
@@ -8351,7 +9939,7 @@
                     <pic:cNvPicPr/>
                   </pic:nvPicPr>
                   <pic:blipFill>
-                    <a:blip r:embed="rId61"/>
+                    <a:blip r:embed="rId74"/>
                     <a:stretch>
                       <a:fillRect/>
                     </a:stretch>
@@ -8639,9 +10227,9 @@
       <w:r>
         <w:object w:dxaOrig="5580" w:dyaOrig="4273" w14:anchorId="52640707">
           <v:shape id="_x0000_i1041" type="#_x0000_t75" style="width:237.6pt;height:181.8pt" o:ole="">
-            <v:imagedata r:id="rId62" o:title=""/>
+            <v:imagedata r:id="rId75" o:title=""/>
           </v:shape>
-          <o:OLEObject Type="Embed" ProgID="Visio.Drawing.15" ShapeID="_x0000_i1041" DrawAspect="Content" ObjectID="_1668790410" r:id="rId63"/>
+          <o:OLEObject Type="Embed" ProgID="Visio.Drawing.15" ShapeID="_x0000_i1041" DrawAspect="Content" ObjectID="_1677903224" r:id="rId76"/>
         </w:object>
       </w:r>
     </w:p>
@@ -8670,7 +10258,7 @@
                     <pic:cNvPicPr/>
                   </pic:nvPicPr>
                   <pic:blipFill>
-                    <a:blip r:embed="rId64"/>
+                    <a:blip r:embed="rId77"/>
                     <a:stretch>
                       <a:fillRect/>
                     </a:stretch>
@@ -8980,6 +10568,7 @@
     <w:lsdException w:name="HTML Sample" w:semiHidden="1" w:unhideWhenUsed="1"/>
     <w:lsdException w:name="HTML Typewriter" w:semiHidden="1" w:unhideWhenUsed="1"/>
     <w:lsdException w:name="HTML Variable" w:semiHidden="1" w:unhideWhenUsed="1"/>
+    <w:lsdException w:name="Normal Table" w:semiHidden="1" w:unhideWhenUsed="1"/>
     <w:lsdException w:name="annotation subject" w:semiHidden="1" w:unhideWhenUsed="1"/>
     <w:lsdException w:name="No List" w:semiHidden="1" w:unhideWhenUsed="1"/>
     <w:lsdException w:name="Outline List 1" w:semiHidden="1" w:unhideWhenUsed="1"/>
@@ -9022,8 +10611,11 @@
     <w:lsdException w:name="Table Contemporary" w:semiHidden="1" w:unhideWhenUsed="1"/>
     <w:lsdException w:name="Table Elegant" w:semiHidden="1" w:unhideWhenUsed="1"/>
     <w:lsdException w:name="Table Professional" w:semiHidden="1" w:unhideWhenUsed="1"/>
+    <w:lsdException w:name="Table Subtle 1" w:semiHidden="1" w:unhideWhenUsed="1"/>
     <w:lsdException w:name="Table Subtle 2" w:semiHidden="1" w:unhideWhenUsed="1"/>
     <w:lsdException w:name="Table Web 1" w:semiHidden="1" w:unhideWhenUsed="1"/>
+    <w:lsdException w:name="Table Web 2" w:semiHidden="1" w:unhideWhenUsed="1"/>
+    <w:lsdException w:name="Table Web 3" w:semiHidden="1" w:unhideWhenUsed="1"/>
     <w:lsdException w:name="Balloon Text" w:semiHidden="1" w:unhideWhenUsed="1"/>
     <w:lsdException w:name="Table Grid" w:uiPriority="39"/>
     <w:lsdException w:name="Table Theme" w:semiHidden="1" w:unhideWhenUsed="1"/>
@@ -9646,6 +11238,18 @@
       <w:shd w:val="clear" w:color="auto" w:fill="E1DFDD"/>
     </w:rPr>
   </w:style>
+  <w:style w:type="character" w:styleId="af4">
+    <w:name w:val="Unresolved Mention"/>
+    <w:basedOn w:val="a0"/>
+    <w:uiPriority w:val="99"/>
+    <w:semiHidden/>
+    <w:unhideWhenUsed/>
+    <w:rsid w:val="00673A28"/>
+    <w:rPr>
+      <w:color w:val="605E5C"/>
+      <w:shd w:val="clear" w:color="auto" w:fill="E1DFDD"/>
+    </w:rPr>
+  </w:style>
 </w:styles>
 </file>
 
